--- a/zht/docx/036.content.docx
+++ b/zht/docx/036.content.docx
@@ -19,7 +19,7 @@
         <w:rPr>
           <w:lang w:val="zh_TW" w:bidi="zh_TW"/>
         </w:rPr>
-        <w:t>Resource: 聖經詞典 (Tyndale)</w:t>
+        <w:t>Resource: Tyndale Open Bible Dictionary</w:t>
       </w:r>
       <w:r>
         <w:rPr>
@@ -112,7 +112,7 @@
         <w:rPr>
           <w:lang w:val="zh_TW" w:bidi="zh_TW"/>
         </w:rPr>
-        <w:t>聖經詞典 (Tyndale)</w:t>
+        <w:t>Tyndale Open Bible Dictionary</w:t>
       </w:r>
     </w:p>
     <w:p>
@@ -149,7 +149,7 @@
         <w:rPr>
           <w:lang w:val="zh_TW" w:bidi="zh_TW"/>
         </w:rPr>
-        <w:t>feng</w:t>
+        <w:t>fang</w:t>
       </w:r>
       <w:r>
         <w:rPr>
@@ -212,7 +212,7 @@
         <w:rPr>
           <w:lang w:val="zh_TW" w:bidi="zh_TW"/>
         </w:rPr>
-        <w:t>風琴</w:t>
+        <w:t>房角石</w:t>
       </w:r>
       <w:r>
         <w:rPr>
@@ -231,108 +231,7 @@
         <w:rPr>
           <w:lang w:val="zh_TW" w:bidi="zh_TW"/>
         </w:rPr>
-        <w:t>一些聖經譯本對於</w:t>
-      </w:r>
-      <w:hyperlink r:id="rId13">
-        <w:r>
-          <w:rPr>
-            <w:lang w:val="zh_TW" w:bidi="zh_TW"/>
-          </w:rPr>
-          <w:rPr>
-            <w:color w:val="0000EE"/>
-            <w:u w:val="single"/>
-          </w:rPr>
-          <w:t>創世記四章21節</w:t>
-        </w:r>
-      </w:hyperlink>
-      <w:r>
-        <w:rPr>
-          <w:lang w:val="zh_TW" w:bidi="zh_TW"/>
-        </w:rPr>
-        <w:t>；</w:t>
-      </w:r>
-      <w:hyperlink r:id="rId14">
-        <w:r>
-          <w:rPr>
-            <w:lang w:val="zh_TW" w:bidi="zh_TW"/>
-          </w:rPr>
-          <w:rPr>
-            <w:color w:val="0000EE"/>
-            <w:u w:val="single"/>
-          </w:rPr>
-          <w:t>約伯記二十一章12節</w:t>
-        </w:r>
-      </w:hyperlink>
-      <w:r>
-        <w:rPr>
-          <w:lang w:val="zh_TW" w:bidi="zh_TW"/>
-        </w:rPr>
-        <w:t>，</w:t>
-      </w:r>
-      <w:hyperlink r:id="rId15">
-        <w:r>
-          <w:rPr>
-            <w:lang w:val="zh_TW" w:bidi="zh_TW"/>
-          </w:rPr>
-          <w:rPr>
-            <w:color w:val="0000EE"/>
-            <w:u w:val="single"/>
-          </w:rPr>
-          <w:t>三十章31節</w:t>
-        </w:r>
-      </w:hyperlink>
-      <w:r>
-        <w:rPr>
-          <w:lang w:val="zh_TW" w:bidi="zh_TW"/>
-        </w:rPr>
-        <w:t>和</w:t>
-      </w:r>
-      <w:hyperlink r:id="rId16">
-        <w:r>
-          <w:rPr>
-            <w:lang w:val="zh_TW" w:bidi="zh_TW"/>
-          </w:rPr>
-          <w:rPr>
-            <w:color w:val="0000EE"/>
-            <w:u w:val="single"/>
-          </w:rPr>
-          <w:t>詩篇一五〇篇4節</w:t>
-        </w:r>
-      </w:hyperlink>
-      <w:r>
-        <w:rPr>
-          <w:lang w:val="zh_TW" w:bidi="zh_TW"/>
-        </w:rPr>
-        <w:t>中「簫」的誤譯。</w:t>
-      </w:r>
-      <w:r>
-        <w:rPr>
-          <w:i/>
-          <w:lang w:val="zh_TW" w:bidi="zh_TW"/>
-        </w:rPr>
-        <w:t>見</w:t>
-      </w:r>
-      <w:r>
-        <w:rPr>
-          <w:lang w:val="zh_TW" w:bidi="zh_TW"/>
-        </w:rPr>
-        <w:t>樂器（烏加布）</w:t>
-      </w:r>
-      <w:r>
-        <w:rPr>
-          <w:lang w:val="zh_TW" w:bidi="zh_TW"/>
-        </w:rPr>
-        <w:t>。</w:t>
-      </w:r>
-      <w:r>
-        <w:rPr>
-          <w:lang w:val="zh_TW" w:bidi="zh_TW"/>
-        </w:rPr>
-      </w:r>
-      <w:r>
-        <w:rPr>
-          <w:lang w:val="zh_TW" w:bidi="zh_TW"/>
-        </w:rPr>
+        <w:t>新約中用以描述耶穌崇高地位的術語。</w:t>
       </w:r>
     </w:p>
     <w:p>
@@ -342,21 +241,101 @@
           <w:lang w:val="zh_TW" w:bidi="zh_TW"/>
         </w:rPr>
       </w:r>
-    </w:p>
-    <w:p>
-      <w:pPr>
-        <w:pStyle w:val="Heading2"/>
-      </w:pPr>
-      <w:r>
-        <w:rPr>
-          <w:lang w:val="zh_TW" w:bidi="zh_TW"/>
-        </w:rPr>
-        <w:t>豐滿（充滿、豐盛）</w:t>
-      </w:r>
-      <w:r>
-        <w:rPr>
-          <w:lang w:val="zh_TW" w:bidi="zh_TW"/>
-        </w:rPr>
+      <w:r>
+        <w:rPr>
+          <w:lang w:val="zh_TW" w:bidi="zh_TW"/>
+        </w:rPr>
+        <w:t>耶穌在凶惡園戶的比喻中使用這個詞來指自己（</w:t>
+      </w:r>
+      <w:hyperlink r:id="rId13">
+        <w:r>
+          <w:rPr>
+            <w:lang w:val="zh_TW" w:bidi="zh_TW"/>
+          </w:rPr>
+          <w:rPr>
+            <w:color w:val="0000EE"/>
+            <w:u w:val="single"/>
+          </w:rPr>
+          <w:t>太21:42</w:t>
+        </w:r>
+      </w:hyperlink>
+      <w:r>
+        <w:rPr>
+          <w:lang w:val="zh_TW" w:bidi="zh_TW"/>
+        </w:rPr>
+        <w:t>；</w:t>
+      </w:r>
+      <w:hyperlink r:id="rId14">
+        <w:r>
+          <w:rPr>
+            <w:lang w:val="zh_TW" w:bidi="zh_TW"/>
+          </w:rPr>
+          <w:rPr>
+            <w:color w:val="0000EE"/>
+            <w:u w:val="single"/>
+          </w:rPr>
+          <w:t>可12:10</w:t>
+        </w:r>
+      </w:hyperlink>
+      <w:r>
+        <w:rPr>
+          <w:lang w:val="zh_TW" w:bidi="zh_TW"/>
+        </w:rPr>
+        <w:t>；</w:t>
+      </w:r>
+      <w:hyperlink r:id="rId15">
+        <w:r>
+          <w:rPr>
+            <w:lang w:val="zh_TW" w:bidi="zh_TW"/>
+          </w:rPr>
+          <w:rPr>
+            <w:color w:val="0000EE"/>
+            <w:u w:val="single"/>
+          </w:rPr>
+          <w:t>路20:17</w:t>
+        </w:r>
+      </w:hyperlink>
+      <w:r>
+        <w:rPr>
+          <w:lang w:val="zh_TW" w:bidi="zh_TW"/>
+        </w:rPr>
+        <w:t>）。此比喻的背景是耶穌在耶路撒冷最後的事工期間，潔淨聖殿後，猶太宗教領袖質疑祂的行動。耶穌用比喻回應他們，象徵性地描述了耶穌與這些領袖的關係。比喻中，猶太宗教領袖被描繪為看守葡萄園的惡園戶，葡萄園象徵神的百姓。惡園戶拒絕尊敬園主（代表神），最終殺害了園主的兒子（象徵耶穌）。比喻預言了耶穌的受死，耶穌引用猶太領袖熟悉的經文</w:t>
+      </w:r>
+      <w:hyperlink r:id="rId16">
+        <w:r>
+          <w:rPr>
+            <w:lang w:val="zh_TW" w:bidi="zh_TW"/>
+          </w:rPr>
+          <w:rPr>
+            <w:color w:val="0000EE"/>
+            <w:u w:val="single"/>
+          </w:rPr>
+          <w:t>詩篇一一八篇22至23節</w:t>
+        </w:r>
+      </w:hyperlink>
+      <w:r>
+        <w:rPr>
+          <w:lang w:val="zh_TW" w:bidi="zh_TW"/>
+        </w:rPr>
+        <w:t>（參</w:t>
+      </w:r>
+      <w:hyperlink r:id="rId17">
+        <w:r>
+          <w:rPr>
+            <w:lang w:val="zh_TW" w:bidi="zh_TW"/>
+          </w:rPr>
+          <w:rPr>
+            <w:color w:val="0000EE"/>
+            <w:u w:val="single"/>
+          </w:rPr>
+          <w:t>賽28:16</w:t>
+        </w:r>
+      </w:hyperlink>
+      <w:r>
+        <w:rPr>
+          <w:lang w:val="zh_TW" w:bidi="zh_TW"/>
+        </w:rPr>
+        <w:t>），表明這段經文談及祂被棄絕與被高舉。雖然猶太領袖棄絕了耶穌，但神使祂成為房角石。</w:t>
       </w:r>
     </w:p>
     <w:p>
@@ -370,7 +349,61 @@
         <w:rPr>
           <w:lang w:val="zh_TW" w:bidi="zh_TW"/>
         </w:rPr>
-        <w:t>「豐滿（或譯：充滿）」是指完全滿足或沒有任何缺失的狀態。它是希臘文 pleroma 的常用翻譯。在聖經中，「充滿 」通常是指某樣東西是完整的或完全填滿的狀態。確切的意思取決於這個字出現的上下文。</w:t>
+        <w:t>其次，在</w:t>
+      </w:r>
+      <w:hyperlink r:id="rId18">
+        <w:r>
+          <w:rPr>
+            <w:lang w:val="zh_TW" w:bidi="zh_TW"/>
+          </w:rPr>
+          <w:rPr>
+            <w:color w:val="0000EE"/>
+            <w:u w:val="single"/>
+          </w:rPr>
+          <w:t>使徒行傳四章11節</w:t>
+        </w:r>
+      </w:hyperlink>
+      <w:r>
+        <w:rPr>
+          <w:lang w:val="zh_TW" w:bidi="zh_TW"/>
+        </w:rPr>
+        <w:t>，彼得在耶路撒冷的猶太領袖前辯護時，也使用了這個詞。他解釋聖殿門口瘸腿的乞丐得醫治是因奉拿撒勒人耶穌基督的名，這位耶穌曾被他們釘十字架，但神使祂復活（</w:t>
+      </w:r>
+      <w:hyperlink r:id="rId19">
+        <w:r>
+          <w:rPr>
+            <w:lang w:val="zh_TW" w:bidi="zh_TW"/>
+          </w:rPr>
+          <w:rPr>
+            <w:color w:val="0000EE"/>
+            <w:u w:val="single"/>
+          </w:rPr>
+          <w:t>10</w:t>
+        </w:r>
+      </w:hyperlink>
+      <w:r>
+        <w:rPr>
+          <w:lang w:val="zh_TW" w:bidi="zh_TW"/>
+        </w:rPr>
+        <w:t>節）。彼得引用</w:t>
+      </w:r>
+      <w:hyperlink r:id="rId20">
+        <w:r>
+          <w:rPr>
+            <w:lang w:val="zh_TW" w:bidi="zh_TW"/>
+          </w:rPr>
+          <w:rPr>
+            <w:color w:val="0000EE"/>
+            <w:u w:val="single"/>
+          </w:rPr>
+          <w:t>詩篇一一八篇22節</w:t>
+        </w:r>
+      </w:hyperlink>
+      <w:r>
+        <w:rPr>
+          <w:lang w:val="zh_TW" w:bidi="zh_TW"/>
+        </w:rPr>
+        <w:t>，來確認這一事件符合聖經。他將被棄的石頭比作耶穌的受死，將成為房角石比作耶穌的復活與高舉，表明「房角石」象徵耶穌與父神同享的崇高地位。</w:t>
       </w:r>
     </w:p>
     <w:p>
@@ -380,11 +413,59 @@
           <w:lang w:val="zh_TW" w:bidi="zh_TW"/>
         </w:rPr>
       </w:r>
-      <w:r>
-        <w:rPr>
-          <w:lang w:val="zh_TW" w:bidi="zh_TW"/>
-        </w:rPr>
-        <w:t>在《舊約》中，與 「充滿 」對應的希伯來字之一是 melo。這個字出現在不同的經文中，其意義與希臘文的 pleroma 相似。它通常描述填滿某個東西的內容。例如，</w:t>
+      <w:hyperlink r:id="rId21">
+        <w:r>
+          <w:rPr>
+            <w:lang w:val="zh_TW" w:bidi="zh_TW"/>
+          </w:rPr>
+          <w:rPr>
+            <w:color w:val="0000EE"/>
+            <w:u w:val="single"/>
+          </w:rPr>
+          <w:t>彼前書二章6至7節</w:t>
+        </w:r>
+      </w:hyperlink>
+      <w:r>
+        <w:rPr>
+          <w:lang w:val="zh_TW" w:bidi="zh_TW"/>
+        </w:rPr>
+        <w:t>也提到房角石。在第</w:t>
+      </w:r>
+      <w:hyperlink r:id="rId22">
+        <w:r>
+          <w:rPr>
+            <w:lang w:val="zh_TW" w:bidi="zh_TW"/>
+          </w:rPr>
+          <w:rPr>
+            <w:color w:val="0000EE"/>
+            <w:u w:val="single"/>
+          </w:rPr>
+          <w:t>4</w:t>
+        </w:r>
+      </w:hyperlink>
+      <w:r>
+        <w:rPr>
+          <w:lang w:val="zh_TW" w:bidi="zh_TW"/>
+        </w:rPr>
+        <w:t>節中，彼得將</w:t>
+      </w:r>
+      <w:hyperlink r:id="rId20">
+        <w:r>
+          <w:rPr>
+            <w:lang w:val="zh_TW" w:bidi="zh_TW"/>
+          </w:rPr>
+          <w:rPr>
+            <w:color w:val="0000EE"/>
+            <w:u w:val="single"/>
+          </w:rPr>
+          <w:t>詩篇一一八篇22節</w:t>
+        </w:r>
+      </w:hyperlink>
+      <w:r>
+        <w:rPr>
+          <w:lang w:val="zh_TW" w:bidi="zh_TW"/>
+        </w:rPr>
+        <w:t>中被棄的石頭與</w:t>
       </w:r>
       <w:hyperlink r:id="rId17">
         <w:r>
@@ -395,14 +476,104 @@
             <w:color w:val="0000EE"/>
             <w:u w:val="single"/>
           </w:rPr>
-          <w:t>詩篇24篇1節</w:t>
+          <w:t>以賽亞書二十八章16節</w:t>
         </w:r>
       </w:hyperlink>
       <w:r>
         <w:rPr>
           <w:lang w:val="zh_TW" w:bidi="zh_TW"/>
         </w:rPr>
-        <w:t>中的 「地和其中所充滿的 」指的是受造物中的萬物都是神所有的一部分。</w:t>
+        <w:t>中的「被揀選和寶貴的石頭」結合，並加入他自己經歷耶穌復活的生命見證。彼得鼓勵讀者來到耶穌面前，藉此成為靈宮，被建造成為神的居所。這個意象用來突顯耶穌的崇高本質。在第</w:t>
+      </w:r>
+      <w:hyperlink r:id="rId23">
+        <w:r>
+          <w:rPr>
+            <w:lang w:val="zh_TW" w:bidi="zh_TW"/>
+          </w:rPr>
+          <w:rPr>
+            <w:color w:val="0000EE"/>
+            <w:u w:val="single"/>
+          </w:rPr>
+          <w:t>6</w:t>
+        </w:r>
+      </w:hyperlink>
+      <w:r>
+        <w:rPr>
+          <w:lang w:val="zh_TW" w:bidi="zh_TW"/>
+        </w:rPr>
+        <w:t>節中，彼得引用</w:t>
+      </w:r>
+      <w:hyperlink r:id="rId17">
+        <w:r>
+          <w:rPr>
+            <w:lang w:val="zh_TW" w:bidi="zh_TW"/>
+          </w:rPr>
+          <w:rPr>
+            <w:color w:val="0000EE"/>
+            <w:u w:val="single"/>
+          </w:rPr>
+          <w:t>以賽亞書二十八章16節</w:t>
+        </w:r>
+      </w:hyperlink>
+      <w:r>
+        <w:rPr>
+          <w:lang w:val="zh_TW" w:bidi="zh_TW"/>
+        </w:rPr>
+        <w:t>，論到「被揀選和寶貴的房角石」，並將其與信徒聯繫起來。而第</w:t>
+      </w:r>
+      <w:hyperlink r:id="rId24">
+        <w:r>
+          <w:rPr>
+            <w:lang w:val="zh_TW" w:bidi="zh_TW"/>
+          </w:rPr>
+          <w:rPr>
+            <w:color w:val="0000EE"/>
+            <w:u w:val="single"/>
+          </w:rPr>
+          <w:t>7至8</w:t>
+        </w:r>
+      </w:hyperlink>
+      <w:r>
+        <w:rPr>
+          <w:lang w:val="zh_TW" w:bidi="zh_TW"/>
+        </w:rPr>
+        <w:t>節則引用</w:t>
+      </w:r>
+      <w:hyperlink r:id="rId20">
+        <w:r>
+          <w:rPr>
+            <w:lang w:val="zh_TW" w:bidi="zh_TW"/>
+          </w:rPr>
+          <w:rPr>
+            <w:color w:val="0000EE"/>
+            <w:u w:val="single"/>
+          </w:rPr>
+          <w:t>詩篇一一八篇22節</w:t>
+        </w:r>
+      </w:hyperlink>
+      <w:r>
+        <w:rPr>
+          <w:lang w:val="zh_TW" w:bidi="zh_TW"/>
+        </w:rPr>
+        <w:t>和</w:t>
+      </w:r>
+      <w:hyperlink r:id="rId25">
+        <w:r>
+          <w:rPr>
+            <w:lang w:val="zh_TW" w:bidi="zh_TW"/>
+          </w:rPr>
+          <w:rPr>
+            <w:color w:val="0000EE"/>
+            <w:u w:val="single"/>
+          </w:rPr>
+          <w:t>以賽亞書八章14節</w:t>
+        </w:r>
+      </w:hyperlink>
+      <w:r>
+        <w:rPr>
+          <w:lang w:val="zh_TW" w:bidi="zh_TW"/>
+        </w:rPr>
+        <w:t>，提到絆腳的石頭，並將其與不信者聯繫起來。彼得的目的是向讀者顯明耶穌崇高的地位，並鼓勵他們記念蒙召歸向的主。</w:t>
       </w:r>
     </w:p>
     <w:p>
@@ -416,18 +587,35 @@
         <w:rPr>
           <w:lang w:val="zh_TW" w:bidi="zh_TW"/>
         </w:rPr>
-        <w:t>要了解「充滿」在特定經文中的意思，我們需要看看上下文的字詞和該經文的整體訊息。</w:t>
-      </w:r>
-    </w:p>
-    <w:p>
-      <w:pPr>
-        <w:pStyle w:val="Heading3"/>
-      </w:pPr>
-      <w:r>
-        <w:rPr>
-          <w:lang w:val="zh_TW" w:bidi="zh_TW"/>
-        </w:rPr>
-        <w:t>一般用法</w:t>
+        <w:t>顯然，舊約中關於房角石的概念在新約中應用在耶穌身上，是為了強調祂與父神同享的崇高地位，並藉此鼓勵信徒。在</w:t>
+      </w:r>
+      <w:hyperlink r:id="rId26">
+        <w:r>
+          <w:rPr>
+            <w:lang w:val="zh_TW" w:bidi="zh_TW"/>
+          </w:rPr>
+          <w:rPr>
+            <w:color w:val="0000EE"/>
+            <w:u w:val="single"/>
+          </w:rPr>
+          <w:t>以弗所書二章20節</w:t>
+        </w:r>
+      </w:hyperlink>
+      <w:r>
+        <w:rPr>
+          <w:lang w:val="zh_TW" w:bidi="zh_TW"/>
+        </w:rPr>
+        <w:t>中，也簡要提到基督耶穌是建立教會的房角石。</w:t>
+      </w:r>
+      <w:r>
+        <w:rPr>
+          <w:lang w:val="zh_TW" w:bidi="zh_TW"/>
+        </w:rPr>
+      </w:r>
+      <w:r>
+        <w:rPr>
+          <w:lang w:val="zh_TW" w:bidi="zh_TW"/>
+        </w:rPr>
       </w:r>
     </w:p>
     <w:p>
@@ -437,11 +625,21 @@
           <w:lang w:val="zh_TW" w:bidi="zh_TW"/>
         </w:rPr>
       </w:r>
-      <w:r>
-        <w:rPr>
-          <w:lang w:val="zh_TW" w:bidi="zh_TW"/>
-        </w:rPr>
-        <w:t>在《新約》以外的古希臘著作中，pleroma 的意思是 「〔用來〕充滿的東西（that which fills）」。</w:t>
+    </w:p>
+    <w:p>
+      <w:pPr>
+        <w:pStyle w:val="Heading2"/>
+      </w:pPr>
+      <w:r>
+        <w:rPr>
+          <w:lang w:val="zh_TW" w:bidi="zh_TW"/>
+        </w:rPr>
+        <w:t>房屋與住處</w:t>
+      </w:r>
+      <w:r>
+        <w:rPr>
+          <w:lang w:val="zh_TW" w:bidi="zh_TW"/>
+        </w:rPr>
       </w:r>
     </w:p>
     <w:p>
@@ -455,7 +653,7 @@
         <w:rPr>
           <w:lang w:val="zh_TW" w:bidi="zh_TW"/>
         </w:rPr>
-        <w:t>通常這個字用來形容：</w:t>
+        <w:t>概述</w:t>
       </w:r>
     </w:p>
     <w:p>
@@ -473,7 +671,7 @@
         <w:rPr>
           <w:lang w:val="zh_TW" w:bidi="zh_TW"/>
         </w:rPr>
-        <w:t>填滿一艘船的貨物或船員</w:t>
+        <w:t>青銅器時代中期的房屋</w:t>
       </w:r>
     </w:p>
     <w:p>
@@ -491,7 +689,7 @@
         <w:rPr>
           <w:lang w:val="zh_TW" w:bidi="zh_TW"/>
         </w:rPr>
-        <w:t>填滿人群的人</w:t>
+        <w:t>青銅器時代晚期的房屋</w:t>
       </w:r>
     </w:p>
     <w:p>
@@ -509,7 +707,36 @@
         <w:rPr>
           <w:lang w:val="zh_TW" w:bidi="zh_TW"/>
         </w:rPr>
-        <w:t>填滿人一生的歲月</w:t>
+        <w:t>鐵器時代的以色列人的房屋</w:t>
+      </w:r>
+    </w:p>
+    <w:p>
+      <w:pPr>
+        <w:pStyle w:val="ListBullet"/>
+        <w:spacing w:line="240" w:lineRule="auto"/>
+        <w:ind w:left="720"/>
+      </w:pPr>
+      <w:r>
+        <w:rPr>
+          <w:lang w:val="zh_TW" w:bidi="zh_TW"/>
+        </w:rPr>
+      </w:r>
+      <w:r>
+        <w:rPr>
+          <w:lang w:val="zh_TW" w:bidi="zh_TW"/>
+        </w:rPr>
+        <w:t>新約時代的房屋</w:t>
+      </w:r>
+    </w:p>
+    <w:p>
+      <w:pPr>
+        <w:pStyle w:val="Heading3"/>
+      </w:pPr>
+      <w:r>
+        <w:rPr>
+          <w:lang w:val="zh_TW" w:bidi="zh_TW"/>
+        </w:rPr>
+        <w:t>青銅器時代中期的房屋（約公元前1800–1500年）</w:t>
       </w:r>
     </w:p>
     <w:p>
@@ -523,84 +750,7 @@
         <w:rPr>
           <w:lang w:val="zh_TW" w:bidi="zh_TW"/>
         </w:rPr>
-        <w:t>希臘哲學家亞里士多德用這個詞來表示充滿一個城市的人口。在馬太福音和馬可福音中，這個詞被用來指新布填補舊衣服的破洞（</w:t>
-      </w:r>
-      <w:hyperlink r:id="rId18">
-        <w:r>
-          <w:rPr>
-            <w:lang w:val="zh_TW" w:bidi="zh_TW"/>
-          </w:rPr>
-          <w:rPr>
-            <w:color w:val="0000EE"/>
-            <w:u w:val="single"/>
-          </w:rPr>
-          <w:t>太9:16</w:t>
-        </w:r>
-      </w:hyperlink>
-      <w:r>
-        <w:rPr>
-          <w:lang w:val="zh_TW" w:bidi="zh_TW"/>
-        </w:rPr>
-        <w:t>；</w:t>
-      </w:r>
-      <w:hyperlink r:id="rId19">
-        <w:r>
-          <w:rPr>
-            <w:lang w:val="zh_TW" w:bidi="zh_TW"/>
-          </w:rPr>
-          <w:rPr>
-            <w:color w:val="0000EE"/>
-            <w:u w:val="single"/>
-          </w:rPr>
-          <w:t>可2:21</w:t>
-        </w:r>
-      </w:hyperlink>
-      <w:r>
-        <w:rPr>
-          <w:lang w:val="zh_TW" w:bidi="zh_TW"/>
-        </w:rPr>
-        <w:t>），在馬可福音中則指裝滿籃子的魚塊（</w:t>
-      </w:r>
-      <w:hyperlink r:id="rId20">
-        <w:r>
-          <w:rPr>
-            <w:lang w:val="zh_TW" w:bidi="zh_TW"/>
-          </w:rPr>
-          <w:rPr>
-            <w:color w:val="0000EE"/>
-            <w:u w:val="single"/>
-          </w:rPr>
-          <w:t>可6:43，</w:t>
-        </w:r>
-      </w:hyperlink>
-      <w:hyperlink r:id="rId21">
-        <w:r>
-          <w:rPr>
-            <w:lang w:val="zh_TW" w:bidi="zh_TW"/>
-          </w:rPr>
-          <w:rPr>
-            <w:color w:val="0000EE"/>
-            <w:u w:val="single"/>
-          </w:rPr>
-          <w:t>8:20</w:t>
-        </w:r>
-      </w:hyperlink>
-      <w:r>
-        <w:rPr>
-          <w:lang w:val="zh_TW" w:bidi="zh_TW"/>
-        </w:rPr>
-        <w:t>）。</w:t>
-      </w:r>
-    </w:p>
-    <w:p>
-      <w:pPr>
-        <w:pStyle w:val="Heading3"/>
-      </w:pPr>
-      <w:r>
-        <w:rPr>
-          <w:lang w:val="zh_TW" w:bidi="zh_TW"/>
-        </w:rPr>
-        <w:t>「地和其中所充滿的」表達</w:t>
+        <w:t>以色列人早期的祖先大多住在帳篷或臨時住所中，但青銅器時代中期的迦南人（以色列人來到他們的土地上）則住在優渥的堅固房屋中，這種房屋是由幾個房間圍繞著庭院建造的。</w:t>
       </w:r>
     </w:p>
     <w:p>
@@ -614,115 +764,7 @@
         <w:rPr>
           <w:lang w:val="zh_TW" w:bidi="zh_TW"/>
         </w:rPr>
-        <w:t>希臘文pleroma在七十士譯本（舊約希臘文譯本）中出現多次。在</w:t>
-      </w:r>
-      <w:hyperlink r:id="rId17">
-        <w:r>
-          <w:rPr>
-            <w:lang w:val="zh_TW" w:bidi="zh_TW"/>
-          </w:rPr>
-          <w:rPr>
-            <w:color w:val="0000EE"/>
-            <w:u w:val="single"/>
-          </w:rPr>
-          <w:t>詩篇二十四篇1節</w:t>
-        </w:r>
-      </w:hyperlink>
-      <w:r>
-        <w:rPr>
-          <w:lang w:val="zh_TW" w:bidi="zh_TW"/>
-        </w:rPr>
-        <w:t>、</w:t>
-      </w:r>
-      <w:hyperlink r:id="rId22">
-        <w:r>
-          <w:rPr>
-            <w:lang w:val="zh_TW" w:bidi="zh_TW"/>
-          </w:rPr>
-          <w:rPr>
-            <w:color w:val="0000EE"/>
-            <w:u w:val="single"/>
-          </w:rPr>
-          <w:t>五十篇12節</w:t>
-        </w:r>
-      </w:hyperlink>
-      <w:r>
-        <w:rPr>
-          <w:lang w:val="zh_TW" w:bidi="zh_TW"/>
-        </w:rPr>
-        <w:t>、</w:t>
-      </w:r>
-      <w:hyperlink r:id="rId23">
-        <w:r>
-          <w:rPr>
-            <w:lang w:val="zh_TW" w:bidi="zh_TW"/>
-          </w:rPr>
-          <w:rPr>
-            <w:color w:val="0000EE"/>
-            <w:u w:val="single"/>
-          </w:rPr>
-          <w:t>八十九篇11節</w:t>
-        </w:r>
-      </w:hyperlink>
-      <w:r>
-        <w:rPr>
-          <w:lang w:val="zh_TW" w:bidi="zh_TW"/>
-        </w:rPr>
-        <w:t>中，使用pleroma來翻譯希伯來文「豐盛（melo）」一詞。</w:t>
-      </w:r>
-      <w:hyperlink r:id="rId24">
-        <w:r>
-          <w:rPr>
-            <w:lang w:val="zh_TW" w:bidi="zh_TW"/>
-          </w:rPr>
-          <w:rPr>
-            <w:color w:val="0000EE"/>
-            <w:u w:val="single"/>
-          </w:rPr>
-          <w:t>哥林多前書十章26節</w:t>
-        </w:r>
-      </w:hyperlink>
-      <w:r>
-        <w:rPr>
-          <w:lang w:val="zh_TW" w:bidi="zh_TW"/>
-        </w:rPr>
-        <w:t>後來引用了這個概念。類似的短語有「海和其中所充滿的澎湃」（</w:t>
-      </w:r>
-      <w:hyperlink r:id="rId25">
-        <w:r>
-          <w:rPr>
-            <w:lang w:val="zh_TW" w:bidi="zh_TW"/>
-          </w:rPr>
-          <w:rPr>
-            <w:color w:val="0000EE"/>
-            <w:u w:val="single"/>
-          </w:rPr>
-          <w:t>代上16:32</w:t>
-        </w:r>
-      </w:hyperlink>
-      <w:r>
-        <w:rPr>
-          <w:lang w:val="zh_TW" w:bidi="zh_TW"/>
-        </w:rPr>
-        <w:t>；</w:t>
-      </w:r>
-      <w:hyperlink r:id="rId26">
-        <w:r>
-          <w:rPr>
-            <w:lang w:val="zh_TW" w:bidi="zh_TW"/>
-          </w:rPr>
-          <w:rPr>
-            <w:color w:val="0000EE"/>
-            <w:u w:val="single"/>
-          </w:rPr>
-          <w:t>詩96:11–12</w:t>
-        </w:r>
-      </w:hyperlink>
-      <w:r>
-        <w:rPr>
-          <w:lang w:val="zh_TW" w:bidi="zh_TW"/>
-        </w:rPr>
-        <w:t>）。除了明顯的量化意義之外，這些表達中的含義可能反映出質的特性：地的內容是美好而特殊的。</w:t>
+        <w:t>這種新型房屋的最簡單的形式是有一個庭院，庭院的一側有一個單間房，通常位於庭院的西側，以避免西風將煙霧吹入房間。儲存穀物的倉庫通常在房間內，而不是在庭院中。這種單間房屋最好的例子是在別是巴西北的納吉拉遺址（Tell Nagila）發現的，可追溯到約公元前1700年。三座這樣的房屋有一個10乘7英尺（3乘2.1米）的房間和一個10乘16英尺（3乘4.9米）的庭院。有時房間內有隔板，牆壁由粗石和泥磚砌成，外屋塗上泥灰，牆壁厚度不足以支撐第二層樓。房屋緊密相連，以利用共同的後牆，庭院的入口大致在平行的街道上。每棟房子沿著牆壁都有一個石頭和黏土製成的長凳。</w:t>
       </w:r>
     </w:p>
     <w:p>
@@ -736,162 +778,7 @@
         <w:rPr>
           <w:lang w:val="zh_TW" w:bidi="zh_TW"/>
         </w:rPr>
-        <w:t>希伯來人的思想是將受造之物的秩序視為造物主的反映（</w:t>
-      </w:r>
-      <w:hyperlink r:id="rId27">
-        <w:r>
-          <w:rPr>
-            <w:lang w:val="zh_TW" w:bidi="zh_TW"/>
-          </w:rPr>
-          <w:rPr>
-            <w:color w:val="0000EE"/>
-            <w:u w:val="single"/>
-          </w:rPr>
-          <w:t>詩8:5–6</w:t>
-        </w:r>
-      </w:hyperlink>
-      <w:r>
-        <w:rPr>
-          <w:lang w:val="zh_TW" w:bidi="zh_TW"/>
-        </w:rPr>
-        <w:t>，</w:t>
-      </w:r>
-      <w:hyperlink r:id="rId28">
-        <w:r>
-          <w:rPr>
-            <w:lang w:val="zh_TW" w:bidi="zh_TW"/>
-          </w:rPr>
-          <w:rPr>
-            <w:color w:val="0000EE"/>
-            <w:u w:val="single"/>
-          </w:rPr>
-          <w:t>19:1–6</w:t>
-        </w:r>
-      </w:hyperlink>
-      <w:r>
-        <w:rPr>
-          <w:lang w:val="zh_TW" w:bidi="zh_TW"/>
-        </w:rPr>
-        <w:t>；</w:t>
-      </w:r>
-      <w:hyperlink r:id="rId29">
-        <w:r>
-          <w:rPr>
-            <w:lang w:val="zh_TW" w:bidi="zh_TW"/>
-          </w:rPr>
-          <w:rPr>
-            <w:color w:val="0000EE"/>
-            <w:u w:val="single"/>
-          </w:rPr>
-          <w:t>耶23:24</w:t>
-        </w:r>
-      </w:hyperlink>
-      <w:r>
-        <w:rPr>
-          <w:lang w:val="zh_TW" w:bidi="zh_TW"/>
-        </w:rPr>
-        <w:t>）。因此，每當人們與神創造的任何事物建立關係，無論是在工作、飲食還是人際關係中，他們也客觀地進入了與神的關係，因為這些事物是神所賜。因此，當猶太人聽到先知宣布神要毀滅「地和其上所有的」時，便感到恐懼（</w:t>
-      </w:r>
-      <w:hyperlink r:id="rId30">
-        <w:r>
-          <w:rPr>
-            <w:lang w:val="zh_TW" w:bidi="zh_TW"/>
-          </w:rPr>
-          <w:rPr>
-            <w:color w:val="0000EE"/>
-            <w:u w:val="single"/>
-          </w:rPr>
-          <w:t>耶8:16</w:t>
-        </w:r>
-      </w:hyperlink>
-      <w:r>
-        <w:rPr>
-          <w:lang w:val="zh_TW" w:bidi="zh_TW"/>
-        </w:rPr>
-        <w:t>，</w:t>
-      </w:r>
-      <w:hyperlink r:id="rId31">
-        <w:r>
-          <w:rPr>
-            <w:lang w:val="zh_TW" w:bidi="zh_TW"/>
-          </w:rPr>
-          <w:rPr>
-            <w:color w:val="0000EE"/>
-            <w:u w:val="single"/>
-          </w:rPr>
-          <w:t>47:2</w:t>
-        </w:r>
-      </w:hyperlink>
-      <w:r>
-        <w:rPr>
-          <w:lang w:val="zh_TW" w:bidi="zh_TW"/>
-        </w:rPr>
-        <w:t>；</w:t>
-      </w:r>
-      <w:hyperlink r:id="rId32">
-        <w:r>
-          <w:rPr>
-            <w:lang w:val="zh_TW" w:bidi="zh_TW"/>
-          </w:rPr>
-          <w:rPr>
-            <w:color w:val="0000EE"/>
-            <w:u w:val="single"/>
-          </w:rPr>
-          <w:t>結12:19</w:t>
-        </w:r>
-      </w:hyperlink>
-      <w:r>
-        <w:rPr>
-          <w:lang w:val="zh_TW" w:bidi="zh_TW"/>
-        </w:rPr>
-        <w:t>，</w:t>
-      </w:r>
-      <w:hyperlink r:id="rId33">
-        <w:r>
-          <w:rPr>
-            <w:lang w:val="zh_TW" w:bidi="zh_TW"/>
-          </w:rPr>
-          <w:rPr>
-            <w:color w:val="0000EE"/>
-            <w:u w:val="single"/>
-          </w:rPr>
-          <w:t>19:7</w:t>
-        </w:r>
-      </w:hyperlink>
-      <w:r>
-        <w:rPr>
-          <w:lang w:val="zh_TW" w:bidi="zh_TW"/>
-        </w:rPr>
-        <w:t>，</w:t>
-      </w:r>
-      <w:hyperlink r:id="rId34">
-        <w:r>
-          <w:rPr>
-            <w:lang w:val="zh_TW" w:bidi="zh_TW"/>
-          </w:rPr>
-          <w:rPr>
-            <w:color w:val="0000EE"/>
-            <w:u w:val="single"/>
-          </w:rPr>
-          <w:t>30:12</w:t>
-        </w:r>
-      </w:hyperlink>
-      <w:r>
-        <w:rPr>
-          <w:lang w:val="zh_TW" w:bidi="zh_TW"/>
-        </w:rPr>
-        <w:t>）。</w:t>
-      </w:r>
-    </w:p>
-    <w:p>
-      <w:pPr>
-        <w:pStyle w:val="Heading3"/>
-      </w:pPr>
-      <w:r>
-        <w:rPr>
-          <w:lang w:val="zh_TW" w:bidi="zh_TW"/>
-        </w:rPr>
-        <w:t>使徒保羅的用法</w:t>
+        <w:t>有時候，幾個房間會建在庭院的一側。這樣的例子有迄今為止發現的最宏偉的房子來自伯美森廢丘（Tell Beit Mirsim），建於約公元前1600年，可能是當地總督或貴族的住宅。庭院西側有不少於六個房間，庭院大小約為35乘19英尺（10.7乘5.8米）。有屋頂的居住空間，包括底層和二樓，約為1,500平方英尺（139平方米）；根據四周牆壁的厚度推測，應該有二樓。地面可能有多種用途，包括兩個馬廄房間和兩個儲藏區。其他不那麼宏偉的庭院房屋的變體，只有一側有房間，來自同一個遺址的E層（約公元前1700年）。</w:t>
       </w:r>
     </w:p>
     <w:p>
@@ -905,25 +792,7 @@
         <w:rPr>
           <w:lang w:val="zh_TW" w:bidi="zh_TW"/>
         </w:rPr>
-        <w:t>保羅對「豐盛（fullness）」這一重要神學術語的理解和使用的起源，一直存在爭議。有些人認為這個詞是諾斯底主義者的專有名詞，指一個介於真正的神與「邪惡」世界之間的靈界。因此，假教師認為基督是眾多居於那個「豐盛」中的神祇之一。保羅為了糾正這種誤解，借用了對手的用語，將其應用於基督。保羅教導說，耶穌不僅僅是神與人之間的眾多存在之一；更確切地說，祂是神與人之間的全部（「豐盛」）（</w:t>
-      </w:r>
-      <w:hyperlink r:id="rId35">
-        <w:r>
-          <w:rPr>
-            <w:lang w:val="zh_TW" w:bidi="zh_TW"/>
-          </w:rPr>
-          <w:rPr>
-            <w:color w:val="0000EE"/>
-            <w:u w:val="single"/>
-          </w:rPr>
-          <w:t>西1:15–20</w:t>
-        </w:r>
-      </w:hyperlink>
-      <w:r>
-        <w:rPr>
-          <w:lang w:val="zh_TW" w:bidi="zh_TW"/>
-        </w:rPr>
-        <w:t>）。</w:t>
+        <w:t>青銅時代中期的第二種類型房屋是有一個屋頂的大廳，兩側有房間。這種房屋的一個很好的例子來自伯美森廢丘，約公元前1800年。這個有屋頂的長方形大廳內有三塊沿長軸排列的大平石，用來作為木製屋頂支架的地基。在遺址中發現了木製的椽子和覆蓋著泥土的蘆葦屋頂。西側的三個房間都從大廳進入。石基和泥磚牆足以支撐第二層，並可通過外部木樓梯或梯子到達二樓。地面由泥土、灰燼和稻草鋪成，並仔細磨平。</w:t>
       </w:r>
     </w:p>
     <w:p>
@@ -937,43 +806,7 @@
         <w:rPr>
           <w:lang w:val="zh_TW" w:bidi="zh_TW"/>
         </w:rPr>
-        <w:t>反對這種觀點的人認為，保羅在一些明顯不適合這種解釋的上下文中使用了這個詞（</w:t>
-      </w:r>
-      <w:hyperlink r:id="rId36">
-        <w:r>
-          <w:rPr>
-            <w:lang w:val="zh_TW" w:bidi="zh_TW"/>
-          </w:rPr>
-          <w:rPr>
-            <w:color w:val="0000EE"/>
-            <w:u w:val="single"/>
-          </w:rPr>
-          <w:t>羅13:10</w:t>
-        </w:r>
-      </w:hyperlink>
-      <w:r>
-        <w:rPr>
-          <w:lang w:val="zh_TW" w:bidi="zh_TW"/>
-        </w:rPr>
-        <w:t>；</w:t>
-      </w:r>
-      <w:hyperlink r:id="rId37">
-        <w:r>
-          <w:rPr>
-            <w:lang w:val="zh_TW" w:bidi="zh_TW"/>
-          </w:rPr>
-          <w:rPr>
-            <w:color w:val="0000EE"/>
-            <w:u w:val="single"/>
-          </w:rPr>
-          <w:t>弗1:22–23</w:t>
-        </w:r>
-      </w:hyperlink>
-      <w:r>
-        <w:rPr>
-          <w:lang w:val="zh_TW" w:bidi="zh_TW"/>
-        </w:rPr>
-        <w:t>）。此外，保羅有法利賽猶太人的背景，可能會根據其在舊約中的用法，來理解這個詞。因此，保羅使用這個詞可能會被更好地理解為不是從他的對手那裡借用的。</w:t>
+        <w:t>第三種類型的房屋由一個開放的庭院和庭院兩側相鄰的房間組成。一個很好的例子來自伯美森廢丘，建在有屋頂大廳的房屋遺址上。屋頂大廳改造成庭院。他納遺址（Tell Taanach）的一座房屋，來自青銅時代中期IIB期（約公元前1700年），結構非常堅固，牆壁厚度超過三英尺（0.9米），用砂漿砌成。庭院內有一口水池，東側房間內發現了一個烤爐。地面鋪有灰泥，總面積約為2,300平方英尺（214平方米）。內部有樓梯通往二樓。</w:t>
       </w:r>
     </w:p>
     <w:p>
@@ -987,97 +820,7 @@
         <w:rPr>
           <w:lang w:val="zh_TW" w:bidi="zh_TW"/>
         </w:rPr>
-        <w:t>保羅在羅馬書中使用了四次這個術語。它可以被翻譯為「完全歸向」，指的是猶太人（</w:t>
-      </w:r>
-      <w:hyperlink r:id="rId38">
-        <w:r>
-          <w:rPr>
-            <w:lang w:val="zh_TW" w:bidi="zh_TW"/>
-          </w:rPr>
-          <w:rPr>
-            <w:color w:val="0000EE"/>
-            <w:u w:val="single"/>
-          </w:rPr>
-          <w:t>羅11:12</w:t>
-        </w:r>
-      </w:hyperlink>
-      <w:r>
-        <w:rPr>
-          <w:lang w:val="zh_TW" w:bidi="zh_TW"/>
-        </w:rPr>
-        <w:t>）或外邦人（</w:t>
-      </w:r>
-      <w:hyperlink r:id="rId39">
-        <w:r>
-          <w:rPr>
-            <w:lang w:val="zh_TW" w:bidi="zh_TW"/>
-          </w:rPr>
-          <w:rPr>
-            <w:color w:val="0000EE"/>
-            <w:u w:val="single"/>
-          </w:rPr>
-          <w:t>25</w:t>
-        </w:r>
-      </w:hyperlink>
-      <w:r>
-        <w:rPr>
-          <w:lang w:val="zh_TW" w:bidi="zh_TW"/>
-        </w:rPr>
-        <w:t>節）完全歸向神的總數。然而，在第</w:t>
-      </w:r>
-      <w:hyperlink r:id="rId38">
-        <w:r>
-          <w:rPr>
-            <w:lang w:val="zh_TW" w:bidi="zh_TW"/>
-          </w:rPr>
-          <w:rPr>
-            <w:color w:val="0000EE"/>
-            <w:u w:val="single"/>
-          </w:rPr>
-          <w:t>12</w:t>
-        </w:r>
-      </w:hyperlink>
-      <w:r>
-        <w:rPr>
-          <w:lang w:val="zh_TW" w:bidi="zh_TW"/>
-        </w:rPr>
-        <w:t>節中，這個術語與猶太人的「過失」和「缺乏」相對，表明他們認為義是來自他們的猶太血統，而不是來自信心。保羅可能是指「完全順服神的旨意」。因此，保羅實際上說：「如果他們的不順服對世界有這麼多好處，那麼想想他們的順服會意味著什麼。」這種積極的意義在</w:t>
-      </w:r>
-      <w:hyperlink r:id="rId36">
-        <w:r>
-          <w:rPr>
-            <w:lang w:val="zh_TW" w:bidi="zh_TW"/>
-          </w:rPr>
-          <w:rPr>
-            <w:color w:val="0000EE"/>
-            <w:u w:val="single"/>
-          </w:rPr>
-          <w:t>羅馬書十三章10節</w:t>
-        </w:r>
-      </w:hyperlink>
-      <w:r>
-        <w:rPr>
-          <w:lang w:val="zh_TW" w:bidi="zh_TW"/>
-        </w:rPr>
-        <w:t>中的「完全」中體現出來。愛帶來了律法所要實現的一切。同樣，保羅也渴望他自己的生命能夠完全表達基督的福音（</w:t>
-      </w:r>
-      <w:hyperlink r:id="rId40">
-        <w:r>
-          <w:rPr>
-            <w:lang w:val="zh_TW" w:bidi="zh_TW"/>
-          </w:rPr>
-          <w:rPr>
-            <w:color w:val="0000EE"/>
-            <w:u w:val="single"/>
-          </w:rPr>
-          <w:t>15:29</w:t>
-        </w:r>
-      </w:hyperlink>
-      <w:r>
-        <w:rPr>
-          <w:lang w:val="zh_TW" w:bidi="zh_TW"/>
-        </w:rPr>
-        <w:t>）。</w:t>
+        <w:t>在一些房屋中，房間位於庭院的兩側。伯示麥（魯梅拉遺址〔Tell er-Rumeilah〕）和米吉多提供了很好的例子。在伯示麥，城牆構成了房屋的南牆，房間位於庭院的東側和西側。入口從街道進入其中一個房間，穿過庭院才能進入其他房間。外牆厚度超過三英尺（91.4厘米），內牆厚度為一英尺半（45.7厘米）。牆壁塗有泥和石灰灰泥。</w:t>
       </w:r>
     </w:p>
     <w:p>
@@ -1091,126 +834,7 @@
         <w:rPr>
           <w:lang w:val="zh_TW" w:bidi="zh_TW"/>
         </w:rPr>
-        <w:t>在以弗所書中，教會被稱為「基督的豐滿」（</w:t>
-      </w:r>
-      <w:hyperlink r:id="rId37">
-        <w:r>
-          <w:rPr>
-            <w:lang w:val="zh_TW" w:bidi="zh_TW"/>
-          </w:rPr>
-          <w:rPr>
-            <w:color w:val="0000EE"/>
-            <w:u w:val="single"/>
-          </w:rPr>
-          <w:t>弗1:22–23</w:t>
-        </w:r>
-      </w:hyperlink>
-      <w:r>
-        <w:rPr>
-          <w:lang w:val="zh_TW" w:bidi="zh_TW"/>
-        </w:rPr>
-        <w:t>；</w:t>
-      </w:r>
-      <w:hyperlink r:id="rId41">
-        <w:r>
-          <w:rPr>
-            <w:lang w:val="zh_TW" w:bidi="zh_TW"/>
-          </w:rPr>
-          <w:rPr>
-            <w:color w:val="0000EE"/>
-            <w:u w:val="single"/>
-          </w:rPr>
-          <w:t>4:13</w:t>
-        </w:r>
-      </w:hyperlink>
-      <w:r>
-        <w:rPr>
-          <w:lang w:val="zh_TW" w:bidi="zh_TW"/>
-        </w:rPr>
-        <w:t>），以及「充滿萬有者所充滿的」（</w:t>
-      </w:r>
-      <w:hyperlink r:id="rId42">
-        <w:r>
-          <w:rPr>
-            <w:lang w:val="zh_TW" w:bidi="zh_TW"/>
-          </w:rPr>
-          <w:rPr>
-            <w:color w:val="0000EE"/>
-            <w:u w:val="single"/>
-          </w:rPr>
-          <w:t>3:19</w:t>
-        </w:r>
-      </w:hyperlink>
-      <w:r>
-        <w:rPr>
-          <w:lang w:val="zh_TW" w:bidi="zh_TW"/>
-        </w:rPr>
-        <w:t>）。對於這個短語，有各種解釋：教會被基督充滿、使其完整或完全；教會擁有基督的屬性；教會是基督完成祂所有工作的工具。教會充滿基督，因為它是基督的話語和作為的完整、持續的表達（參</w:t>
-      </w:r>
-      <w:hyperlink r:id="rId43">
-        <w:r>
-          <w:rPr>
-            <w:lang w:val="zh_TW" w:bidi="zh_TW"/>
-          </w:rPr>
-          <w:rPr>
-            <w:color w:val="0000EE"/>
-            <w:u w:val="single"/>
-          </w:rPr>
-          <w:t>西2:10</w:t>
-        </w:r>
-      </w:hyperlink>
-      <w:r>
-        <w:rPr>
-          <w:lang w:val="zh_TW" w:bidi="zh_TW"/>
-        </w:rPr>
-        <w:t>）。在歌羅西書中，保羅使用這個術語來指基督；在祂裡面居住著「一切的豐盛」（</w:t>
-      </w:r>
-      <w:hyperlink r:id="rId44">
-        <w:r>
-          <w:rPr>
-            <w:lang w:val="zh_TW" w:bidi="zh_TW"/>
-          </w:rPr>
-          <w:rPr>
-            <w:color w:val="0000EE"/>
-            <w:u w:val="single"/>
-          </w:rPr>
-          <w:t>1:19</w:t>
-        </w:r>
-      </w:hyperlink>
-      <w:r>
-        <w:rPr>
-          <w:lang w:val="zh_TW" w:bidi="zh_TW"/>
-        </w:rPr>
-        <w:t>，</w:t>
-      </w:r>
-      <w:hyperlink r:id="rId45">
-        <w:r>
-          <w:rPr>
-            <w:lang w:val="zh_TW" w:bidi="zh_TW"/>
-          </w:rPr>
-          <w:rPr>
-            <w:color w:val="0000EE"/>
-            <w:u w:val="single"/>
-          </w:rPr>
-          <w:t>2:9</w:t>
-        </w:r>
-      </w:hyperlink>
-      <w:r>
-        <w:rPr>
-          <w:lang w:val="zh_TW" w:bidi="zh_TW"/>
-        </w:rPr>
-        <w:t>）。這些經文通常被解釋為宣告基督與神同等。神的所有屬性都在基督裡。神所是的，基督都是。</w:t>
-      </w:r>
-    </w:p>
-    <w:p>
-      <w:pPr>
-        <w:pStyle w:val="Heading3"/>
-      </w:pPr>
-      <w:r>
-        <w:rPr>
-          <w:lang w:val="zh_TW" w:bidi="zh_TW"/>
-        </w:rPr>
-        <w:t>使徒約翰的用法</w:t>
+        <w:t>在米吉多，房屋是靠北城牆而建。在第十二層（約公元前1750–1700年），發現了三座保存完好的這類房屋。這些房屋由與城牆成直角的牆壁分隔，每座房屋只有一扇門通往街道，經過一個房間，進入房屋後再通往鋪有小石頭和鵝卵石的庭院。庭院裡有烤爐，其中一座房屋有一口水池。</w:t>
       </w:r>
     </w:p>
     <w:p>
@@ -1224,9 +848,9 @@
         <w:rPr>
           <w:lang w:val="zh_TW" w:bidi="zh_TW"/>
         </w:rPr>
-        <w:t>約翰福音的序言指出，所有信徒都接受了「他豐滿的恩典（fullness of Christ）」（</w:t>
-      </w:r>
-      <w:hyperlink r:id="rId46">
+        <w:t>第四種類型的青銅時代中期房屋在庭院的三側有房間。這些房間的大小和用途差異很大。公元前1600年左右的一個很好的例子來自米吉多第九層。這座房屋的尺寸為42乘39英尺（12.8乘11.9米），包含九個大小不一的房間。庭院鋪有石灰，中央有一個大烤爐，另一個烤爐則在東側的房間內。每個房間都有一扇通向庭院的門。這座房屋像青銅時代中期的其他房屋一樣，地板下有墓葬（參</w:t>
+      </w:r>
+      <w:hyperlink r:id="rId27">
         <w:r>
           <w:rPr>
             <w:lang w:val="zh_TW" w:bidi="zh_TW"/>
@@ -1235,16 +859,10 @@
             <w:color w:val="0000EE"/>
             <w:u w:val="single"/>
           </w:rPr>
-          <w:t>1:16</w:t>
+          <w:t>撒上25:1；</w:t>
         </w:r>
       </w:hyperlink>
-      <w:r>
-        <w:rPr>
-          <w:lang w:val="zh_TW" w:bidi="zh_TW"/>
-        </w:rPr>
-        <w:t>）。這個「豐滿」確切的性質在第</w:t>
-      </w:r>
-      <w:hyperlink r:id="rId47">
+      <w:hyperlink r:id="rId28">
         <w:r>
           <w:rPr>
             <w:lang w:val="zh_TW" w:bidi="zh_TW"/>
@@ -1253,50 +871,14 @@
             <w:color w:val="0000EE"/>
             <w:u w:val="single"/>
           </w:rPr>
-          <w:t>14</w:t>
+          <w:t>王上2:34</w:t>
         </w:r>
       </w:hyperlink>
       <w:r>
         <w:rPr>
           <w:lang w:val="zh_TW" w:bidi="zh_TW"/>
         </w:rPr>
-        <w:t>節中有定義：「道成了肉身，住在我們中間，充充滿滿地有恩典有真理。」這裡的希臘文詞語「豐滿」表示豐富和全部。諾斯底主義者用這個詞來描述所有神祇的總和。約翰和保羅一樣，用這個詞來描述基督是神的充滿和神的豐富，因為神本性一切的豐盛都居住在基督耶穌裡（見</w:t>
-      </w:r>
-      <w:hyperlink r:id="rId44">
-        <w:r>
-          <w:rPr>
-            <w:lang w:val="zh_TW" w:bidi="zh_TW"/>
-          </w:rPr>
-          <w:rPr>
-            <w:color w:val="0000EE"/>
-            <w:u w:val="single"/>
-          </w:rPr>
-          <w:t>西1:19</w:t>
-        </w:r>
-      </w:hyperlink>
-      <w:r>
-        <w:rPr>
-          <w:lang w:val="zh_TW" w:bidi="zh_TW"/>
-        </w:rPr>
-        <w:t>，</w:t>
-      </w:r>
-      <w:hyperlink r:id="rId45">
-        <w:r>
-          <w:rPr>
-            <w:lang w:val="zh_TW" w:bidi="zh_TW"/>
-          </w:rPr>
-          <w:rPr>
-            <w:color w:val="0000EE"/>
-            <w:u w:val="single"/>
-          </w:rPr>
-          <w:t>2:9</w:t>
-        </w:r>
-      </w:hyperlink>
-      <w:r>
-        <w:rPr>
-          <w:lang w:val="zh_TW" w:bidi="zh_TW"/>
-        </w:rPr>
-        <w:t>）。</w:t>
+        <w:t>，有關鐵器時代的聖經參考）。</w:t>
       </w:r>
     </w:p>
     <w:p>
@@ -1310,9 +892,152 @@
         <w:rPr>
           <w:lang w:val="zh_TW" w:bidi="zh_TW"/>
         </w:rPr>
-        <w:t>因為神一切的豐盛都居住在基督裡，每個屬靈的現實都能在基督裡找到。在基督裡，信徒沒有缺乏。當然，沒有一個信徒能夠領受基督的一切；只有基督的身體才能領受基督的豐滿並表達出來（</w:t>
-      </w:r>
-      <w:hyperlink r:id="rId48">
+        <w:t>在青銅時代中期，巴勒斯坦房屋的多樣性表明其繁榮程度遠高於青銅時代初期。房屋和墓葬中都出土了大量優雅且製作精良的家居用品。</w:t>
+      </w:r>
+    </w:p>
+    <w:p>
+      <w:pPr>
+        <w:pStyle w:val="Heading3"/>
+      </w:pPr>
+      <w:r>
+        <w:rPr>
+          <w:lang w:val="zh_TW" w:bidi="zh_TW"/>
+        </w:rPr>
+        <w:t>青銅器時代晚期的房屋（約公元前1550–1200年）</w:t>
+      </w:r>
+    </w:p>
+    <w:p>
+      <w:pPr/>
+      <w:r>
+        <w:rPr>
+          <w:lang w:val="zh_TW" w:bidi="zh_TW"/>
+        </w:rPr>
+      </w:r>
+      <w:r>
+        <w:rPr>
+          <w:lang w:val="zh_TW" w:bidi="zh_TW"/>
+        </w:rPr>
+        <w:t>這一時期的信息有限，部分原因是挖掘過程中的偶然意外，部分原因是在時代結束時，許多遺址遭到以色列人、海上民族、埃及人和其他人的嚴重破壞。</w:t>
+      </w:r>
+    </w:p>
+    <w:p>
+      <w:pPr>
+        <w:pStyle w:val="Heading3"/>
+      </w:pPr>
+      <w:r>
+        <w:rPr>
+          <w:lang w:val="zh_TW" w:bidi="zh_TW"/>
+        </w:rPr>
+        <w:t>鐵器時代的以色列人的房屋（約公元前1200–600年）</w:t>
+      </w:r>
+    </w:p>
+    <w:p>
+      <w:pPr/>
+      <w:r>
+        <w:rPr>
+          <w:lang w:val="zh_TW" w:bidi="zh_TW"/>
+        </w:rPr>
+      </w:r>
+      <w:r>
+        <w:rPr>
+          <w:lang w:val="zh_TW" w:bidi="zh_TW"/>
+        </w:rPr>
+        <w:t>這一時期出土了許多民宅建築的範例。以色列人的建築起初相當簡陋，但品質隨後有所提高。因此，在公元前12世紀的卡斯勒遺址（Tell Qasil），發現了一些簡陋房屋，這些房屋設有一個庭院，一側有單間房。在當代的伯示麥，有一座較大的房子，地基由大型未切割石頭建成，庭院約34乘20英尺（10.4乘6.1米），一側有三個房間，大小為11乘10½英尺（3.4乘3.2米）。庭院和其中兩個房間內都用粗糙的石頭鋪地。在夏瑣發現了一座約公元前900年的房屋，該房屋有一個庭院，一側有房間。庭院的一半被覆蓋，屋頂由石柱支撐。這些石柱是巴勒斯坦鐵器時代房屋的典型特徵，並且在全國各地的遺址中都有發現。</w:t>
+      </w:r>
+    </w:p>
+    <w:p>
+      <w:pPr/>
+      <w:r>
+        <w:rPr>
+          <w:lang w:val="zh_TW" w:bidi="zh_TW"/>
+        </w:rPr>
+      </w:r>
+      <w:r>
+        <w:rPr>
+          <w:lang w:val="zh_TW" w:bidi="zh_TW"/>
+        </w:rPr>
+        <w:t>猶大和以色列王時代最常見的房屋類型是三面建有房間的庭院式房屋。這種房屋有時被稱為「四房屋（four-room house）」。沿庭院短軸建造了一個長房間，另兩間房間分別位於庭院長軸的兩側。庭院被兩排延伸到庭院長軸的柱子分成三部分，這些柱子支撐屋頂，並為半高或全高的牆壁提供支撐。房屋的入口位於街道上，進入房屋的入口可從街道通向庭院，庭院中通常有烤爐和穀倉，但具體位置可能有所不同。這樣的框架可以通過在庭院長軸現有房間外添加一排房間來擴展。有許多方法可以將長房間分隔成較小的房間。有些牆壁足夠堅固，還可以加建第二層樓。在示劍出土的四間房屋就是一個範例，這座房屋後來被擴建，約可追溯至公元前748–724年。庭院內有一個儲物箱、一個開放式的大壁爐、一個磨盤（手磨）、石磨和放置在石基座上的陶罐底座。在新增的房間中，有一個從屋頂接水的裝置，並將水輸送到地下供水系統。一個房間內的大穀倉與廚房相連。</w:t>
+      </w:r>
+    </w:p>
+    <w:p>
+      <w:pPr/>
+      <w:r>
+        <w:rPr>
+          <w:lang w:val="zh_TW" w:bidi="zh_TW"/>
+        </w:rPr>
+      </w:r>
+      <w:r>
+        <w:rPr>
+          <w:lang w:val="zh_TW" w:bidi="zh_TW"/>
+        </w:rPr>
+        <w:t>有證據顯示較大的鐵器時代房屋有工業或商業用途。在</w:t>
+      </w:r>
+      <w:r>
+        <w:rPr>
+          <w:lang w:val="zh_TW" w:bidi="zh_TW"/>
+        </w:rPr>
+        <w:t>伯美森廢丘</w:t>
+      </w:r>
+      <w:r>
+        <w:rPr>
+          <w:lang w:val="zh_TW" w:bidi="zh_TW"/>
+        </w:rPr>
+        <w:t>發現的某些房屋內有染缸和織布機配件。在其它地方，大量的磨盤暗示這些地方可能是小麥加工業的中心。也有證據顯示有酒缸、陶器設備和商店。有些房屋設有專門用於宗教用途的房間，內有香爐、雕像、小型祭壇等。</w:t>
+      </w:r>
+    </w:p>
+    <w:p>
+      <w:pPr/>
+      <w:r>
+        <w:rPr>
+          <w:lang w:val="zh_TW" w:bidi="zh_TW"/>
+        </w:rPr>
+      </w:r>
+      <w:r>
+        <w:rPr>
+          <w:lang w:val="zh_TW" w:bidi="zh_TW"/>
+        </w:rPr>
+        <w:t>凱瑟琳·凱尼恩（Kathleen Kenyon）在耶路撒冷的挖掘工作中揭示了猶大末期的房屋。這些房屋相當小且設計不規則，但其總體設計與猶大山區遺址的房屋相同——庭院被一排支撐屋頂的石柱分隔。</w:t>
+      </w:r>
+    </w:p>
+    <w:p>
+      <w:pPr/>
+      <w:r>
+        <w:rPr>
+          <w:lang w:val="zh_TW" w:bidi="zh_TW"/>
+        </w:rPr>
+      </w:r>
+      <w:r>
+        <w:rPr>
+          <w:lang w:val="zh_TW" w:bidi="zh_TW"/>
+        </w:rPr>
+        <w:t>在一些城中，大房屋和小房屋之間的差異可能反映出先知們所提到的社會不平等現象。在公元前10和9世紀，有許多小房屋和少數大房屋的情況相當一致。到了公元前8世紀，在像得撒這樣的城，有三四個大房子和許多簡陋的建築。</w:t>
+      </w:r>
+    </w:p>
+    <w:p>
+      <w:pPr>
+        <w:pStyle w:val="Heading3"/>
+      </w:pPr>
+      <w:r>
+        <w:rPr>
+          <w:lang w:val="zh_TW" w:bidi="zh_TW"/>
+        </w:rPr>
+        <w:t>新約時代的房屋</w:t>
+      </w:r>
+    </w:p>
+    <w:p>
+      <w:pPr/>
+      <w:r>
+        <w:rPr>
+          <w:lang w:val="zh_TW" w:bidi="zh_TW"/>
+        </w:rPr>
+      </w:r>
+      <w:r>
+        <w:rPr>
+          <w:lang w:val="zh_TW" w:bidi="zh_TW"/>
+        </w:rPr>
+        <w:t>新約中提到房屋、屋頂、門、地基、樓房和燈。耶穌的一個比喻提到好的和壞的根基（</w:t>
+      </w:r>
+      <w:hyperlink r:id="rId29">
         <w:r>
           <w:rPr>
             <w:lang w:val="zh_TW" w:bidi="zh_TW"/>
@@ -1321,14 +1046,379 @@
             <w:color w:val="0000EE"/>
             <w:u w:val="single"/>
           </w:rPr>
-          <w:t>弗1:23</w:t>
+          <w:t>太7:25</w:t>
         </w:r>
       </w:hyperlink>
       <w:r>
         <w:rPr>
           <w:lang w:val="zh_TW" w:bidi="zh_TW"/>
         </w:rPr>
-        <w:t>）。然而，每位信徒都能在某種程度上領受這同樣的豐滿。基督永遠是充滿的；祂從不枯竭。無論信徒從祂那裡領受到多少，祂都不斷地賜下。除了基督之外，信徒不需要尋求任何其他來源，因為基督是唯一的源泉。</w:t>
+        <w:t>）。在一次事件中，朋友們把一個癱瘓的人帶到屋頂，並拆開屋頂，把他送到耶穌所在的房子裡（</w:t>
+      </w:r>
+      <w:hyperlink r:id="rId30">
+        <w:r>
+          <w:rPr>
+            <w:lang w:val="zh_TW" w:bidi="zh_TW"/>
+          </w:rPr>
+          <w:rPr>
+            <w:color w:val="0000EE"/>
+            <w:u w:val="single"/>
+          </w:rPr>
+          <w:t>可2:4</w:t>
+        </w:r>
+      </w:hyperlink>
+      <w:r>
+        <w:rPr>
+          <w:lang w:val="zh_TW" w:bidi="zh_TW"/>
+        </w:rPr>
+        <w:t>）。耶穌提到從房上宣告的話（</w:t>
+      </w:r>
+      <w:hyperlink r:id="rId31">
+        <w:r>
+          <w:rPr>
+            <w:lang w:val="zh_TW" w:bidi="zh_TW"/>
+          </w:rPr>
+          <w:rPr>
+            <w:color w:val="0000EE"/>
+            <w:u w:val="single"/>
+          </w:rPr>
+          <w:t>太10:27</w:t>
+        </w:r>
+      </w:hyperlink>
+      <w:r>
+        <w:rPr>
+          <w:lang w:val="zh_TW" w:bidi="zh_TW"/>
+        </w:rPr>
+        <w:t>；</w:t>
+      </w:r>
+      <w:hyperlink r:id="rId32">
+        <w:r>
+          <w:rPr>
+            <w:lang w:val="zh_TW" w:bidi="zh_TW"/>
+          </w:rPr>
+          <w:rPr>
+            <w:color w:val="0000EE"/>
+            <w:u w:val="single"/>
+          </w:rPr>
+          <w:t>路12:3</w:t>
+        </w:r>
+      </w:hyperlink>
+      <w:r>
+        <w:rPr>
+          <w:lang w:val="zh_TW" w:bidi="zh_TW"/>
+        </w:rPr>
+        <w:t>），彼得上房頂禱告（</w:t>
+      </w:r>
+      <w:hyperlink r:id="rId33">
+        <w:r>
+          <w:rPr>
+            <w:lang w:val="zh_TW" w:bidi="zh_TW"/>
+          </w:rPr>
+          <w:rPr>
+            <w:color w:val="0000EE"/>
+            <w:u w:val="single"/>
+          </w:rPr>
+          <w:t>徒10:9</w:t>
+        </w:r>
+      </w:hyperlink>
+      <w:r>
+        <w:rPr>
+          <w:lang w:val="zh_TW" w:bidi="zh_TW"/>
+        </w:rPr>
+        <w:t>）。打掃屋子以尋找失物（</w:t>
+      </w:r>
+      <w:hyperlink r:id="rId34">
+        <w:r>
+          <w:rPr>
+            <w:lang w:val="zh_TW" w:bidi="zh_TW"/>
+          </w:rPr>
+          <w:rPr>
+            <w:color w:val="0000EE"/>
+            <w:u w:val="single"/>
+          </w:rPr>
+          <w:t>路15:8</w:t>
+        </w:r>
+      </w:hyperlink>
+      <w:r>
+        <w:rPr>
+          <w:lang w:val="zh_TW" w:bidi="zh_TW"/>
+        </w:rPr>
+        <w:t>），並用燈照亮（</w:t>
+      </w:r>
+      <w:hyperlink r:id="rId35">
+        <w:r>
+          <w:rPr>
+            <w:lang w:val="zh_TW" w:bidi="zh_TW"/>
+          </w:rPr>
+          <w:rPr>
+            <w:color w:val="0000EE"/>
+            <w:u w:val="single"/>
+          </w:rPr>
+          <w:t>太5:15</w:t>
+        </w:r>
+      </w:hyperlink>
+      <w:r>
+        <w:rPr>
+          <w:lang w:val="zh_TW" w:bidi="zh_TW"/>
+        </w:rPr>
+        <w:t>）。有幾處提到具體個人的房屋（</w:t>
+      </w:r>
+      <w:hyperlink r:id="rId36">
+        <w:r>
+          <w:rPr>
+            <w:lang w:val="zh_TW" w:bidi="zh_TW"/>
+          </w:rPr>
+          <w:rPr>
+            <w:color w:val="0000EE"/>
+            <w:u w:val="single"/>
+          </w:rPr>
+          <w:t>可8:3</w:t>
+        </w:r>
+      </w:hyperlink>
+      <w:r>
+        <w:rPr>
+          <w:lang w:val="zh_TW" w:bidi="zh_TW"/>
+        </w:rPr>
+        <w:t>；</w:t>
+      </w:r>
+      <w:hyperlink r:id="rId37">
+        <w:r>
+          <w:rPr>
+            <w:lang w:val="zh_TW" w:bidi="zh_TW"/>
+          </w:rPr>
+          <w:rPr>
+            <w:color w:val="0000EE"/>
+            <w:u w:val="single"/>
+          </w:rPr>
+          <w:t>路10:5</w:t>
+        </w:r>
+      </w:hyperlink>
+      <w:r>
+        <w:rPr>
+          <w:lang w:val="zh_TW" w:bidi="zh_TW"/>
+        </w:rPr>
+        <w:t>，</w:t>
+      </w:r>
+      <w:hyperlink r:id="rId38">
+        <w:r>
+          <w:rPr>
+            <w:lang w:val="zh_TW" w:bidi="zh_TW"/>
+          </w:rPr>
+          <w:rPr>
+            <w:color w:val="0000EE"/>
+            <w:u w:val="single"/>
+          </w:rPr>
+          <w:t>16:4</w:t>
+        </w:r>
+      </w:hyperlink>
+      <w:r>
+        <w:rPr>
+          <w:lang w:val="zh_TW" w:bidi="zh_TW"/>
+        </w:rPr>
+        <w:t>，</w:t>
+      </w:r>
+      <w:hyperlink r:id="rId39">
+        <w:r>
+          <w:rPr>
+            <w:lang w:val="zh_TW" w:bidi="zh_TW"/>
+          </w:rPr>
+          <w:rPr>
+            <w:color w:val="0000EE"/>
+            <w:u w:val="single"/>
+          </w:rPr>
+          <w:t>19:9</w:t>
+        </w:r>
+      </w:hyperlink>
+      <w:r>
+        <w:rPr>
+          <w:lang w:val="zh_TW" w:bidi="zh_TW"/>
+        </w:rPr>
+        <w:t>；</w:t>
+      </w:r>
+      <w:hyperlink r:id="rId40">
+        <w:r>
+          <w:rPr>
+            <w:lang w:val="zh_TW" w:bidi="zh_TW"/>
+          </w:rPr>
+          <w:rPr>
+            <w:color w:val="0000EE"/>
+            <w:u w:val="single"/>
+          </w:rPr>
+          <w:t>約11:20</w:t>
+        </w:r>
+      </w:hyperlink>
+      <w:r>
+        <w:rPr>
+          <w:lang w:val="zh_TW" w:bidi="zh_TW"/>
+        </w:rPr>
+        <w:t>；</w:t>
+      </w:r>
+      <w:hyperlink r:id="rId41">
+        <w:r>
+          <w:rPr>
+            <w:lang w:val="zh_TW" w:bidi="zh_TW"/>
+          </w:rPr>
+          <w:rPr>
+            <w:color w:val="0000EE"/>
+            <w:u w:val="single"/>
+          </w:rPr>
+          <w:t>徒4:34，</w:t>
+        </w:r>
+      </w:hyperlink>
+      <w:hyperlink r:id="rId42">
+        <w:r>
+          <w:rPr>
+            <w:lang w:val="zh_TW" w:bidi="zh_TW"/>
+          </w:rPr>
+          <w:rPr>
+            <w:color w:val="0000EE"/>
+            <w:u w:val="single"/>
+          </w:rPr>
+          <w:t>9:11</w:t>
+        </w:r>
+      </w:hyperlink>
+      <w:r>
+        <w:rPr>
+          <w:lang w:val="zh_TW" w:bidi="zh_TW"/>
+        </w:rPr>
+        <w:t>，</w:t>
+      </w:r>
+      <w:hyperlink r:id="rId43">
+        <w:r>
+          <w:rPr>
+            <w:lang w:val="zh_TW" w:bidi="zh_TW"/>
+          </w:rPr>
+          <w:rPr>
+            <w:color w:val="0000EE"/>
+            <w:u w:val="single"/>
+          </w:rPr>
+          <w:t>10:32</w:t>
+        </w:r>
+      </w:hyperlink>
+      <w:r>
+        <w:rPr>
+          <w:lang w:val="zh_TW" w:bidi="zh_TW"/>
+        </w:rPr>
+        <w:t>）。有些房屋有通往屋頂的外部樓梯。逾越節的晚餐是在這樣一間大的樓上房間裡準備的（</w:t>
+      </w:r>
+      <w:hyperlink r:id="rId44">
+        <w:r>
+          <w:rPr>
+            <w:lang w:val="zh_TW" w:bidi="zh_TW"/>
+          </w:rPr>
+          <w:rPr>
+            <w:color w:val="0000EE"/>
+            <w:u w:val="single"/>
+          </w:rPr>
+          <w:t>可14:12–15</w:t>
+        </w:r>
+      </w:hyperlink>
+      <w:r>
+        <w:rPr>
+          <w:lang w:val="zh_TW" w:bidi="zh_TW"/>
+        </w:rPr>
+        <w:t>）。耶穌死而復活後，門徒住在類似的房間裡（</w:t>
+      </w:r>
+      <w:hyperlink r:id="rId45">
+        <w:r>
+          <w:rPr>
+            <w:lang w:val="zh_TW" w:bidi="zh_TW"/>
+          </w:rPr>
+          <w:rPr>
+            <w:color w:val="0000EE"/>
+            <w:u w:val="single"/>
+          </w:rPr>
+          <w:t>徒1:13</w:t>
+        </w:r>
+      </w:hyperlink>
+      <w:r>
+        <w:rPr>
+          <w:lang w:val="zh_TW" w:bidi="zh_TW"/>
+        </w:rPr>
+        <w:t>）。在這樣的房屋裡有時會有僕人（</w:t>
+      </w:r>
+      <w:hyperlink r:id="rId46">
+        <w:r>
+          <w:rPr>
+            <w:lang w:val="zh_TW" w:bidi="zh_TW"/>
+          </w:rPr>
+          <w:rPr>
+            <w:color w:val="0000EE"/>
+            <w:u w:val="single"/>
+          </w:rPr>
+          <w:t>10:7</w:t>
+        </w:r>
+      </w:hyperlink>
+      <w:r>
+        <w:rPr>
+          <w:lang w:val="zh_TW" w:bidi="zh_TW"/>
+        </w:rPr>
+        <w:t>），有些有客房（</w:t>
+      </w:r>
+      <w:hyperlink r:id="rId47">
+        <w:r>
+          <w:rPr>
+            <w:lang w:val="zh_TW" w:bidi="zh_TW"/>
+          </w:rPr>
+          <w:rPr>
+            <w:color w:val="0000EE"/>
+            <w:u w:val="single"/>
+          </w:rPr>
+          <w:t>可14:14</w:t>
+        </w:r>
+      </w:hyperlink>
+      <w:r>
+        <w:rPr>
+          <w:lang w:val="zh_TW" w:bidi="zh_TW"/>
+        </w:rPr>
+        <w:t>）。我們從新約的資料得出結論，耶穌時代的房屋在大小和華麗程度上有多種多樣。在猶太或加利利的一條典型街道上，房屋從小房屋（25到30平方英尺或2.3到2.8平方米）到上層階級的豪宅不等，豪宅可能有兩層或更多層，並以柱子和建築裝飾點綴。</w:t>
+      </w:r>
+    </w:p>
+    <w:p>
+      <w:pPr/>
+      <w:r>
+        <w:rPr>
+          <w:lang w:val="zh_TW" w:bidi="zh_TW"/>
+        </w:rPr>
+      </w:r>
+      <w:r>
+        <w:rPr>
+          <w:lang w:val="zh_TW" w:bidi="zh_TW"/>
+        </w:rPr>
+        <w:t>要了解這些房屋的具體特徵，我們需要依靠考古和文學資料。拉比和約瑟夫的著作補充了許多細節。早期羅馬（希律王）時期（公元前37年–公元70年）的考古遺址發掘提供了更多具體的證據。耶路撒冷舊猶太區的發掘是一個豐富的資訊來源。一座約209平方碼的大房屋有一個中央庭院，內有三個烹飪爐和一個水池。一些牆壁上的大壁龕裡有破碎的陶器，可能是壁櫥。馬賽克地板和抹灰牆壁的痕跡展示了這座房屋的美麗。庭院外有幾個房間，可能多達十個。在更西邊的地方，尤其是在錫安山的亞蘭公墓區，發現了第二聖殿時期晚期的其它精美房屋遺跡，其中保存了獨特的鳥類壁畫。還有一些出土的房屋有純幾何圖案的馬賽克地板，這與遵守禁止描繪動物形象的禁令相一致。</w:t>
+      </w:r>
+    </w:p>
+    <w:p>
+      <w:pPr/>
+      <w:r>
+        <w:rPr>
+          <w:lang w:val="zh_TW" w:bidi="zh_TW"/>
+        </w:rPr>
+      </w:r>
+      <w:r>
+        <w:rPr>
+          <w:i/>
+          <w:lang w:val="zh_TW" w:bidi="zh_TW"/>
+        </w:rPr>
+        <w:t>另見</w:t>
+      </w:r>
+      <w:r>
+        <w:rPr>
+          <w:lang w:val="zh_TW" w:bidi="zh_TW"/>
+        </w:rPr>
+        <w:t xml:space="preserve"> </w:t>
+      </w:r>
+      <w:r>
+        <w:rPr>
+          <w:lang w:val="zh_TW" w:bidi="zh_TW"/>
+        </w:rPr>
+        <w:t>建築</w:t>
+      </w:r>
+      <w:r>
+        <w:rPr>
+          <w:lang w:val="zh_TW" w:bidi="zh_TW"/>
+        </w:rPr>
+        <w:t>。</w:t>
       </w:r>
       <w:r>
         <w:rPr>

--- a/zht/docx/036.content.docx
+++ b/zht/docx/036.content.docx
@@ -149,7 +149,7 @@
         <w:rPr>
           <w:lang w:val="zh_TW" w:bidi="zh_TW"/>
         </w:rPr>
-        <w:t>fang</w:t>
+        <w:t>fa</w:t>
       </w:r>
       <w:r>
         <w:rPr>
@@ -212,7 +212,7 @@
         <w:rPr>
           <w:lang w:val="zh_TW" w:bidi="zh_TW"/>
         </w:rPr>
-        <w:t>房角石</w:t>
+        <w:t>法利賽人</w:t>
       </w:r>
       <w:r>
         <w:rPr>
@@ -231,7 +231,7 @@
         <w:rPr>
           <w:lang w:val="zh_TW" w:bidi="zh_TW"/>
         </w:rPr>
-        <w:t>新約中用以描述耶穌崇高地位的術語。</w:t>
+        <w:t>在新約時期活躍於巴勒斯坦的宗教派別。福音書一直都將法利賽人描繪為耶穌的對手。一般認為，法利賽人在第一世紀初代表主流猶太教，並且他們有一系列特徵，在道德上令人反感。因此，大多數聖經字典和類似的參考書籍，都將法利賽人描繪為貪婪、偽善、缺乏正義感、過分關注律法的字面細節，並且不注意舊約的屬靈意義。人們認為，這些特徵和其他特徵進一步廣泛塑造猶太教。</w:t>
       </w:r>
     </w:p>
     <w:p>
@@ -245,7 +245,84 @@
         <w:rPr>
           <w:lang w:val="zh_TW" w:bidi="zh_TW"/>
         </w:rPr>
-        <w:t>耶穌在凶惡園戶的比喻中使用這個詞來指自己（</w:t>
+        <w:t>這種對法利賽人猶太教的普遍看法，存在幾個問題。首先，福音書本身提供了一些重要信息，似乎與這種觀點不一致。其次，拉比猶太教的主要文獻（如米示拿、塔木德和米大示）都是正面且值得讚美的。第三，尤其是自從死海古卷出土後，越來越清楚的是，在公元70年之前，法利賽人只在一個高度多元化的社會中構成一個小運動；無論他們的受歡迎程度和影響力如何，都很難被視為猶太教的代表。</w:t>
+      </w:r>
+    </w:p>
+    <w:p>
+      <w:pPr>
+        <w:pStyle w:val="Heading3"/>
+      </w:pPr>
+      <w:r>
+        <w:rPr>
+          <w:lang w:val="zh_TW" w:bidi="zh_TW"/>
+        </w:rPr>
+        <w:t>起源</w:t>
+      </w:r>
+    </w:p>
+    <w:p>
+      <w:pPr/>
+      <w:r>
+        <w:rPr>
+          <w:lang w:val="zh_TW" w:bidi="zh_TW"/>
+        </w:rPr>
+      </w:r>
+      <w:r>
+        <w:rPr>
+          <w:lang w:val="zh_TW" w:bidi="zh_TW"/>
+        </w:rPr>
+        <w:t>法利賽人的起源不甚明確。根據猶太傳統，法利賽（即拉比）猶太教可以追溯到以斯拉和公元前五世紀文士運動的開端。在另一個極端，一些學者認為，公元前二世紀前的歷史文獻沒有明確提到法利賽人，因此法利賽主義是在馬加比起義（公元前167年）後突然出現的。許多專家認為，也許早在公元前三世紀，就可以找到法利賽主義初期形式的證據（如在《約書亞</w:t>
+      </w:r>
+      <w:r>
+        <w:rPr>
+          <w:lang w:val="zh_TW" w:bidi="zh_TW"/>
+        </w:rPr>
+        <w:t>〔</w:t>
+      </w:r>
+      <w:r>
+        <w:rPr>
+          <w:lang w:val="zh_TW" w:bidi="zh_TW"/>
+        </w:rPr>
+        <w:t>耶穌</w:t>
+      </w:r>
+      <w:r>
+        <w:rPr>
+          <w:lang w:val="zh_TW" w:bidi="zh_TW"/>
+        </w:rPr>
+        <w:t>〕</w:t>
+      </w:r>
+      <w:r>
+        <w:rPr>
+          <w:lang w:val="zh_TW" w:bidi="zh_TW"/>
+        </w:rPr>
+        <w:t>便西拉智訓》中，又稱《便西拉智訓》，天主教譯為《德訓篇》）。此外，與文士工作相關的思想活動，可能確實與法利賽人的發展有關。此外，在馬加比起義之前，一些法利賽人獨特的關注，很可能與哈西典人（「忠心的一群」，反對猶太社會受希臘影響的傳統主義者）的發展有關。</w:t>
+      </w:r>
+    </w:p>
+    <w:p>
+      <w:pPr/>
+      <w:r>
+        <w:rPr>
+          <w:lang w:val="zh_TW" w:bidi="zh_TW"/>
+        </w:rPr>
+      </w:r>
+      <w:r>
+        <w:rPr>
+          <w:lang w:val="zh_TW" w:bidi="zh_TW"/>
+        </w:rPr>
+        <w:t>根據一種流行且合理的解釋，哈西典對馬加比統治者感到失望，因為他們的行為在幾方面傷害了猶太人的感情。一些哈西典人與國家分離，發展成為不願屈從的教派，例如愛色尼派。留下來的則試圖對猶太生活施加影響，並發展成為法利賽教派。</w:t>
+      </w:r>
+    </w:p>
+    <w:p>
+      <w:pPr/>
+      <w:r>
+        <w:rPr>
+          <w:lang w:val="zh_TW" w:bidi="zh_TW"/>
+        </w:rPr>
+      </w:r>
+      <w:r>
+        <w:rPr>
+          <w:lang w:val="zh_TW" w:bidi="zh_TW"/>
+        </w:rPr>
+        <w:t>在接下來的一個世紀，法利賽人的政治影響力不大，但無疑在猶太事務中扮演了重要角色。在新約時代，他們受廣泛認可為宗教領袖。約瑟夫告訴我們，他屬於這個教派，他在公元一世紀末寫道，法利賽人「說服了許多的民眾，無論是敬拜、祈禱或獻祭，民眾都完全遵照他們的指示而行；甚至有多個城市都因為他們在生活上及言行上的高尚德行而頒發證書給他們」（猶太古史記 18.15）。我們無法確定這一描述是否適用於公元70年之前的時期，但福音書本身的證據在某程度上證實了這一點。比如，稅吏和法利賽人的比喻（</w:t>
       </w:r>
       <w:hyperlink r:id="rId13">
         <w:r>
@@ -256,14 +333,39 @@
             <w:color w:val="0000EE"/>
             <w:u w:val="single"/>
           </w:rPr>
-          <w:t>太21:42</w:t>
+          <w:t>路18:9–14</w:t>
         </w:r>
       </w:hyperlink>
       <w:r>
         <w:rPr>
           <w:lang w:val="zh_TW" w:bidi="zh_TW"/>
         </w:rPr>
-        <w:t>；</w:t>
+        <w:t>）雖然譴責法利賽人，但其意義在於我們理解它所宣告的角色逆轉：回家時被稱為義人的，是邪惡的稅吏，而不是通常被認為是義人那位。</w:t>
+      </w:r>
+    </w:p>
+    <w:p>
+      <w:pPr>
+        <w:pStyle w:val="Heading3"/>
+      </w:pPr>
+      <w:r>
+        <w:rPr>
+          <w:lang w:val="zh_TW" w:bidi="zh_TW"/>
+        </w:rPr>
+        <w:t>基本特徵</w:t>
+      </w:r>
+    </w:p>
+    <w:p>
+      <w:pPr/>
+      <w:r>
+        <w:rPr>
+          <w:lang w:val="zh_TW" w:bidi="zh_TW"/>
+        </w:rPr>
+      </w:r>
+      <w:r>
+        <w:rPr>
+          <w:lang w:val="zh_TW" w:bidi="zh_TW"/>
+        </w:rPr>
+        <w:t>學者對法利賽人有何基本特徵，存在嚴重分歧，因此無法準確描述法利賽人。有些人強調「分離」的概念，部分原因是基於名字的假定詞源（來自希伯來文parush：「分離者」，雖然也有其他建議）。一個更為細緻的觀點則強調法利賽人對儀式、禮儀潔淨的關注（參</w:t>
       </w:r>
       <w:hyperlink r:id="rId14">
         <w:r>
@@ -274,14 +376,42 @@
             <w:color w:val="0000EE"/>
             <w:u w:val="single"/>
           </w:rPr>
-          <w:t>可12:10</w:t>
+          <w:t>可7:1–4</w:t>
         </w:r>
       </w:hyperlink>
       <w:r>
         <w:rPr>
           <w:lang w:val="zh_TW" w:bidi="zh_TW"/>
         </w:rPr>
-        <w:t>；</w:t>
+        <w:t>）。一些證據表明，法利賽人希望將祭司儀式普遍應用於民眾（這一因素可能有助解釋，為何法利賽較易適應公元70年後聖殿及聖殿獻祭的缺失）。還有一種觀點認為，法利賽人是學者階層，他們與文士（律法專家）之間的密切聯繫使這觀點更為可信，因為後來許多拉比文獻反映了他們對知識追求，特別是關於妥拉意義和應用的詳細邏輯論證中。</w:t>
+      </w:r>
+    </w:p>
+    <w:p>
+      <w:pPr/>
+      <w:r>
+        <w:rPr>
+          <w:lang w:val="zh_TW" w:bidi="zh_TW"/>
+        </w:rPr>
+      </w:r>
+      <w:r>
+        <w:rPr>
+          <w:lang w:val="zh_TW" w:bidi="zh_TW"/>
+        </w:rPr>
+        <w:t>這些不同的方法並不是互相排斥的。此外，人們似乎普遍認同法利賽主義的一個基本神學信念，即他們堅持兩重律法概念：成書妥拉（舊約，主要是摩西五經）和口傳妥拉（由許多代拉比傳下來的傳統）。這無疑是一個特徵，將他們與撒都該人區分（參約瑟夫的《猶太古史記》13.297–98）。後者只接受摩西之書的權柄，並強烈主張法利賽人對口傳傳統的重視，代表了無法辯護的創新。這些傳統試圖規範人們在神面前的生活，隨著時間的推移變得越來越詳細，最終整理成一部單一文件，即米示拿（約公元210年）。在其發展過程中的某個時候，出現了一種觀點，即口傳律法本身是由神賜給摩西的，因此與聖經同有神聖的權柄。</w:t>
+      </w:r>
+    </w:p>
+    <w:p>
+      <w:pPr/>
+      <w:r>
+        <w:rPr>
+          <w:lang w:val="zh_TW" w:bidi="zh_TW"/>
+        </w:rPr>
+      </w:r>
+      <w:r>
+        <w:rPr>
+          <w:lang w:val="zh_TW" w:bidi="zh_TW"/>
+        </w:rPr>
+        <w:t>仔細查看新約，有助於理解這一特徵的本質，這特徵最能解釋法利賽觀點與福音信息之間的衝突。比如，使徒保羅強調他使徒宣講的獨特性，將其與他年輕時熱心追求的「祖宗的遺傳」進行對比（</w:t>
       </w:r>
       <w:hyperlink r:id="rId15">
         <w:r>
@@ -292,14 +422,14 @@
             <w:color w:val="0000EE"/>
             <w:u w:val="single"/>
           </w:rPr>
-          <w:t>路20:17</w:t>
+          <w:t>加1:14</w:t>
         </w:r>
       </w:hyperlink>
       <w:r>
         <w:rPr>
           <w:lang w:val="zh_TW" w:bidi="zh_TW"/>
         </w:rPr>
-        <w:t>）。此比喻的背景是耶穌在耶路撒冷最後的事工期間，潔淨聖殿後，猶太宗教領袖質疑祂的行動。耶穌用比喻回應他們，象徵性地描述了耶穌與這些領袖的關係。比喻中，猶太宗教領袖被描繪為看守葡萄園的惡園戶，葡萄園象徵神的百姓。惡園戶拒絕尊敬園主（代表神），最終殺害了園主的兒子（象徵耶穌）。比喻預言了耶穌的受死，耶穌引用猶太領袖熟悉的經文</w:t>
+        <w:t>）。特別具啟發性的是</w:t>
       </w:r>
       <w:hyperlink r:id="rId16">
         <w:r>
@@ -310,14 +440,38 @@
             <w:color w:val="0000EE"/>
             <w:u w:val="single"/>
           </w:rPr>
-          <w:t>詩篇一一八篇22至23節</w:t>
+          <w:t>馬可福音第七章</w:t>
         </w:r>
       </w:hyperlink>
       <w:r>
         <w:rPr>
           <w:lang w:val="zh_TW" w:bidi="zh_TW"/>
         </w:rPr>
-        <w:t>（參</w:t>
+        <w:t>的關鍵段落，記載法利賽人向耶穌抱怨：「</w:t>
+      </w:r>
+      <w:r>
+        <w:rPr>
+          <w:lang w:val="zh_TW" w:bidi="zh_TW"/>
+        </w:rPr>
+        <w:t>你的門徒為甚麼不照古人的遺傳，用</w:t>
+      </w:r>
+      <w:r>
+        <w:rPr>
+          <w:lang w:val="zh_TW" w:bidi="zh_TW"/>
+        </w:rPr>
+        <w:t>『俗』</w:t>
+      </w:r>
+      <w:r>
+        <w:rPr>
+          <w:lang w:val="zh_TW" w:bidi="zh_TW"/>
+        </w:rPr>
+        <w:t>手吃飯呢？</w:t>
+      </w:r>
+      <w:r>
+        <w:rPr>
+          <w:lang w:val="zh_TW" w:bidi="zh_TW"/>
+        </w:rPr>
+        <w:t>」（第</w:t>
       </w:r>
       <w:hyperlink r:id="rId17">
         <w:r>
@@ -328,28 +482,14 @@
             <w:color w:val="0000EE"/>
             <w:u w:val="single"/>
           </w:rPr>
-          <w:t>賽28:16</w:t>
+          <w:t>5</w:t>
         </w:r>
       </w:hyperlink>
       <w:r>
         <w:rPr>
           <w:lang w:val="zh_TW" w:bidi="zh_TW"/>
         </w:rPr>
-        <w:t>），表明這段經文談及祂被棄絕與被高舉。雖然猶太領袖棄絕了耶穌，但神使祂成為房角石。</w:t>
-      </w:r>
-    </w:p>
-    <w:p>
-      <w:pPr/>
-      <w:r>
-        <w:rPr>
-          <w:lang w:val="zh_TW" w:bidi="zh_TW"/>
-        </w:rPr>
-      </w:r>
-      <w:r>
-        <w:rPr>
-          <w:lang w:val="zh_TW" w:bidi="zh_TW"/>
-        </w:rPr>
-        <w:t>其次，在</w:t>
+        <w:t>節）。基督的回答以嚴厲的指控反駁他們的批評：「你們是離棄神的誡命，拘守人的遺傳……這就是你們承接遺傳，廢了神的道」（第</w:t>
       </w:r>
       <w:hyperlink r:id="rId18">
         <w:r>
@@ -360,14 +500,14 @@
             <w:color w:val="0000EE"/>
             <w:u w:val="single"/>
           </w:rPr>
-          <w:t>使徒行傳四章11節</w:t>
+          <w:t>8</w:t>
         </w:r>
       </w:hyperlink>
       <w:r>
         <w:rPr>
           <w:lang w:val="zh_TW" w:bidi="zh_TW"/>
         </w:rPr>
-        <w:t>，彼得在耶路撒冷的猶太領袖前辯護時，也使用了這個詞。他解釋聖殿門口瘸腿的乞丐得醫治是因奉拿撒勒人耶穌基督的名，這位耶穌曾被他們釘十字架，但神使祂復活（</w:t>
+        <w:t>、</w:t>
       </w:r>
       <w:hyperlink r:id="rId19">
         <w:r>
@@ -378,14 +518,14 @@
             <w:color w:val="0000EE"/>
             <w:u w:val="single"/>
           </w:rPr>
-          <w:t>10</w:t>
+          <w:t>13</w:t>
         </w:r>
       </w:hyperlink>
       <w:r>
         <w:rPr>
           <w:lang w:val="zh_TW" w:bidi="zh_TW"/>
         </w:rPr>
-        <w:t>節）。彼得引用</w:t>
+        <w:t>節；參見</w:t>
       </w:r>
       <w:hyperlink r:id="rId20">
         <w:r>
@@ -396,14 +536,14 @@
             <w:color w:val="0000EE"/>
             <w:u w:val="single"/>
           </w:rPr>
-          <w:t>詩篇一一八篇22節</w:t>
+          <w:t>太15:1–6</w:t>
         </w:r>
       </w:hyperlink>
       <w:r>
         <w:rPr>
           <w:lang w:val="zh_TW" w:bidi="zh_TW"/>
         </w:rPr>
-        <w:t>，來確認這一事件符合聖經。他將被棄的石頭比作耶穌的受死，將成為房角石比作耶穌的復活與高舉，表明「房角石」象徵耶穌與父神同享的崇高地位。</w:t>
+        <w:t>）。</w:t>
       </w:r>
     </w:p>
     <w:p>
@@ -412,6 +552,12 @@
         <w:rPr>
           <w:lang w:val="zh_TW" w:bidi="zh_TW"/>
         </w:rPr>
+      </w:r>
+      <w:r>
+        <w:rPr>
+          <w:lang w:val="zh_TW" w:bidi="zh_TW"/>
+        </w:rPr>
+        <w:t>法利賽人重視他們對律法的解釋，此舉削弱了神啟示的權柄。更糟的是，這些解釋的巧妙之處在於，通過放寬神的標準來扭曲恩典的教義。耶穌在</w:t>
       </w:r>
       <w:hyperlink r:id="rId21">
         <w:r>
@@ -422,14 +568,28 @@
             <w:color w:val="0000EE"/>
             <w:u w:val="single"/>
           </w:rPr>
-          <w:t>彼前書二章6至7節</w:t>
+          <w:t>馬可福音七章10至12節</w:t>
         </w:r>
       </w:hyperlink>
       <w:r>
         <w:rPr>
           <w:lang w:val="zh_TW" w:bidi="zh_TW"/>
         </w:rPr>
-        <w:t>也提到房角石。在第</w:t>
+        <w:t>中使用的例子表明，一項拉比的規條——各耳板，使人們可以忽視第五誡並覺得這樣做是合理的。</w:t>
+      </w:r>
+    </w:p>
+    <w:p>
+      <w:pPr/>
+      <w:r>
+        <w:rPr>
+          <w:lang w:val="zh_TW" w:bidi="zh_TW"/>
+        </w:rPr>
+      </w:r>
+      <w:r>
+        <w:rPr>
+          <w:lang w:val="zh_TW" w:bidi="zh_TW"/>
+        </w:rPr>
+        <w:t>法利賽人的規條複雜繁多，但至少人們可以遵守。那些嚴格遵循拉比傳統的人，可能誤以為自己的行為滿足了神的要求（參保羅對自己悔改前態度的描述，</w:t>
       </w:r>
       <w:hyperlink r:id="rId22">
         <w:r>
@@ -440,16 +600,16 @@
             <w:color w:val="0000EE"/>
             <w:u w:val="single"/>
           </w:rPr>
-          <w:t>4</w:t>
+          <w:t>腓3:6</w:t>
         </w:r>
       </w:hyperlink>
       <w:r>
         <w:rPr>
           <w:lang w:val="zh_TW" w:bidi="zh_TW"/>
         </w:rPr>
-        <w:t>節中，彼得將</w:t>
-      </w:r>
-      <w:hyperlink r:id="rId20">
+        <w:t>），他們淡然面對自己的罪，並有著虛假的屬靈安全感，以致不必再依靠神的憐憫。這當然是稅吏和法利賽人比喻的要點（</w:t>
+      </w:r>
+      <w:hyperlink r:id="rId13">
         <w:r>
           <w:rPr>
             <w:lang w:val="zh_TW" w:bidi="zh_TW"/>
@@ -458,32 +618,26 @@
             <w:color w:val="0000EE"/>
             <w:u w:val="single"/>
           </w:rPr>
-          <w:t>詩篇一一八篇22節</w:t>
+          <w:t>路18:9–14</w:t>
         </w:r>
       </w:hyperlink>
       <w:r>
         <w:rPr>
           <w:lang w:val="zh_TW" w:bidi="zh_TW"/>
         </w:rPr>
-        <w:t>中被棄的石頭與</w:t>
-      </w:r>
-      <w:hyperlink r:id="rId17">
-        <w:r>
-          <w:rPr>
-            <w:lang w:val="zh_TW" w:bidi="zh_TW"/>
-          </w:rPr>
-          <w:rPr>
-            <w:color w:val="0000EE"/>
-            <w:u w:val="single"/>
-          </w:rPr>
-          <w:t>以賽亞書二十八章16節</w:t>
-        </w:r>
-      </w:hyperlink>
-      <w:r>
-        <w:rPr>
-          <w:lang w:val="zh_TW" w:bidi="zh_TW"/>
-        </w:rPr>
-        <w:t>中的「被揀選和寶貴的石頭」結合，並加入他自己經歷耶穌復活的生命見證。彼得鼓勵讀者來到耶穌面前，藉此成為靈宮，被建造成為神的居所。這個意象用來突顯耶穌的崇高本質。在第</w:t>
+        <w:t>）。相比之下，耶穌要求的公義遠高於法利賽人：「要完全，</w:t>
+      </w:r>
+      <w:r>
+        <w:rPr>
+          <w:lang w:val="zh_TW" w:bidi="zh_TW"/>
+        </w:rPr>
+        <w:t>像你們的天父完全一樣</w:t>
+      </w:r>
+      <w:r>
+        <w:rPr>
+          <w:lang w:val="zh_TW" w:bidi="zh_TW"/>
+        </w:rPr>
+        <w:t>」（</w:t>
       </w:r>
       <w:hyperlink r:id="rId23">
         <w:r>
@@ -494,32 +648,14 @@
             <w:color w:val="0000EE"/>
             <w:u w:val="single"/>
           </w:rPr>
-          <w:t>6</w:t>
+          <w:t>太5:48</w:t>
         </w:r>
       </w:hyperlink>
       <w:r>
         <w:rPr>
           <w:lang w:val="zh_TW" w:bidi="zh_TW"/>
         </w:rPr>
-        <w:t>節中，彼得引用</w:t>
-      </w:r>
-      <w:hyperlink r:id="rId17">
-        <w:r>
-          <w:rPr>
-            <w:lang w:val="zh_TW" w:bidi="zh_TW"/>
-          </w:rPr>
-          <w:rPr>
-            <w:color w:val="0000EE"/>
-            <w:u w:val="single"/>
-          </w:rPr>
-          <w:t>以賽亞書二十八章16節</w:t>
-        </w:r>
-      </w:hyperlink>
-      <w:r>
-        <w:rPr>
-          <w:lang w:val="zh_TW" w:bidi="zh_TW"/>
-        </w:rPr>
-        <w:t>，論到「被揀選和寶貴的房角石」，並將其與信徒聯繫起來。而第</w:t>
+        <w:t>；參</w:t>
       </w:r>
       <w:hyperlink r:id="rId24">
         <w:r>
@@ -530,50 +666,14 @@
             <w:color w:val="0000EE"/>
             <w:u w:val="single"/>
           </w:rPr>
-          <w:t>7至8</w:t>
+          <w:t>20節</w:t>
         </w:r>
       </w:hyperlink>
       <w:r>
         <w:rPr>
           <w:lang w:val="zh_TW" w:bidi="zh_TW"/>
         </w:rPr>
-        <w:t>節則引用</w:t>
-      </w:r>
-      <w:hyperlink r:id="rId20">
-        <w:r>
-          <w:rPr>
-            <w:lang w:val="zh_TW" w:bidi="zh_TW"/>
-          </w:rPr>
-          <w:rPr>
-            <w:color w:val="0000EE"/>
-            <w:u w:val="single"/>
-          </w:rPr>
-          <w:t>詩篇一一八篇22節</w:t>
-        </w:r>
-      </w:hyperlink>
-      <w:r>
-        <w:rPr>
-          <w:lang w:val="zh_TW" w:bidi="zh_TW"/>
-        </w:rPr>
-        <w:t>和</w:t>
-      </w:r>
-      <w:hyperlink r:id="rId25">
-        <w:r>
-          <w:rPr>
-            <w:lang w:val="zh_TW" w:bidi="zh_TW"/>
-          </w:rPr>
-          <w:rPr>
-            <w:color w:val="0000EE"/>
-            <w:u w:val="single"/>
-          </w:rPr>
-          <w:t>以賽亞書八章14節</w:t>
-        </w:r>
-      </w:hyperlink>
-      <w:r>
-        <w:rPr>
-          <w:lang w:val="zh_TW" w:bidi="zh_TW"/>
-        </w:rPr>
-        <w:t>，提到絆腳的石頭，並將其與不信者聯繫起來。彼得的目的是向讀者顯明耶穌崇高的地位，並鼓勵他們記念蒙召歸向的主。</w:t>
+        <w:t>）。</w:t>
       </w:r>
     </w:p>
     <w:p>
@@ -585,818 +685,6 @@
       </w:r>
       <w:r>
         <w:rPr>
-          <w:lang w:val="zh_TW" w:bidi="zh_TW"/>
-        </w:rPr>
-        <w:t>顯然，舊約中關於房角石的概念在新約中應用在耶穌身上，是為了強調祂與父神同享的崇高地位，並藉此鼓勵信徒。在</w:t>
-      </w:r>
-      <w:hyperlink r:id="rId26">
-        <w:r>
-          <w:rPr>
-            <w:lang w:val="zh_TW" w:bidi="zh_TW"/>
-          </w:rPr>
-          <w:rPr>
-            <w:color w:val="0000EE"/>
-            <w:u w:val="single"/>
-          </w:rPr>
-          <w:t>以弗所書二章20節</w:t>
-        </w:r>
-      </w:hyperlink>
-      <w:r>
-        <w:rPr>
-          <w:lang w:val="zh_TW" w:bidi="zh_TW"/>
-        </w:rPr>
-        <w:t>中，也簡要提到基督耶穌是建立教會的房角石。</w:t>
-      </w:r>
-      <w:r>
-        <w:rPr>
-          <w:lang w:val="zh_TW" w:bidi="zh_TW"/>
-        </w:rPr>
-      </w:r>
-      <w:r>
-        <w:rPr>
-          <w:lang w:val="zh_TW" w:bidi="zh_TW"/>
-        </w:rPr>
-      </w:r>
-    </w:p>
-    <w:p>
-      <w:pPr/>
-      <w:r>
-        <w:rPr>
-          <w:lang w:val="zh_TW" w:bidi="zh_TW"/>
-        </w:rPr>
-      </w:r>
-    </w:p>
-    <w:p>
-      <w:pPr>
-        <w:pStyle w:val="Heading2"/>
-      </w:pPr>
-      <w:r>
-        <w:rPr>
-          <w:lang w:val="zh_TW" w:bidi="zh_TW"/>
-        </w:rPr>
-        <w:t>房屋與住處</w:t>
-      </w:r>
-      <w:r>
-        <w:rPr>
-          <w:lang w:val="zh_TW" w:bidi="zh_TW"/>
-        </w:rPr>
-      </w:r>
-    </w:p>
-    <w:p>
-      <w:pPr/>
-      <w:r>
-        <w:rPr>
-          <w:lang w:val="zh_TW" w:bidi="zh_TW"/>
-        </w:rPr>
-      </w:r>
-      <w:r>
-        <w:rPr>
-          <w:lang w:val="zh_TW" w:bidi="zh_TW"/>
-        </w:rPr>
-        <w:t>概述</w:t>
-      </w:r>
-    </w:p>
-    <w:p>
-      <w:pPr>
-        <w:pStyle w:val="ListBullet"/>
-        <w:spacing w:line="240" w:lineRule="auto"/>
-        <w:ind w:left="720"/>
-      </w:pPr>
-      <w:r>
-        <w:rPr>
-          <w:lang w:val="zh_TW" w:bidi="zh_TW"/>
-        </w:rPr>
-      </w:r>
-      <w:r>
-        <w:rPr>
-          <w:lang w:val="zh_TW" w:bidi="zh_TW"/>
-        </w:rPr>
-        <w:t>青銅器時代中期的房屋</w:t>
-      </w:r>
-    </w:p>
-    <w:p>
-      <w:pPr>
-        <w:pStyle w:val="ListBullet"/>
-        <w:spacing w:line="240" w:lineRule="auto"/>
-        <w:ind w:left="720"/>
-      </w:pPr>
-      <w:r>
-        <w:rPr>
-          <w:lang w:val="zh_TW" w:bidi="zh_TW"/>
-        </w:rPr>
-      </w:r>
-      <w:r>
-        <w:rPr>
-          <w:lang w:val="zh_TW" w:bidi="zh_TW"/>
-        </w:rPr>
-        <w:t>青銅器時代晚期的房屋</w:t>
-      </w:r>
-    </w:p>
-    <w:p>
-      <w:pPr>
-        <w:pStyle w:val="ListBullet"/>
-        <w:spacing w:line="240" w:lineRule="auto"/>
-        <w:ind w:left="720"/>
-      </w:pPr>
-      <w:r>
-        <w:rPr>
-          <w:lang w:val="zh_TW" w:bidi="zh_TW"/>
-        </w:rPr>
-      </w:r>
-      <w:r>
-        <w:rPr>
-          <w:lang w:val="zh_TW" w:bidi="zh_TW"/>
-        </w:rPr>
-        <w:t>鐵器時代的以色列人的房屋</w:t>
-      </w:r>
-    </w:p>
-    <w:p>
-      <w:pPr>
-        <w:pStyle w:val="ListBullet"/>
-        <w:spacing w:line="240" w:lineRule="auto"/>
-        <w:ind w:left="720"/>
-      </w:pPr>
-      <w:r>
-        <w:rPr>
-          <w:lang w:val="zh_TW" w:bidi="zh_TW"/>
-        </w:rPr>
-      </w:r>
-      <w:r>
-        <w:rPr>
-          <w:lang w:val="zh_TW" w:bidi="zh_TW"/>
-        </w:rPr>
-        <w:t>新約時代的房屋</w:t>
-      </w:r>
-    </w:p>
-    <w:p>
-      <w:pPr>
-        <w:pStyle w:val="Heading3"/>
-      </w:pPr>
-      <w:r>
-        <w:rPr>
-          <w:lang w:val="zh_TW" w:bidi="zh_TW"/>
-        </w:rPr>
-        <w:t>青銅器時代中期的房屋（約公元前1800–1500年）</w:t>
-      </w:r>
-    </w:p>
-    <w:p>
-      <w:pPr/>
-      <w:r>
-        <w:rPr>
-          <w:lang w:val="zh_TW" w:bidi="zh_TW"/>
-        </w:rPr>
-      </w:r>
-      <w:r>
-        <w:rPr>
-          <w:lang w:val="zh_TW" w:bidi="zh_TW"/>
-        </w:rPr>
-        <w:t>以色列人早期的祖先大多住在帳篷或臨時住所中，但青銅器時代中期的迦南人（以色列人來到他們的土地上）則住在優渥的堅固房屋中，這種房屋是由幾個房間圍繞著庭院建造的。</w:t>
-      </w:r>
-    </w:p>
-    <w:p>
-      <w:pPr/>
-      <w:r>
-        <w:rPr>
-          <w:lang w:val="zh_TW" w:bidi="zh_TW"/>
-        </w:rPr>
-      </w:r>
-      <w:r>
-        <w:rPr>
-          <w:lang w:val="zh_TW" w:bidi="zh_TW"/>
-        </w:rPr>
-        <w:t>這種新型房屋的最簡單的形式是有一個庭院，庭院的一側有一個單間房，通常位於庭院的西側，以避免西風將煙霧吹入房間。儲存穀物的倉庫通常在房間內，而不是在庭院中。這種單間房屋最好的例子是在別是巴西北的納吉拉遺址（Tell Nagila）發現的，可追溯到約公元前1700年。三座這樣的房屋有一個10乘7英尺（3乘2.1米）的房間和一個10乘16英尺（3乘4.9米）的庭院。有時房間內有隔板，牆壁由粗石和泥磚砌成，外屋塗上泥灰，牆壁厚度不足以支撐第二層樓。房屋緊密相連，以利用共同的後牆，庭院的入口大致在平行的街道上。每棟房子沿著牆壁都有一個石頭和黏土製成的長凳。</w:t>
-      </w:r>
-    </w:p>
-    <w:p>
-      <w:pPr/>
-      <w:r>
-        <w:rPr>
-          <w:lang w:val="zh_TW" w:bidi="zh_TW"/>
-        </w:rPr>
-      </w:r>
-      <w:r>
-        <w:rPr>
-          <w:lang w:val="zh_TW" w:bidi="zh_TW"/>
-        </w:rPr>
-        <w:t>有時候，幾個房間會建在庭院的一側。這樣的例子有迄今為止發現的最宏偉的房子來自伯美森廢丘（Tell Beit Mirsim），建於約公元前1600年，可能是當地總督或貴族的住宅。庭院西側有不少於六個房間，庭院大小約為35乘19英尺（10.7乘5.8米）。有屋頂的居住空間，包括底層和二樓，約為1,500平方英尺（139平方米）；根據四周牆壁的厚度推測，應該有二樓。地面可能有多種用途，包括兩個馬廄房間和兩個儲藏區。其他不那麼宏偉的庭院房屋的變體，只有一側有房間，來自同一個遺址的E層（約公元前1700年）。</w:t>
-      </w:r>
-    </w:p>
-    <w:p>
-      <w:pPr/>
-      <w:r>
-        <w:rPr>
-          <w:lang w:val="zh_TW" w:bidi="zh_TW"/>
-        </w:rPr>
-      </w:r>
-      <w:r>
-        <w:rPr>
-          <w:lang w:val="zh_TW" w:bidi="zh_TW"/>
-        </w:rPr>
-        <w:t>青銅時代中期的第二種類型房屋是有一個屋頂的大廳，兩側有房間。這種房屋的一個很好的例子來自伯美森廢丘，約公元前1800年。這個有屋頂的長方形大廳內有三塊沿長軸排列的大平石，用來作為木製屋頂支架的地基。在遺址中發現了木製的椽子和覆蓋著泥土的蘆葦屋頂。西側的三個房間都從大廳進入。石基和泥磚牆足以支撐第二層，並可通過外部木樓梯或梯子到達二樓。地面由泥土、灰燼和稻草鋪成，並仔細磨平。</w:t>
-      </w:r>
-    </w:p>
-    <w:p>
-      <w:pPr/>
-      <w:r>
-        <w:rPr>
-          <w:lang w:val="zh_TW" w:bidi="zh_TW"/>
-        </w:rPr>
-      </w:r>
-      <w:r>
-        <w:rPr>
-          <w:lang w:val="zh_TW" w:bidi="zh_TW"/>
-        </w:rPr>
-        <w:t>第三種類型的房屋由一個開放的庭院和庭院兩側相鄰的房間組成。一個很好的例子來自伯美森廢丘，建在有屋頂大廳的房屋遺址上。屋頂大廳改造成庭院。他納遺址（Tell Taanach）的一座房屋，來自青銅時代中期IIB期（約公元前1700年），結構非常堅固，牆壁厚度超過三英尺（0.9米），用砂漿砌成。庭院內有一口水池，東側房間內發現了一個烤爐。地面鋪有灰泥，總面積約為2,300平方英尺（214平方米）。內部有樓梯通往二樓。</w:t>
-      </w:r>
-    </w:p>
-    <w:p>
-      <w:pPr/>
-      <w:r>
-        <w:rPr>
-          <w:lang w:val="zh_TW" w:bidi="zh_TW"/>
-        </w:rPr>
-      </w:r>
-      <w:r>
-        <w:rPr>
-          <w:lang w:val="zh_TW" w:bidi="zh_TW"/>
-        </w:rPr>
-        <w:t>在一些房屋中，房間位於庭院的兩側。伯示麥（魯梅拉遺址〔Tell er-Rumeilah〕）和米吉多提供了很好的例子。在伯示麥，城牆構成了房屋的南牆，房間位於庭院的東側和西側。入口從街道進入其中一個房間，穿過庭院才能進入其他房間。外牆厚度超過三英尺（91.4厘米），內牆厚度為一英尺半（45.7厘米）。牆壁塗有泥和石灰灰泥。</w:t>
-      </w:r>
-    </w:p>
-    <w:p>
-      <w:pPr/>
-      <w:r>
-        <w:rPr>
-          <w:lang w:val="zh_TW" w:bidi="zh_TW"/>
-        </w:rPr>
-      </w:r>
-      <w:r>
-        <w:rPr>
-          <w:lang w:val="zh_TW" w:bidi="zh_TW"/>
-        </w:rPr>
-        <w:t>在米吉多，房屋是靠北城牆而建。在第十二層（約公元前1750–1700年），發現了三座保存完好的這類房屋。這些房屋由與城牆成直角的牆壁分隔，每座房屋只有一扇門通往街道，經過一個房間，進入房屋後再通往鋪有小石頭和鵝卵石的庭院。庭院裡有烤爐，其中一座房屋有一口水池。</w:t>
-      </w:r>
-    </w:p>
-    <w:p>
-      <w:pPr/>
-      <w:r>
-        <w:rPr>
-          <w:lang w:val="zh_TW" w:bidi="zh_TW"/>
-        </w:rPr>
-      </w:r>
-      <w:r>
-        <w:rPr>
-          <w:lang w:val="zh_TW" w:bidi="zh_TW"/>
-        </w:rPr>
-        <w:t>第四種類型的青銅時代中期房屋在庭院的三側有房間。這些房間的大小和用途差異很大。公元前1600年左右的一個很好的例子來自米吉多第九層。這座房屋的尺寸為42乘39英尺（12.8乘11.9米），包含九個大小不一的房間。庭院鋪有石灰，中央有一個大烤爐，另一個烤爐則在東側的房間內。每個房間都有一扇通向庭院的門。這座房屋像青銅時代中期的其他房屋一樣，地板下有墓葬（參</w:t>
-      </w:r>
-      <w:hyperlink r:id="rId27">
-        <w:r>
-          <w:rPr>
-            <w:lang w:val="zh_TW" w:bidi="zh_TW"/>
-          </w:rPr>
-          <w:rPr>
-            <w:color w:val="0000EE"/>
-            <w:u w:val="single"/>
-          </w:rPr>
-          <w:t>撒上25:1；</w:t>
-        </w:r>
-      </w:hyperlink>
-      <w:hyperlink r:id="rId28">
-        <w:r>
-          <w:rPr>
-            <w:lang w:val="zh_TW" w:bidi="zh_TW"/>
-          </w:rPr>
-          <w:rPr>
-            <w:color w:val="0000EE"/>
-            <w:u w:val="single"/>
-          </w:rPr>
-          <w:t>王上2:34</w:t>
-        </w:r>
-      </w:hyperlink>
-      <w:r>
-        <w:rPr>
-          <w:lang w:val="zh_TW" w:bidi="zh_TW"/>
-        </w:rPr>
-        <w:t>，有關鐵器時代的聖經參考）。</w:t>
-      </w:r>
-    </w:p>
-    <w:p>
-      <w:pPr/>
-      <w:r>
-        <w:rPr>
-          <w:lang w:val="zh_TW" w:bidi="zh_TW"/>
-        </w:rPr>
-      </w:r>
-      <w:r>
-        <w:rPr>
-          <w:lang w:val="zh_TW" w:bidi="zh_TW"/>
-        </w:rPr>
-        <w:t>在青銅時代中期，巴勒斯坦房屋的多樣性表明其繁榮程度遠高於青銅時代初期。房屋和墓葬中都出土了大量優雅且製作精良的家居用品。</w:t>
-      </w:r>
-    </w:p>
-    <w:p>
-      <w:pPr>
-        <w:pStyle w:val="Heading3"/>
-      </w:pPr>
-      <w:r>
-        <w:rPr>
-          <w:lang w:val="zh_TW" w:bidi="zh_TW"/>
-        </w:rPr>
-        <w:t>青銅器時代晚期的房屋（約公元前1550–1200年）</w:t>
-      </w:r>
-    </w:p>
-    <w:p>
-      <w:pPr/>
-      <w:r>
-        <w:rPr>
-          <w:lang w:val="zh_TW" w:bidi="zh_TW"/>
-        </w:rPr>
-      </w:r>
-      <w:r>
-        <w:rPr>
-          <w:lang w:val="zh_TW" w:bidi="zh_TW"/>
-        </w:rPr>
-        <w:t>這一時期的信息有限，部分原因是挖掘過程中的偶然意外，部分原因是在時代結束時，許多遺址遭到以色列人、海上民族、埃及人和其他人的嚴重破壞。</w:t>
-      </w:r>
-    </w:p>
-    <w:p>
-      <w:pPr>
-        <w:pStyle w:val="Heading3"/>
-      </w:pPr>
-      <w:r>
-        <w:rPr>
-          <w:lang w:val="zh_TW" w:bidi="zh_TW"/>
-        </w:rPr>
-        <w:t>鐵器時代的以色列人的房屋（約公元前1200–600年）</w:t>
-      </w:r>
-    </w:p>
-    <w:p>
-      <w:pPr/>
-      <w:r>
-        <w:rPr>
-          <w:lang w:val="zh_TW" w:bidi="zh_TW"/>
-        </w:rPr>
-      </w:r>
-      <w:r>
-        <w:rPr>
-          <w:lang w:val="zh_TW" w:bidi="zh_TW"/>
-        </w:rPr>
-        <w:t>這一時期出土了許多民宅建築的範例。以色列人的建築起初相當簡陋，但品質隨後有所提高。因此，在公元前12世紀的卡斯勒遺址（Tell Qasil），發現了一些簡陋房屋，這些房屋設有一個庭院，一側有單間房。在當代的伯示麥，有一座較大的房子，地基由大型未切割石頭建成，庭院約34乘20英尺（10.4乘6.1米），一側有三個房間，大小為11乘10½英尺（3.4乘3.2米）。庭院和其中兩個房間內都用粗糙的石頭鋪地。在夏瑣發現了一座約公元前900年的房屋，該房屋有一個庭院，一側有房間。庭院的一半被覆蓋，屋頂由石柱支撐。這些石柱是巴勒斯坦鐵器時代房屋的典型特徵，並且在全國各地的遺址中都有發現。</w:t>
-      </w:r>
-    </w:p>
-    <w:p>
-      <w:pPr/>
-      <w:r>
-        <w:rPr>
-          <w:lang w:val="zh_TW" w:bidi="zh_TW"/>
-        </w:rPr>
-      </w:r>
-      <w:r>
-        <w:rPr>
-          <w:lang w:val="zh_TW" w:bidi="zh_TW"/>
-        </w:rPr>
-        <w:t>猶大和以色列王時代最常見的房屋類型是三面建有房間的庭院式房屋。這種房屋有時被稱為「四房屋（four-room house）」。沿庭院短軸建造了一個長房間，另兩間房間分別位於庭院長軸的兩側。庭院被兩排延伸到庭院長軸的柱子分成三部分，這些柱子支撐屋頂，並為半高或全高的牆壁提供支撐。房屋的入口位於街道上，進入房屋的入口可從街道通向庭院，庭院中通常有烤爐和穀倉，但具體位置可能有所不同。這樣的框架可以通過在庭院長軸現有房間外添加一排房間來擴展。有許多方法可以將長房間分隔成較小的房間。有些牆壁足夠堅固，還可以加建第二層樓。在示劍出土的四間房屋就是一個範例，這座房屋後來被擴建，約可追溯至公元前748–724年。庭院內有一個儲物箱、一個開放式的大壁爐、一個磨盤（手磨）、石磨和放置在石基座上的陶罐底座。在新增的房間中，有一個從屋頂接水的裝置，並將水輸送到地下供水系統。一個房間內的大穀倉與廚房相連。</w:t>
-      </w:r>
-    </w:p>
-    <w:p>
-      <w:pPr/>
-      <w:r>
-        <w:rPr>
-          <w:lang w:val="zh_TW" w:bidi="zh_TW"/>
-        </w:rPr>
-      </w:r>
-      <w:r>
-        <w:rPr>
-          <w:lang w:val="zh_TW" w:bidi="zh_TW"/>
-        </w:rPr>
-        <w:t>有證據顯示較大的鐵器時代房屋有工業或商業用途。在</w:t>
-      </w:r>
-      <w:r>
-        <w:rPr>
-          <w:lang w:val="zh_TW" w:bidi="zh_TW"/>
-        </w:rPr>
-        <w:t>伯美森廢丘</w:t>
-      </w:r>
-      <w:r>
-        <w:rPr>
-          <w:lang w:val="zh_TW" w:bidi="zh_TW"/>
-        </w:rPr>
-        <w:t>發現的某些房屋內有染缸和織布機配件。在其它地方，大量的磨盤暗示這些地方可能是小麥加工業的中心。也有證據顯示有酒缸、陶器設備和商店。有些房屋設有專門用於宗教用途的房間，內有香爐、雕像、小型祭壇等。</w:t>
-      </w:r>
-    </w:p>
-    <w:p>
-      <w:pPr/>
-      <w:r>
-        <w:rPr>
-          <w:lang w:val="zh_TW" w:bidi="zh_TW"/>
-        </w:rPr>
-      </w:r>
-      <w:r>
-        <w:rPr>
-          <w:lang w:val="zh_TW" w:bidi="zh_TW"/>
-        </w:rPr>
-        <w:t>凱瑟琳·凱尼恩（Kathleen Kenyon）在耶路撒冷的挖掘工作中揭示了猶大末期的房屋。這些房屋相當小且設計不規則，但其總體設計與猶大山區遺址的房屋相同——庭院被一排支撐屋頂的石柱分隔。</w:t>
-      </w:r>
-    </w:p>
-    <w:p>
-      <w:pPr/>
-      <w:r>
-        <w:rPr>
-          <w:lang w:val="zh_TW" w:bidi="zh_TW"/>
-        </w:rPr>
-      </w:r>
-      <w:r>
-        <w:rPr>
-          <w:lang w:val="zh_TW" w:bidi="zh_TW"/>
-        </w:rPr>
-        <w:t>在一些城中，大房屋和小房屋之間的差異可能反映出先知們所提到的社會不平等現象。在公元前10和9世紀，有許多小房屋和少數大房屋的情況相當一致。到了公元前8世紀，在像得撒這樣的城，有三四個大房子和許多簡陋的建築。</w:t>
-      </w:r>
-    </w:p>
-    <w:p>
-      <w:pPr>
-        <w:pStyle w:val="Heading3"/>
-      </w:pPr>
-      <w:r>
-        <w:rPr>
-          <w:lang w:val="zh_TW" w:bidi="zh_TW"/>
-        </w:rPr>
-        <w:t>新約時代的房屋</w:t>
-      </w:r>
-    </w:p>
-    <w:p>
-      <w:pPr/>
-      <w:r>
-        <w:rPr>
-          <w:lang w:val="zh_TW" w:bidi="zh_TW"/>
-        </w:rPr>
-      </w:r>
-      <w:r>
-        <w:rPr>
-          <w:lang w:val="zh_TW" w:bidi="zh_TW"/>
-        </w:rPr>
-        <w:t>新約中提到房屋、屋頂、門、地基、樓房和燈。耶穌的一個比喻提到好的和壞的根基（</w:t>
-      </w:r>
-      <w:hyperlink r:id="rId29">
-        <w:r>
-          <w:rPr>
-            <w:lang w:val="zh_TW" w:bidi="zh_TW"/>
-          </w:rPr>
-          <w:rPr>
-            <w:color w:val="0000EE"/>
-            <w:u w:val="single"/>
-          </w:rPr>
-          <w:t>太7:25</w:t>
-        </w:r>
-      </w:hyperlink>
-      <w:r>
-        <w:rPr>
-          <w:lang w:val="zh_TW" w:bidi="zh_TW"/>
-        </w:rPr>
-        <w:t>）。在一次事件中，朋友們把一個癱瘓的人帶到屋頂，並拆開屋頂，把他送到耶穌所在的房子裡（</w:t>
-      </w:r>
-      <w:hyperlink r:id="rId30">
-        <w:r>
-          <w:rPr>
-            <w:lang w:val="zh_TW" w:bidi="zh_TW"/>
-          </w:rPr>
-          <w:rPr>
-            <w:color w:val="0000EE"/>
-            <w:u w:val="single"/>
-          </w:rPr>
-          <w:t>可2:4</w:t>
-        </w:r>
-      </w:hyperlink>
-      <w:r>
-        <w:rPr>
-          <w:lang w:val="zh_TW" w:bidi="zh_TW"/>
-        </w:rPr>
-        <w:t>）。耶穌提到從房上宣告的話（</w:t>
-      </w:r>
-      <w:hyperlink r:id="rId31">
-        <w:r>
-          <w:rPr>
-            <w:lang w:val="zh_TW" w:bidi="zh_TW"/>
-          </w:rPr>
-          <w:rPr>
-            <w:color w:val="0000EE"/>
-            <w:u w:val="single"/>
-          </w:rPr>
-          <w:t>太10:27</w:t>
-        </w:r>
-      </w:hyperlink>
-      <w:r>
-        <w:rPr>
-          <w:lang w:val="zh_TW" w:bidi="zh_TW"/>
-        </w:rPr>
-        <w:t>；</w:t>
-      </w:r>
-      <w:hyperlink r:id="rId32">
-        <w:r>
-          <w:rPr>
-            <w:lang w:val="zh_TW" w:bidi="zh_TW"/>
-          </w:rPr>
-          <w:rPr>
-            <w:color w:val="0000EE"/>
-            <w:u w:val="single"/>
-          </w:rPr>
-          <w:t>路12:3</w:t>
-        </w:r>
-      </w:hyperlink>
-      <w:r>
-        <w:rPr>
-          <w:lang w:val="zh_TW" w:bidi="zh_TW"/>
-        </w:rPr>
-        <w:t>），彼得上房頂禱告（</w:t>
-      </w:r>
-      <w:hyperlink r:id="rId33">
-        <w:r>
-          <w:rPr>
-            <w:lang w:val="zh_TW" w:bidi="zh_TW"/>
-          </w:rPr>
-          <w:rPr>
-            <w:color w:val="0000EE"/>
-            <w:u w:val="single"/>
-          </w:rPr>
-          <w:t>徒10:9</w:t>
-        </w:r>
-      </w:hyperlink>
-      <w:r>
-        <w:rPr>
-          <w:lang w:val="zh_TW" w:bidi="zh_TW"/>
-        </w:rPr>
-        <w:t>）。打掃屋子以尋找失物（</w:t>
-      </w:r>
-      <w:hyperlink r:id="rId34">
-        <w:r>
-          <w:rPr>
-            <w:lang w:val="zh_TW" w:bidi="zh_TW"/>
-          </w:rPr>
-          <w:rPr>
-            <w:color w:val="0000EE"/>
-            <w:u w:val="single"/>
-          </w:rPr>
-          <w:t>路15:8</w:t>
-        </w:r>
-      </w:hyperlink>
-      <w:r>
-        <w:rPr>
-          <w:lang w:val="zh_TW" w:bidi="zh_TW"/>
-        </w:rPr>
-        <w:t>），並用燈照亮（</w:t>
-      </w:r>
-      <w:hyperlink r:id="rId35">
-        <w:r>
-          <w:rPr>
-            <w:lang w:val="zh_TW" w:bidi="zh_TW"/>
-          </w:rPr>
-          <w:rPr>
-            <w:color w:val="0000EE"/>
-            <w:u w:val="single"/>
-          </w:rPr>
-          <w:t>太5:15</w:t>
-        </w:r>
-      </w:hyperlink>
-      <w:r>
-        <w:rPr>
-          <w:lang w:val="zh_TW" w:bidi="zh_TW"/>
-        </w:rPr>
-        <w:t>）。有幾處提到具體個人的房屋（</w:t>
-      </w:r>
-      <w:hyperlink r:id="rId36">
-        <w:r>
-          <w:rPr>
-            <w:lang w:val="zh_TW" w:bidi="zh_TW"/>
-          </w:rPr>
-          <w:rPr>
-            <w:color w:val="0000EE"/>
-            <w:u w:val="single"/>
-          </w:rPr>
-          <w:t>可8:3</w:t>
-        </w:r>
-      </w:hyperlink>
-      <w:r>
-        <w:rPr>
-          <w:lang w:val="zh_TW" w:bidi="zh_TW"/>
-        </w:rPr>
-        <w:t>；</w:t>
-      </w:r>
-      <w:hyperlink r:id="rId37">
-        <w:r>
-          <w:rPr>
-            <w:lang w:val="zh_TW" w:bidi="zh_TW"/>
-          </w:rPr>
-          <w:rPr>
-            <w:color w:val="0000EE"/>
-            <w:u w:val="single"/>
-          </w:rPr>
-          <w:t>路10:5</w:t>
-        </w:r>
-      </w:hyperlink>
-      <w:r>
-        <w:rPr>
-          <w:lang w:val="zh_TW" w:bidi="zh_TW"/>
-        </w:rPr>
-        <w:t>，</w:t>
-      </w:r>
-      <w:hyperlink r:id="rId38">
-        <w:r>
-          <w:rPr>
-            <w:lang w:val="zh_TW" w:bidi="zh_TW"/>
-          </w:rPr>
-          <w:rPr>
-            <w:color w:val="0000EE"/>
-            <w:u w:val="single"/>
-          </w:rPr>
-          <w:t>16:4</w:t>
-        </w:r>
-      </w:hyperlink>
-      <w:r>
-        <w:rPr>
-          <w:lang w:val="zh_TW" w:bidi="zh_TW"/>
-        </w:rPr>
-        <w:t>，</w:t>
-      </w:r>
-      <w:hyperlink r:id="rId39">
-        <w:r>
-          <w:rPr>
-            <w:lang w:val="zh_TW" w:bidi="zh_TW"/>
-          </w:rPr>
-          <w:rPr>
-            <w:color w:val="0000EE"/>
-            <w:u w:val="single"/>
-          </w:rPr>
-          <w:t>19:9</w:t>
-        </w:r>
-      </w:hyperlink>
-      <w:r>
-        <w:rPr>
-          <w:lang w:val="zh_TW" w:bidi="zh_TW"/>
-        </w:rPr>
-        <w:t>；</w:t>
-      </w:r>
-      <w:hyperlink r:id="rId40">
-        <w:r>
-          <w:rPr>
-            <w:lang w:val="zh_TW" w:bidi="zh_TW"/>
-          </w:rPr>
-          <w:rPr>
-            <w:color w:val="0000EE"/>
-            <w:u w:val="single"/>
-          </w:rPr>
-          <w:t>約11:20</w:t>
-        </w:r>
-      </w:hyperlink>
-      <w:r>
-        <w:rPr>
-          <w:lang w:val="zh_TW" w:bidi="zh_TW"/>
-        </w:rPr>
-        <w:t>；</w:t>
-      </w:r>
-      <w:hyperlink r:id="rId41">
-        <w:r>
-          <w:rPr>
-            <w:lang w:val="zh_TW" w:bidi="zh_TW"/>
-          </w:rPr>
-          <w:rPr>
-            <w:color w:val="0000EE"/>
-            <w:u w:val="single"/>
-          </w:rPr>
-          <w:t>徒4:34，</w:t>
-        </w:r>
-      </w:hyperlink>
-      <w:hyperlink r:id="rId42">
-        <w:r>
-          <w:rPr>
-            <w:lang w:val="zh_TW" w:bidi="zh_TW"/>
-          </w:rPr>
-          <w:rPr>
-            <w:color w:val="0000EE"/>
-            <w:u w:val="single"/>
-          </w:rPr>
-          <w:t>9:11</w:t>
-        </w:r>
-      </w:hyperlink>
-      <w:r>
-        <w:rPr>
-          <w:lang w:val="zh_TW" w:bidi="zh_TW"/>
-        </w:rPr>
-        <w:t>，</w:t>
-      </w:r>
-      <w:hyperlink r:id="rId43">
-        <w:r>
-          <w:rPr>
-            <w:lang w:val="zh_TW" w:bidi="zh_TW"/>
-          </w:rPr>
-          <w:rPr>
-            <w:color w:val="0000EE"/>
-            <w:u w:val="single"/>
-          </w:rPr>
-          <w:t>10:32</w:t>
-        </w:r>
-      </w:hyperlink>
-      <w:r>
-        <w:rPr>
-          <w:lang w:val="zh_TW" w:bidi="zh_TW"/>
-        </w:rPr>
-        <w:t>）。有些房屋有通往屋頂的外部樓梯。逾越節的晚餐是在這樣一間大的樓上房間裡準備的（</w:t>
-      </w:r>
-      <w:hyperlink r:id="rId44">
-        <w:r>
-          <w:rPr>
-            <w:lang w:val="zh_TW" w:bidi="zh_TW"/>
-          </w:rPr>
-          <w:rPr>
-            <w:color w:val="0000EE"/>
-            <w:u w:val="single"/>
-          </w:rPr>
-          <w:t>可14:12–15</w:t>
-        </w:r>
-      </w:hyperlink>
-      <w:r>
-        <w:rPr>
-          <w:lang w:val="zh_TW" w:bidi="zh_TW"/>
-        </w:rPr>
-        <w:t>）。耶穌死而復活後，門徒住在類似的房間裡（</w:t>
-      </w:r>
-      <w:hyperlink r:id="rId45">
-        <w:r>
-          <w:rPr>
-            <w:lang w:val="zh_TW" w:bidi="zh_TW"/>
-          </w:rPr>
-          <w:rPr>
-            <w:color w:val="0000EE"/>
-            <w:u w:val="single"/>
-          </w:rPr>
-          <w:t>徒1:13</w:t>
-        </w:r>
-      </w:hyperlink>
-      <w:r>
-        <w:rPr>
-          <w:lang w:val="zh_TW" w:bidi="zh_TW"/>
-        </w:rPr>
-        <w:t>）。在這樣的房屋裡有時會有僕人（</w:t>
-      </w:r>
-      <w:hyperlink r:id="rId46">
-        <w:r>
-          <w:rPr>
-            <w:lang w:val="zh_TW" w:bidi="zh_TW"/>
-          </w:rPr>
-          <w:rPr>
-            <w:color w:val="0000EE"/>
-            <w:u w:val="single"/>
-          </w:rPr>
-          <w:t>10:7</w:t>
-        </w:r>
-      </w:hyperlink>
-      <w:r>
-        <w:rPr>
-          <w:lang w:val="zh_TW" w:bidi="zh_TW"/>
-        </w:rPr>
-        <w:t>），有些有客房（</w:t>
-      </w:r>
-      <w:hyperlink r:id="rId47">
-        <w:r>
-          <w:rPr>
-            <w:lang w:val="zh_TW" w:bidi="zh_TW"/>
-          </w:rPr>
-          <w:rPr>
-            <w:color w:val="0000EE"/>
-            <w:u w:val="single"/>
-          </w:rPr>
-          <w:t>可14:14</w:t>
-        </w:r>
-      </w:hyperlink>
-      <w:r>
-        <w:rPr>
-          <w:lang w:val="zh_TW" w:bidi="zh_TW"/>
-        </w:rPr>
-        <w:t>）。我們從新約的資料得出結論，耶穌時代的房屋在大小和華麗程度上有多種多樣。在猶太或加利利的一條典型街道上，房屋從小房屋（25到30平方英尺或2.3到2.8平方米）到上層階級的豪宅不等，豪宅可能有兩層或更多層，並以柱子和建築裝飾點綴。</w:t>
-      </w:r>
-    </w:p>
-    <w:p>
-      <w:pPr/>
-      <w:r>
-        <w:rPr>
-          <w:lang w:val="zh_TW" w:bidi="zh_TW"/>
-        </w:rPr>
-      </w:r>
-      <w:r>
-        <w:rPr>
-          <w:lang w:val="zh_TW" w:bidi="zh_TW"/>
-        </w:rPr>
-        <w:t>要了解這些房屋的具體特徵，我們需要依靠考古和文學資料。拉比和約瑟夫的著作補充了許多細節。早期羅馬（希律王）時期（公元前37年–公元70年）的考古遺址發掘提供了更多具體的證據。耶路撒冷舊猶太區的發掘是一個豐富的資訊來源。一座約209平方碼的大房屋有一個中央庭院，內有三個烹飪爐和一個水池。一些牆壁上的大壁龕裡有破碎的陶器，可能是壁櫥。馬賽克地板和抹灰牆壁的痕跡展示了這座房屋的美麗。庭院外有幾個房間，可能多達十個。在更西邊的地方，尤其是在錫安山的亞蘭公墓區，發現了第二聖殿時期晚期的其它精美房屋遺跡，其中保存了獨特的鳥類壁畫。還有一些出土的房屋有純幾何圖案的馬賽克地板，這與遵守禁止描繪動物形象的禁令相一致。</w:t>
-      </w:r>
-    </w:p>
-    <w:p>
-      <w:pPr/>
-      <w:r>
-        <w:rPr>
-          <w:lang w:val="zh_TW" w:bidi="zh_TW"/>
-        </w:rPr>
-      </w:r>
-      <w:r>
-        <w:rPr>
           <w:i/>
           <w:lang w:val="zh_TW" w:bidi="zh_TW"/>
         </w:rPr>
@@ -1412,7 +700,91 @@
         <w:rPr>
           <w:lang w:val="zh_TW" w:bidi="zh_TW"/>
         </w:rPr>
-        <w:t>建築</w:t>
+        <w:t>愛色尼派</w:t>
+      </w:r>
+      <w:r>
+        <w:rPr>
+          <w:lang w:val="zh_TW" w:bidi="zh_TW"/>
+        </w:rPr>
+        <w:t>、</w:t>
+      </w:r>
+      <w:r>
+        <w:rPr>
+          <w:lang w:val="zh_TW" w:bidi="zh_TW"/>
+        </w:rPr>
+        <w:t>猶太人</w:t>
+      </w:r>
+      <w:r>
+        <w:rPr>
+          <w:lang w:val="zh_TW" w:bidi="zh_TW"/>
+        </w:rPr>
+        <w:t>、</w:t>
+      </w:r>
+      <w:r>
+        <w:rPr>
+          <w:lang w:val="zh_TW" w:bidi="zh_TW"/>
+        </w:rPr>
+        <w:t>猶太教</w:t>
+      </w:r>
+      <w:r>
+        <w:rPr>
+          <w:lang w:val="zh_TW" w:bidi="zh_TW"/>
+        </w:rPr>
+        <w:t>、</w:t>
+      </w:r>
+      <w:r>
+        <w:rPr>
+          <w:lang w:val="zh_TW" w:bidi="zh_TW"/>
+        </w:rPr>
+        <w:t>撒都該人</w:t>
+      </w:r>
+      <w:r>
+        <w:rPr>
+          <w:lang w:val="zh_TW" w:bidi="zh_TW"/>
+        </w:rPr>
+        <w:t>、</w:t>
+      </w:r>
+      <w:r>
+        <w:rPr>
+          <w:lang w:val="zh_TW" w:bidi="zh_TW"/>
+        </w:rPr>
+        <w:t>塔木德</w:t>
+      </w:r>
+      <w:r>
+        <w:rPr>
+          <w:lang w:val="zh_TW" w:bidi="zh_TW"/>
+        </w:rPr>
+        <w:t>、</w:t>
+      </w:r>
+      <w:r>
+        <w:rPr>
+          <w:lang w:val="zh_TW" w:bidi="zh_TW"/>
+        </w:rPr>
+        <w:t>妥拉</w:t>
+      </w:r>
+      <w:r>
+        <w:rPr>
+          <w:lang w:val="zh_TW" w:bidi="zh_TW"/>
+        </w:rPr>
+        <w:t>、</w:t>
+      </w:r>
+      <w:r>
+        <w:rPr>
+          <w:lang w:val="zh_TW" w:bidi="zh_TW"/>
+        </w:rPr>
+        <w:t>傳統</w:t>
+      </w:r>
+      <w:r>
+        <w:rPr>
+          <w:lang w:val="zh_TW" w:bidi="zh_TW"/>
+        </w:rPr>
+        <w:t>、</w:t>
+      </w:r>
+      <w:r>
+        <w:rPr>
+          <w:lang w:val="zh_TW" w:bidi="zh_TW"/>
+        </w:rPr>
+        <w:t>口傳傳統</w:t>
       </w:r>
       <w:r>
         <w:rPr>

--- a/zht/docx/036.content.docx
+++ b/zht/docx/036.content.docx
@@ -149,7 +149,7 @@
         <w:rPr>
           <w:lang w:val="zh_TW" w:bidi="zh_TW"/>
         </w:rPr>
-        <w:t>fa</w:t>
+        <w:t>en</w:t>
       </w:r>
       <w:r>
         <w:rPr>
@@ -212,7 +212,7 @@
         <w:rPr>
           <w:lang w:val="zh_TW" w:bidi="zh_TW"/>
         </w:rPr>
-        <w:t>法利賽人</w:t>
+        <w:t>恩慈</w:t>
       </w:r>
       <w:r>
         <w:rPr>
@@ -231,7 +231,7 @@
         <w:rPr>
           <w:lang w:val="zh_TW" w:bidi="zh_TW"/>
         </w:rPr>
-        <w:t>在新約時期活躍於巴勒斯坦的宗教派別。福音書一直都將法利賽人描繪為耶穌的對手。一般認為，法利賽人在第一世紀初代表主流猶太教，並且他們有一系列特徵，在道德上令人反感。因此，大多數聖經字典和類似的參考書籍，都將法利賽人描繪為貪婪、偽善、缺乏正義感、過分關注律法的字面細節，並且不注意舊約的屬靈意義。人們認為，這些特徵和其他特徵進一步廣泛塑造猶太教。</w:t>
+        <w:t>恩慈（kindess）是一種生活方式，包含愛的關懷、理解、友善、耐心、溫柔和良善。它不僅體現在言語和行為上，更在於選擇以某種方式行事，而非僅僅受情感的驅使。</w:t>
       </w:r>
     </w:p>
     <w:p>
@@ -245,18 +245,223 @@
         <w:rPr>
           <w:lang w:val="zh_TW" w:bidi="zh_TW"/>
         </w:rPr>
-        <w:t>這種對法利賽人猶太教的普遍看法，存在幾個問題。首先，福音書本身提供了一些重要信息，似乎與這種觀點不一致。其次，拉比猶太教的主要文獻（如米示拿、塔木德和米大示）都是正面且值得讚美的。第三，尤其是自從死海古卷出土後，越來越清楚的是，在公元70年之前，法利賽人只在一個高度多元化的社會中構成一個小運動；無論他們的受歡迎程度和影響力如何，都很難被視為猶太教的代表。</w:t>
+        <w:t>聖經中有許多關於恩慈的故事：</w:t>
       </w:r>
     </w:p>
     <w:p>
       <w:pPr>
-        <w:pStyle w:val="Heading3"/>
-      </w:pPr>
-      <w:r>
-        <w:rPr>
-          <w:lang w:val="zh_TW" w:bidi="zh_TW"/>
-        </w:rPr>
-        <w:t>起源</w:t>
+        <w:pStyle w:val="ListBullet"/>
+        <w:spacing w:line="240" w:lineRule="auto"/>
+        <w:ind w:left="720"/>
+      </w:pPr>
+      <w:r>
+        <w:rPr>
+          <w:lang w:val="zh_TW" w:bidi="zh_TW"/>
+        </w:rPr>
+      </w:r>
+      <w:r>
+        <w:rPr>
+          <w:lang w:val="zh_TW" w:bidi="zh_TW"/>
+        </w:rPr>
+        <w:t>約瑟請求法老的僕人恩慈地向法老提起他（</w:t>
+      </w:r>
+      <w:hyperlink r:id="rId13">
+        <w:r>
+          <w:rPr>
+            <w:lang w:val="zh_TW" w:bidi="zh_TW"/>
+          </w:rPr>
+          <w:rPr>
+            <w:color w:val="0000EE"/>
+            <w:u w:val="single"/>
+          </w:rPr>
+          <w:t>創40:14</w:t>
+        </w:r>
+      </w:hyperlink>
+      <w:r>
+        <w:rPr>
+          <w:lang w:val="zh_TW" w:bidi="zh_TW"/>
+        </w:rPr>
+        <w:t>）。</w:t>
+      </w:r>
+    </w:p>
+    <w:p>
+      <w:pPr>
+        <w:pStyle w:val="ListBullet"/>
+        <w:spacing w:line="240" w:lineRule="auto"/>
+        <w:ind w:left="720"/>
+      </w:pPr>
+      <w:r>
+        <w:rPr>
+          <w:lang w:val="zh_TW" w:bidi="zh_TW"/>
+        </w:rPr>
+      </w:r>
+      <w:r>
+        <w:rPr>
+          <w:lang w:val="zh_TW" w:bidi="zh_TW"/>
+        </w:rPr>
+        <w:t>喇合因為在家中保護了兩個以色列的探子，請求以色列人以恩慈對待她（</w:t>
+      </w:r>
+      <w:hyperlink r:id="rId14">
+        <w:r>
+          <w:rPr>
+            <w:lang w:val="zh_TW" w:bidi="zh_TW"/>
+          </w:rPr>
+          <w:rPr>
+            <w:color w:val="0000EE"/>
+            <w:u w:val="single"/>
+          </w:rPr>
+          <w:t>書2:12</w:t>
+        </w:r>
+      </w:hyperlink>
+      <w:r>
+        <w:rPr>
+          <w:lang w:val="zh_TW" w:bidi="zh_TW"/>
+        </w:rPr>
+        <w:t>）。</w:t>
+      </w:r>
+    </w:p>
+    <w:p>
+      <w:pPr>
+        <w:pStyle w:val="ListBullet"/>
+        <w:spacing w:line="240" w:lineRule="auto"/>
+        <w:ind w:left="720"/>
+      </w:pPr>
+      <w:r>
+        <w:rPr>
+          <w:lang w:val="zh_TW" w:bidi="zh_TW"/>
+        </w:rPr>
+      </w:r>
+      <w:r>
+        <w:rPr>
+          <w:lang w:val="zh_TW" w:bidi="zh_TW"/>
+        </w:rPr>
+        <w:t>掃羅在攻擊亞瑪力人之前，請基尼人離開亞瑪力人的領土。因為他不願意與亞瑪力人一起殺害基尼人，他們曾在以色列出埃及時對他們表現出恩慈（</w:t>
+      </w:r>
+      <w:hyperlink r:id="rId15">
+        <w:r>
+          <w:rPr>
+            <w:lang w:val="zh_TW" w:bidi="zh_TW"/>
+          </w:rPr>
+          <w:rPr>
+            <w:color w:val="0000EE"/>
+            <w:u w:val="single"/>
+          </w:rPr>
+          <w:t>撒上15:6</w:t>
+        </w:r>
+      </w:hyperlink>
+      <w:r>
+        <w:rPr>
+          <w:lang w:val="zh_TW" w:bidi="zh_TW"/>
+        </w:rPr>
+        <w:t>）。</w:t>
+      </w:r>
+    </w:p>
+    <w:p>
+      <w:pPr>
+        <w:pStyle w:val="ListBullet"/>
+        <w:spacing w:line="240" w:lineRule="auto"/>
+        <w:ind w:left="720"/>
+      </w:pPr>
+      <w:r>
+        <w:rPr>
+          <w:lang w:val="zh_TW" w:bidi="zh_TW"/>
+        </w:rPr>
+      </w:r>
+      <w:r>
+        <w:rPr>
+          <w:lang w:val="zh_TW" w:bidi="zh_TW"/>
+        </w:rPr>
+        <w:t>大衛讚揚基列‧雅比人埋葬掃羅的遺體（</w:t>
+      </w:r>
+      <w:hyperlink r:id="rId16">
+        <w:r>
+          <w:rPr>
+            <w:lang w:val="zh_TW" w:bidi="zh_TW"/>
+          </w:rPr>
+          <w:rPr>
+            <w:color w:val="0000EE"/>
+            <w:u w:val="single"/>
+          </w:rPr>
+          <w:t>撒下2:5</w:t>
+        </w:r>
+      </w:hyperlink>
+      <w:r>
+        <w:rPr>
+          <w:lang w:val="zh_TW" w:bidi="zh_TW"/>
+        </w:rPr>
+        <w:t>）。</w:t>
+      </w:r>
+    </w:p>
+    <w:p>
+      <w:pPr>
+        <w:pStyle w:val="ListBullet"/>
+        <w:spacing w:line="240" w:lineRule="auto"/>
+        <w:ind w:left="720"/>
+      </w:pPr>
+      <w:r>
+        <w:rPr>
+          <w:lang w:val="zh_TW" w:bidi="zh_TW"/>
+        </w:rPr>
+      </w:r>
+      <w:r>
+        <w:rPr>
+          <w:lang w:val="zh_TW" w:bidi="zh_TW"/>
+        </w:rPr>
+        <w:t>約拿單請求大衛施以「恩待」，以免被殺（</w:t>
+      </w:r>
+      <w:hyperlink r:id="rId17">
+        <w:r>
+          <w:rPr>
+            <w:lang w:val="zh_TW" w:bidi="zh_TW"/>
+          </w:rPr>
+          <w:rPr>
+            <w:color w:val="0000EE"/>
+            <w:u w:val="single"/>
+          </w:rPr>
+          <w:t>撒上20:14–15</w:t>
+        </w:r>
+      </w:hyperlink>
+      <w:r>
+        <w:rPr>
+          <w:lang w:val="zh_TW" w:bidi="zh_TW"/>
+        </w:rPr>
+        <w:t>）。</w:t>
+      </w:r>
+    </w:p>
+    <w:p>
+      <w:pPr>
+        <w:pStyle w:val="ListBullet"/>
+        <w:spacing w:line="240" w:lineRule="auto"/>
+        <w:ind w:left="720"/>
+      </w:pPr>
+      <w:r>
+        <w:rPr>
+          <w:lang w:val="zh_TW" w:bidi="zh_TW"/>
+        </w:rPr>
+      </w:r>
+      <w:r>
+        <w:rPr>
+          <w:lang w:val="zh_TW" w:bidi="zh_TW"/>
+        </w:rPr>
+        <w:t>大衛對約拿單的兒子仁慈，讓他與王同席吃飯（</w:t>
+      </w:r>
+      <w:hyperlink r:id="rId18">
+        <w:r>
+          <w:rPr>
+            <w:lang w:val="zh_TW" w:bidi="zh_TW"/>
+          </w:rPr>
+          <w:rPr>
+            <w:color w:val="0000EE"/>
+            <w:u w:val="single"/>
+          </w:rPr>
+          <w:t>撒下9:1–7</w:t>
+        </w:r>
+      </w:hyperlink>
+      <w:r>
+        <w:rPr>
+          <w:lang w:val="zh_TW" w:bidi="zh_TW"/>
+        </w:rPr>
+        <w:t>）。</w:t>
       </w:r>
     </w:p>
     <w:p>
@@ -270,31 +475,169 @@
         <w:rPr>
           <w:lang w:val="zh_TW" w:bidi="zh_TW"/>
         </w:rPr>
-        <w:t>法利賽人的起源不甚明確。根據猶太傳統，法利賽（即拉比）猶太教可以追溯到以斯拉和公元前五世紀文士運動的開端。在另一個極端，一些學者認為，公元前二世紀前的歷史文獻沒有明確提到法利賽人，因此法利賽主義是在馬加比起義（公元前167年）後突然出現的。許多專家認為，也許早在公元前三世紀，就可以找到法利賽主義初期形式的證據（如在《約書亞</w:t>
-      </w:r>
-      <w:r>
-        <w:rPr>
-          <w:lang w:val="zh_TW" w:bidi="zh_TW"/>
-        </w:rPr>
-        <w:t>〔</w:t>
-      </w:r>
-      <w:r>
-        <w:rPr>
-          <w:lang w:val="zh_TW" w:bidi="zh_TW"/>
-        </w:rPr>
-        <w:t>耶穌</w:t>
-      </w:r>
-      <w:r>
-        <w:rPr>
-          <w:lang w:val="zh_TW" w:bidi="zh_TW"/>
-        </w:rPr>
-        <w:t>〕</w:t>
-      </w:r>
-      <w:r>
-        <w:rPr>
-          <w:lang w:val="zh_TW" w:bidi="zh_TW"/>
-        </w:rPr>
-        <w:t>便西拉智訓》中，又稱《便西拉智訓》，天主教譯為《德訓篇》）。此外，與文士工作相關的思想活動，可能確實與法利賽人的發展有關。此外，在馬加比起義之前，一些法利賽人獨特的關注，很可能與哈西典人（「忠心的一群」，反對猶太社會受希臘影響的傳統主義者）的發展有關。</w:t>
+        <w:t>以惡報善是非常錯誤的：</w:t>
+      </w:r>
+    </w:p>
+    <w:p>
+      <w:pPr>
+        <w:pStyle w:val="ListBullet"/>
+        <w:spacing w:line="240" w:lineRule="auto"/>
+        <w:ind w:left="720"/>
+      </w:pPr>
+      <w:r>
+        <w:rPr>
+          <w:lang w:val="zh_TW" w:bidi="zh_TW"/>
+        </w:rPr>
+      </w:r>
+      <w:r>
+        <w:rPr>
+          <w:lang w:val="zh_TW" w:bidi="zh_TW"/>
+        </w:rPr>
+        <w:t>亞比米勒希望亞伯拉罕起誓會對他的後代以恩慈回報恩慈（</w:t>
+      </w:r>
+      <w:hyperlink r:id="rId19">
+        <w:r>
+          <w:rPr>
+            <w:lang w:val="zh_TW" w:bidi="zh_TW"/>
+          </w:rPr>
+          <w:rPr>
+            <w:color w:val="0000EE"/>
+            <w:u w:val="single"/>
+          </w:rPr>
+          <w:t>創21:23</w:t>
+        </w:r>
+      </w:hyperlink>
+      <w:r>
+        <w:rPr>
+          <w:lang w:val="zh_TW" w:bidi="zh_TW"/>
+        </w:rPr>
+        <w:t>）。</w:t>
+      </w:r>
+    </w:p>
+    <w:p>
+      <w:pPr>
+        <w:pStyle w:val="ListBullet"/>
+        <w:spacing w:line="240" w:lineRule="auto"/>
+        <w:ind w:left="720"/>
+      </w:pPr>
+      <w:r>
+        <w:rPr>
+          <w:lang w:val="zh_TW" w:bidi="zh_TW"/>
+        </w:rPr>
+      </w:r>
+      <w:r>
+        <w:rPr>
+          <w:lang w:val="zh_TW" w:bidi="zh_TW"/>
+        </w:rPr>
+        <w:t>押尼珥對伊施波設恩慈，沒有將他交給大衛，但伊施波設指責押尼珥與掃羅的妾利斯巴有不當行為（</w:t>
+      </w:r>
+      <w:hyperlink r:id="rId20">
+        <w:r>
+          <w:rPr>
+            <w:lang w:val="zh_TW" w:bidi="zh_TW"/>
+          </w:rPr>
+          <w:rPr>
+            <w:color w:val="0000EE"/>
+            <w:u w:val="single"/>
+          </w:rPr>
+          <w:t>撒下3:8</w:t>
+        </w:r>
+      </w:hyperlink>
+      <w:r>
+        <w:rPr>
+          <w:lang w:val="zh_TW" w:bidi="zh_TW"/>
+        </w:rPr>
+        <w:t>）。</w:t>
+      </w:r>
+    </w:p>
+    <w:p>
+      <w:pPr>
+        <w:pStyle w:val="ListBullet"/>
+        <w:spacing w:line="240" w:lineRule="auto"/>
+        <w:ind w:left="720"/>
+      </w:pPr>
+      <w:r>
+        <w:rPr>
+          <w:lang w:val="zh_TW" w:bidi="zh_TW"/>
+        </w:rPr>
+      </w:r>
+      <w:r>
+        <w:rPr>
+          <w:lang w:val="zh_TW" w:bidi="zh_TW"/>
+        </w:rPr>
+        <w:t>大衛在他父親去世時送上慰問的話語，但哈嫩羞辱了大衛的使者，導致兩國之間的戰爭（</w:t>
+      </w:r>
+      <w:hyperlink r:id="rId21">
+        <w:r>
+          <w:rPr>
+            <w:lang w:val="zh_TW" w:bidi="zh_TW"/>
+          </w:rPr>
+          <w:rPr>
+            <w:color w:val="0000EE"/>
+            <w:u w:val="single"/>
+          </w:rPr>
+          <w:t>撒下10:2–19</w:t>
+        </w:r>
+      </w:hyperlink>
+      <w:r>
+        <w:rPr>
+          <w:lang w:val="zh_TW" w:bidi="zh_TW"/>
+        </w:rPr>
+        <w:t>）。</w:t>
+      </w:r>
+    </w:p>
+    <w:p>
+      <w:pPr>
+        <w:pStyle w:val="ListBullet"/>
+        <w:spacing w:line="240" w:lineRule="auto"/>
+        <w:ind w:left="720"/>
+      </w:pPr>
+      <w:r>
+        <w:rPr>
+          <w:lang w:val="zh_TW" w:bidi="zh_TW"/>
+        </w:rPr>
+      </w:r>
+      <w:r>
+        <w:rPr>
+          <w:lang w:val="zh_TW" w:bidi="zh_TW"/>
+        </w:rPr>
+        <w:t>押沙龍責備大衛的朋友戶篩，指責他在大衛需要他時離開大衛，並質問戶篩這是否是他回報大衛友誼的方式（</w:t>
+      </w:r>
+      <w:hyperlink r:id="rId22">
+        <w:r>
+          <w:rPr>
+            <w:lang w:val="zh_TW" w:bidi="zh_TW"/>
+          </w:rPr>
+          <w:rPr>
+            <w:color w:val="0000EE"/>
+            <w:u w:val="single"/>
+          </w:rPr>
+          <w:t>撒下16:17</w:t>
+        </w:r>
+      </w:hyperlink>
+      <w:r>
+        <w:rPr>
+          <w:lang w:val="zh_TW" w:bidi="zh_TW"/>
+        </w:rPr>
+        <w:t>；另見</w:t>
+      </w:r>
+      <w:hyperlink r:id="rId23">
+        <w:r>
+          <w:rPr>
+            <w:lang w:val="zh_TW" w:bidi="zh_TW"/>
+          </w:rPr>
+          <w:rPr>
+            <w:color w:val="0000EE"/>
+            <w:u w:val="single"/>
+          </w:rPr>
+          <w:t>代下24:22</w:t>
+        </w:r>
+      </w:hyperlink>
+      <w:r>
+        <w:rPr>
+          <w:lang w:val="zh_TW" w:bidi="zh_TW"/>
+        </w:rPr>
+        <w:t>）。</w:t>
       </w:r>
     </w:p>
     <w:p>
@@ -308,7 +651,97 @@
         <w:rPr>
           <w:lang w:val="zh_TW" w:bidi="zh_TW"/>
         </w:rPr>
-        <w:t>根據一種流行且合理的解釋，哈西典對馬加比統治者感到失望，因為他們的行為在幾方面傷害了猶太人的感情。一些哈西典人與國家分離，發展成為不願屈從的教派，例如愛色尼派。留下來的則試圖對猶太生活施加影響，並發展成為法利賽教派。</w:t>
+        <w:t>神的作為是聖經中恩慈的最佳例子。利未人讚美神的寬恕、恩典、憐憫和極大的恩慈（</w:t>
+      </w:r>
+      <w:hyperlink r:id="rId24">
+        <w:r>
+          <w:rPr>
+            <w:lang w:val="zh_TW" w:bidi="zh_TW"/>
+          </w:rPr>
+          <w:rPr>
+            <w:color w:val="0000EE"/>
+            <w:u w:val="single"/>
+          </w:rPr>
+          <w:t>尼9:17–31</w:t>
+        </w:r>
+      </w:hyperlink>
+      <w:r>
+        <w:rPr>
+          <w:lang w:val="zh_TW" w:bidi="zh_TW"/>
+        </w:rPr>
+        <w:t>）。他們說即使以色列對神不忠，神仍然對他們恩慈。</w:t>
+      </w:r>
+    </w:p>
+    <w:p>
+      <w:pPr>
+        <w:pStyle w:val="ListBullet"/>
+        <w:spacing w:line="240" w:lineRule="auto"/>
+        <w:ind w:left="720"/>
+      </w:pPr>
+      <w:r>
+        <w:rPr>
+          <w:lang w:val="zh_TW" w:bidi="zh_TW"/>
+        </w:rPr>
+      </w:r>
+      <w:r>
+        <w:rPr>
+          <w:lang w:val="zh_TW" w:bidi="zh_TW"/>
+        </w:rPr>
+        <w:t>即使以色列人拜金牛犢，神也沒有離棄他們。</w:t>
+      </w:r>
+    </w:p>
+    <w:p>
+      <w:pPr>
+        <w:pStyle w:val="ListBullet"/>
+        <w:spacing w:line="240" w:lineRule="auto"/>
+        <w:ind w:left="720"/>
+      </w:pPr>
+      <w:r>
+        <w:rPr>
+          <w:lang w:val="zh_TW" w:bidi="zh_TW"/>
+        </w:rPr>
+      </w:r>
+      <w:r>
+        <w:rPr>
+          <w:lang w:val="zh_TW" w:bidi="zh_TW"/>
+        </w:rPr>
+        <w:t>神賜下祂的靈來教導他們。</w:t>
+      </w:r>
+    </w:p>
+    <w:p>
+      <w:pPr>
+        <w:pStyle w:val="ListBullet"/>
+        <w:spacing w:line="240" w:lineRule="auto"/>
+        <w:ind w:left="720"/>
+      </w:pPr>
+      <w:r>
+        <w:rPr>
+          <w:lang w:val="zh_TW" w:bidi="zh_TW"/>
+        </w:rPr>
+      </w:r>
+      <w:r>
+        <w:rPr>
+          <w:lang w:val="zh_TW" w:bidi="zh_TW"/>
+        </w:rPr>
+        <w:t>神在他們寄居曠野的40年間，給他們賜下嗎哪，給他們水喝。</w:t>
+      </w:r>
+    </w:p>
+    <w:p>
+      <w:pPr>
+        <w:pStyle w:val="ListBullet"/>
+        <w:spacing w:line="240" w:lineRule="auto"/>
+        <w:ind w:left="720"/>
+      </w:pPr>
+      <w:r>
+        <w:rPr>
+          <w:lang w:val="zh_TW" w:bidi="zh_TW"/>
+        </w:rPr>
+      </w:r>
+      <w:r>
+        <w:rPr>
+          <w:lang w:val="zh_TW" w:bidi="zh_TW"/>
+        </w:rPr>
+        <w:t>神賜給他們迦南地居住。</w:t>
       </w:r>
     </w:p>
     <w:p>
@@ -322,9 +755,9 @@
         <w:rPr>
           <w:lang w:val="zh_TW" w:bidi="zh_TW"/>
         </w:rPr>
-        <w:t>在接下來的一個世紀，法利賽人的政治影響力不大，但無疑在猶太事務中扮演了重要角色。在新約時代，他們受廣泛認可為宗教領袖。約瑟夫告訴我們，他屬於這個教派，他在公元一世紀末寫道，法利賽人「說服了許多的民眾，無論是敬拜、祈禱或獻祭，民眾都完全遵照他們的指示而行；甚至有多個城市都因為他們在生活上及言行上的高尚德行而頒發證書給他們」（猶太古史記 18.15）。我們無法確定這一描述是否適用於公元70年之前的時期，但福音書本身的證據在某程度上證實了這一點。比如，稅吏和法利賽人的比喻（</w:t>
-      </w:r>
-      <w:hyperlink r:id="rId13">
+        <w:t>神恩慈的最大例子是賜下救恩給罪人，這不是因為他們的善行，而是因為祂的憐憫（</w:t>
+      </w:r>
+      <w:hyperlink r:id="rId25">
         <w:r>
           <w:rPr>
             <w:lang w:val="zh_TW" w:bidi="zh_TW"/>
@@ -333,25 +766,32 @@
             <w:color w:val="0000EE"/>
             <w:u w:val="single"/>
           </w:rPr>
-          <w:t>路18:9–14</w:t>
+          <w:t>多3:4</w:t>
         </w:r>
       </w:hyperlink>
       <w:r>
         <w:rPr>
           <w:lang w:val="zh_TW" w:bidi="zh_TW"/>
         </w:rPr>
-        <w:t>）雖然譴責法利賽人，但其意義在於我們理解它所宣告的角色逆轉：回家時被稱為義人的，是邪惡的稅吏，而不是通常被認為是義人那位。</w:t>
-      </w:r>
-    </w:p>
-    <w:p>
-      <w:pPr>
-        <w:pStyle w:val="Heading3"/>
-      </w:pPr>
-      <w:r>
-        <w:rPr>
-          <w:lang w:val="zh_TW" w:bidi="zh_TW"/>
-        </w:rPr>
-        <w:t>基本特徵</w:t>
+        <w:t>；另見</w:t>
+      </w:r>
+      <w:hyperlink r:id="rId26">
+        <w:r>
+          <w:rPr>
+            <w:lang w:val="zh_TW" w:bidi="zh_TW"/>
+          </w:rPr>
+          <w:rPr>
+            <w:color w:val="0000EE"/>
+            <w:u w:val="single"/>
+          </w:rPr>
+          <w:t>弗2:7</w:t>
+        </w:r>
+      </w:hyperlink>
+      <w:r>
+        <w:rPr>
+          <w:lang w:val="zh_TW" w:bidi="zh_TW"/>
+        </w:rPr>
+        <w:t>）。</w:t>
       </w:r>
     </w:p>
     <w:p>
@@ -365,9 +805,9 @@
         <w:rPr>
           <w:lang w:val="zh_TW" w:bidi="zh_TW"/>
         </w:rPr>
-        <w:t>學者對法利賽人有何基本特徵，存在嚴重分歧，因此無法準確描述法利賽人。有些人強調「分離」的概念，部分原因是基於名字的假定詞源（來自希伯來文parush：「分離者」，雖然也有其他建議）。一個更為細緻的觀點則強調法利賽人對儀式、禮儀潔淨的關注（參</w:t>
-      </w:r>
-      <w:hyperlink r:id="rId14">
+        <w:t>因為神對他們如此恩慈，所以基督徒（作為神的選民）被告知要有憐憫、恩慈、謙虛、溫柔、忍耐的心（</w:t>
+      </w:r>
+      <w:hyperlink r:id="rId27">
         <w:r>
           <w:rPr>
             <w:lang w:val="zh_TW" w:bidi="zh_TW"/>
@@ -376,14 +816,42 @@
             <w:color w:val="0000EE"/>
             <w:u w:val="single"/>
           </w:rPr>
-          <w:t>可7:1–4</w:t>
+          <w:t>西3:12</w:t>
         </w:r>
       </w:hyperlink>
       <w:r>
         <w:rPr>
           <w:lang w:val="zh_TW" w:bidi="zh_TW"/>
         </w:rPr>
-        <w:t>）。一些證據表明，法利賽人希望將祭司儀式普遍應用於民眾（這一因素可能有助解釋，為何法利賽較易適應公元70年後聖殿及聖殿獻祭的缺失）。還有一種觀點認為，法利賽人是學者階層，他們與文士（律法專家）之間的密切聯繫使這觀點更為可信，因為後來許多拉比文獻反映了他們對知識追求，特別是關於妥拉意義和應用的詳細邏輯論證中。</w:t>
+        <w:t>）。使徒彼得告訴基督徒要在他們的信心上加上「愛弟兄的心」，以及其它美好的品德（</w:t>
+      </w:r>
+      <w:hyperlink r:id="rId28">
+        <w:r>
+          <w:rPr>
+            <w:lang w:val="zh_TW" w:bidi="zh_TW"/>
+          </w:rPr>
+          <w:rPr>
+            <w:color w:val="0000EE"/>
+            <w:u w:val="single"/>
+          </w:rPr>
+          <w:t>彼後1:7</w:t>
+        </w:r>
+      </w:hyperlink>
+      <w:r>
+        <w:rPr>
+          <w:lang w:val="zh_TW" w:bidi="zh_TW"/>
+        </w:rPr>
+        <w:t>）。</w:t>
+      </w:r>
+      <w:r>
+        <w:rPr>
+          <w:lang w:val="zh_TW" w:bidi="zh_TW"/>
+        </w:rPr>
+      </w:r>
+      <w:r>
+        <w:rPr>
+          <w:lang w:val="zh_TW" w:bidi="zh_TW"/>
+        </w:rPr>
       </w:r>
     </w:p>
     <w:p>
@@ -393,11 +861,21 @@
           <w:lang w:val="zh_TW" w:bidi="zh_TW"/>
         </w:rPr>
       </w:r>
-      <w:r>
-        <w:rPr>
-          <w:lang w:val="zh_TW" w:bidi="zh_TW"/>
-        </w:rPr>
-        <w:t>這些不同的方法並不是互相排斥的。此外，人們似乎普遍認同法利賽主義的一個基本神學信念，即他們堅持兩重律法概念：成書妥拉（舊約，主要是摩西五經）和口傳妥拉（由許多代拉比傳下來的傳統）。這無疑是一個特徵，將他們與撒都該人區分（參約瑟夫的《猶太古史記》13.297–98）。後者只接受摩西之書的權柄，並強烈主張法利賽人對口傳傳統的重視，代表了無法辯護的創新。這些傳統試圖規範人們在神面前的生活，隨著時間的推移變得越來越詳細，最終整理成一部單一文件，即米示拿（約公元210年）。在其發展過程中的某個時候，出現了一種觀點，即口傳律法本身是由神賜給摩西的，因此與聖經同有神聖的權柄。</w:t>
+    </w:p>
+    <w:p>
+      <w:pPr>
+        <w:pStyle w:val="Heading2"/>
+      </w:pPr>
+      <w:r>
+        <w:rPr>
+          <w:lang w:val="zh_TW" w:bidi="zh_TW"/>
+        </w:rPr>
+        <w:t>恩典</w:t>
+      </w:r>
+      <w:r>
+        <w:rPr>
+          <w:lang w:val="zh_TW" w:bidi="zh_TW"/>
+        </w:rPr>
       </w:r>
     </w:p>
     <w:p>
@@ -411,139 +889,7 @@
         <w:rPr>
           <w:lang w:val="zh_TW" w:bidi="zh_TW"/>
         </w:rPr>
-        <w:t>仔細查看新約，有助於理解這一特徵的本質，這特徵最能解釋法利賽觀點與福音信息之間的衝突。比如，使徒保羅強調他使徒宣講的獨特性，將其與他年輕時熱心追求的「祖宗的遺傳」進行對比（</w:t>
-      </w:r>
-      <w:hyperlink r:id="rId15">
-        <w:r>
-          <w:rPr>
-            <w:lang w:val="zh_TW" w:bidi="zh_TW"/>
-          </w:rPr>
-          <w:rPr>
-            <w:color w:val="0000EE"/>
-            <w:u w:val="single"/>
-          </w:rPr>
-          <w:t>加1:14</w:t>
-        </w:r>
-      </w:hyperlink>
-      <w:r>
-        <w:rPr>
-          <w:lang w:val="zh_TW" w:bidi="zh_TW"/>
-        </w:rPr>
-        <w:t>）。特別具啟發性的是</w:t>
-      </w:r>
-      <w:hyperlink r:id="rId16">
-        <w:r>
-          <w:rPr>
-            <w:lang w:val="zh_TW" w:bidi="zh_TW"/>
-          </w:rPr>
-          <w:rPr>
-            <w:color w:val="0000EE"/>
-            <w:u w:val="single"/>
-          </w:rPr>
-          <w:t>馬可福音第七章</w:t>
-        </w:r>
-      </w:hyperlink>
-      <w:r>
-        <w:rPr>
-          <w:lang w:val="zh_TW" w:bidi="zh_TW"/>
-        </w:rPr>
-        <w:t>的關鍵段落，記載法利賽人向耶穌抱怨：「</w:t>
-      </w:r>
-      <w:r>
-        <w:rPr>
-          <w:lang w:val="zh_TW" w:bidi="zh_TW"/>
-        </w:rPr>
-        <w:t>你的門徒為甚麼不照古人的遺傳，用</w:t>
-      </w:r>
-      <w:r>
-        <w:rPr>
-          <w:lang w:val="zh_TW" w:bidi="zh_TW"/>
-        </w:rPr>
-        <w:t>『俗』</w:t>
-      </w:r>
-      <w:r>
-        <w:rPr>
-          <w:lang w:val="zh_TW" w:bidi="zh_TW"/>
-        </w:rPr>
-        <w:t>手吃飯呢？</w:t>
-      </w:r>
-      <w:r>
-        <w:rPr>
-          <w:lang w:val="zh_TW" w:bidi="zh_TW"/>
-        </w:rPr>
-        <w:t>」（第</w:t>
-      </w:r>
-      <w:hyperlink r:id="rId17">
-        <w:r>
-          <w:rPr>
-            <w:lang w:val="zh_TW" w:bidi="zh_TW"/>
-          </w:rPr>
-          <w:rPr>
-            <w:color w:val="0000EE"/>
-            <w:u w:val="single"/>
-          </w:rPr>
-          <w:t>5</w:t>
-        </w:r>
-      </w:hyperlink>
-      <w:r>
-        <w:rPr>
-          <w:lang w:val="zh_TW" w:bidi="zh_TW"/>
-        </w:rPr>
-        <w:t>節）。基督的回答以嚴厲的指控反駁他們的批評：「你們是離棄神的誡命，拘守人的遺傳……這就是你們承接遺傳，廢了神的道」（第</w:t>
-      </w:r>
-      <w:hyperlink r:id="rId18">
-        <w:r>
-          <w:rPr>
-            <w:lang w:val="zh_TW" w:bidi="zh_TW"/>
-          </w:rPr>
-          <w:rPr>
-            <w:color w:val="0000EE"/>
-            <w:u w:val="single"/>
-          </w:rPr>
-          <w:t>8</w:t>
-        </w:r>
-      </w:hyperlink>
-      <w:r>
-        <w:rPr>
-          <w:lang w:val="zh_TW" w:bidi="zh_TW"/>
-        </w:rPr>
-        <w:t>、</w:t>
-      </w:r>
-      <w:hyperlink r:id="rId19">
-        <w:r>
-          <w:rPr>
-            <w:lang w:val="zh_TW" w:bidi="zh_TW"/>
-          </w:rPr>
-          <w:rPr>
-            <w:color w:val="0000EE"/>
-            <w:u w:val="single"/>
-          </w:rPr>
-          <w:t>13</w:t>
-        </w:r>
-      </w:hyperlink>
-      <w:r>
-        <w:rPr>
-          <w:lang w:val="zh_TW" w:bidi="zh_TW"/>
-        </w:rPr>
-        <w:t>節；參見</w:t>
-      </w:r>
-      <w:hyperlink r:id="rId20">
-        <w:r>
-          <w:rPr>
-            <w:lang w:val="zh_TW" w:bidi="zh_TW"/>
-          </w:rPr>
-          <w:rPr>
-            <w:color w:val="0000EE"/>
-            <w:u w:val="single"/>
-          </w:rPr>
-          <w:t>太15:1–6</w:t>
-        </w:r>
-      </w:hyperlink>
-      <w:r>
-        <w:rPr>
-          <w:lang w:val="zh_TW" w:bidi="zh_TW"/>
-        </w:rPr>
-        <w:t>）。</w:t>
+        <w:t>神所賜的禮物，透過祂的行動表達出來，包括祂向人施予的憐憫、慈愛和救恩。</w:t>
       </w:r>
     </w:p>
     <w:p>
@@ -557,25 +903,18 @@
         <w:rPr>
           <w:lang w:val="zh_TW" w:bidi="zh_TW"/>
         </w:rPr>
-        <w:t>法利賽人重視他們對律法的解釋，此舉削弱了神啟示的權柄。更糟的是，這些解釋的巧妙之處在於，通過放寬神的標準來扭曲恩典的教義。耶穌在</w:t>
-      </w:r>
-      <w:hyperlink r:id="rId21">
-        <w:r>
-          <w:rPr>
-            <w:lang w:val="zh_TW" w:bidi="zh_TW"/>
-          </w:rPr>
-          <w:rPr>
-            <w:color w:val="0000EE"/>
-            <w:u w:val="single"/>
-          </w:rPr>
-          <w:t>馬可福音七章10至12節</w:t>
-        </w:r>
-      </w:hyperlink>
-      <w:r>
-        <w:rPr>
-          <w:lang w:val="zh_TW" w:bidi="zh_TW"/>
-        </w:rPr>
-        <w:t>中使用的例子表明，一項拉比的規條——各耳板，使人們可以忽視第五誡並覺得這樣做是合理的。</w:t>
+        <w:t>恩典是神的行動，使祂能夠以無盡的寬恕和祝福來面對人的冷漠和叛逆。神在行動中顯示出祂的恩典。神恩典的教義貫穿整個舊約和新約的思想。然而，舊約只是預示並為在新約中完全展現的恩典做準備。</w:t>
+      </w:r>
+    </w:p>
+    <w:p>
+      <w:pPr>
+        <w:pStyle w:val="Heading3"/>
+      </w:pPr>
+      <w:r>
+        <w:rPr>
+          <w:lang w:val="zh_TW" w:bidi="zh_TW"/>
+        </w:rPr>
+        <w:t>舊約中的恩典</w:t>
       </w:r>
     </w:p>
     <w:p>
@@ -589,9 +928,9 @@
         <w:rPr>
           <w:lang w:val="zh_TW" w:bidi="zh_TW"/>
         </w:rPr>
-        <w:t>法利賽人的規條複雜繁多，但至少人們可以遵守。那些嚴格遵循拉比傳統的人，可能誤以為自己的行為滿足了神的要求（參保羅對自己悔改前態度的描述，</w:t>
-      </w:r>
-      <w:hyperlink r:id="rId22">
+        <w:t>在舊約的早期敘述中，神自我揭示為自己是一位「有憐憫有恩典的神，不輕易發怒，並有豐盛的慈愛和誠實」（</w:t>
+      </w:r>
+      <w:hyperlink r:id="rId29">
         <w:r>
           <w:rPr>
             <w:lang w:val="zh_TW" w:bidi="zh_TW"/>
@@ -600,16 +939,16 @@
             <w:color w:val="0000EE"/>
             <w:u w:val="single"/>
           </w:rPr>
-          <w:t>腓3:6</w:t>
+          <w:t>出34:6</w:t>
         </w:r>
       </w:hyperlink>
       <w:r>
         <w:rPr>
           <w:lang w:val="zh_TW" w:bidi="zh_TW"/>
         </w:rPr>
-        <w:t>），他們淡然面對自己的罪，並有著虛假的屬靈安全感，以致不必再依靠神的憐憫。這當然是稅吏和法利賽人比喻的要點（</w:t>
-      </w:r>
-      <w:hyperlink r:id="rId13">
+        <w:t>）。 因此，不配的人類可以用「主啊，我若在你眼前蒙恩，……」這樣的禱告去接近祂（</w:t>
+      </w:r>
+      <w:hyperlink r:id="rId30">
         <w:r>
           <w:rPr>
             <w:lang w:val="zh_TW" w:bidi="zh_TW"/>
@@ -618,62 +957,14 @@
             <w:color w:val="0000EE"/>
             <w:u w:val="single"/>
           </w:rPr>
-          <w:t>路18:9–14</w:t>
+          <w:t>出34:9</w:t>
         </w:r>
       </w:hyperlink>
       <w:r>
         <w:rPr>
           <w:lang w:val="zh_TW" w:bidi="zh_TW"/>
         </w:rPr>
-        <w:t>）。相比之下，耶穌要求的公義遠高於法利賽人：「要完全，</w:t>
-      </w:r>
-      <w:r>
-        <w:rPr>
-          <w:lang w:val="zh_TW" w:bidi="zh_TW"/>
-        </w:rPr>
-        <w:t>像你們的天父完全一樣</w:t>
-      </w:r>
-      <w:r>
-        <w:rPr>
-          <w:lang w:val="zh_TW" w:bidi="zh_TW"/>
-        </w:rPr>
-        <w:t>」（</w:t>
-      </w:r>
-      <w:hyperlink r:id="rId23">
-        <w:r>
-          <w:rPr>
-            <w:lang w:val="zh_TW" w:bidi="zh_TW"/>
-          </w:rPr>
-          <w:rPr>
-            <w:color w:val="0000EE"/>
-            <w:u w:val="single"/>
-          </w:rPr>
-          <w:t>太5:48</w:t>
-        </w:r>
-      </w:hyperlink>
-      <w:r>
-        <w:rPr>
-          <w:lang w:val="zh_TW" w:bidi="zh_TW"/>
-        </w:rPr>
-        <w:t>；參</w:t>
-      </w:r>
-      <w:hyperlink r:id="rId24">
-        <w:r>
-          <w:rPr>
-            <w:lang w:val="zh_TW" w:bidi="zh_TW"/>
-          </w:rPr>
-          <w:rPr>
-            <w:color w:val="0000EE"/>
-            <w:u w:val="single"/>
-          </w:rPr>
-          <w:t>20節</w:t>
-        </w:r>
-      </w:hyperlink>
-      <w:r>
-        <w:rPr>
-          <w:lang w:val="zh_TW" w:bidi="zh_TW"/>
-        </w:rPr>
-        <w:t>）。</w:t>
+        <w:t>）。透過神的主動，人與神的疏離被轉變為一種不配得的接納，這開啟了和好和救贖的可能。</w:t>
       </w:r>
     </w:p>
     <w:p>
@@ -685,6 +976,701 @@
       </w:r>
       <w:r>
         <w:rPr>
+          <w:lang w:val="zh_TW" w:bidi="zh_TW"/>
+        </w:rPr>
+        <w:t>在伊甸園中，恩典已經開始發揮作用，當神以救贖的應許（</w:t>
+      </w:r>
+      <w:hyperlink r:id="rId31">
+        <w:r>
+          <w:rPr>
+            <w:lang w:val="zh_TW" w:bidi="zh_TW"/>
+          </w:rPr>
+          <w:rPr>
+            <w:color w:val="0000EE"/>
+            <w:u w:val="single"/>
+          </w:rPr>
+          <w:t>創3:15</w:t>
+        </w:r>
+      </w:hyperlink>
+      <w:r>
+        <w:rPr>
+          <w:lang w:val="zh_TW" w:bidi="zh_TW"/>
+        </w:rPr>
+        <w:t>）和關切的照顧來回應墮落，而不是以放棄或報復性的毀滅。神對亞伯拉罕的呼召是恩典的延伸，不僅對他個人如此，也通過他作為普世的媒介。作為對亞伯拉罕個人祝福和對他後裔的國的祝福的不可分割的一部分，神的應許中指出，個人和國的祝福將成為實現「地上的萬族都要因你得福」的工具（</w:t>
+      </w:r>
+      <w:hyperlink r:id="rId32">
+        <w:r>
+          <w:rPr>
+            <w:lang w:val="zh_TW" w:bidi="zh_TW"/>
+          </w:rPr>
+          <w:rPr>
+            <w:color w:val="0000EE"/>
+            <w:u w:val="single"/>
+          </w:rPr>
+          <w:t>創12:2–3</w:t>
+        </w:r>
+      </w:hyperlink>
+      <w:r>
+        <w:rPr>
+          <w:lang w:val="zh_TW" w:bidi="zh_TW"/>
+        </w:rPr>
+        <w:t>）。因此，亞伯拉罕的選擇和普世祝福的應許都在神所賜的約中表達出來，其目的是將神的恩典延伸到全人類。神在對亞伯拉罕的應許中莊嚴地確認道：「我與你立約：你要作多國的父……我要與你並你世世代代的後裔堅立我的約，作永遠的約」（</w:t>
+      </w:r>
+      <w:hyperlink r:id="rId33">
+        <w:r>
+          <w:rPr>
+            <w:lang w:val="zh_TW" w:bidi="zh_TW"/>
+          </w:rPr>
+          <w:rPr>
+            <w:color w:val="0000EE"/>
+            <w:u w:val="single"/>
+          </w:rPr>
+          <w:t>創17:4、7</w:t>
+        </w:r>
+      </w:hyperlink>
+      <w:r>
+        <w:rPr>
+          <w:lang w:val="zh_TW" w:bidi="zh_TW"/>
+        </w:rPr>
+        <w:t>）。這個應許應該被理解為在恩典的基礎上實現，而不是在種族的基礎上，這樣它就適用於所有亞伯拉罕的後裔——不僅是猶太信徒，即他的種族後裔，還有他的屬靈後裔，來自列國的信徒，他們擁有像亞伯拉罕一樣的信仰（</w:t>
+      </w:r>
+      <w:hyperlink r:id="rId34">
+        <w:r>
+          <w:rPr>
+            <w:lang w:val="zh_TW" w:bidi="zh_TW"/>
+          </w:rPr>
+          <w:rPr>
+            <w:color w:val="0000EE"/>
+            <w:u w:val="single"/>
+          </w:rPr>
+          <w:t>羅4:16</w:t>
+        </w:r>
+      </w:hyperlink>
+      <w:r>
+        <w:rPr>
+          <w:lang w:val="zh_TW" w:bidi="zh_TW"/>
+        </w:rPr>
+        <w:t>）。 因此，從神恩典的角度來看，揀選亞伯拉罕和以色列民族並不是目的本身。這是神的計劃，將祂的救贖設計延伸到列國的所有信徒。在向亞伯拉罕施恩時，神正在建立教會的開端，即恩典的群體。</w:t>
+      </w:r>
+    </w:p>
+    <w:p>
+      <w:pPr/>
+      <w:r>
+        <w:rPr>
+          <w:lang w:val="zh_TW" w:bidi="zh_TW"/>
+        </w:rPr>
+      </w:r>
+      <w:r>
+        <w:rPr>
+          <w:lang w:val="zh_TW" w:bidi="zh_TW"/>
+        </w:rPr>
+        <w:t>神在揀選亞伯拉罕並使他成為神恩典的接受者中所表現出神的惟獨主義（particularism），且提供了一個範例，適用於所有在救贖歷史中被神使用的人。超越了賦予像亞伯拉罕、大衛、先知以及後來使徒們等個人的恩典，這些人因他們的呼召而具有了為所有分享亞伯拉罕信仰的群體——教會——履行神的約的貢獻潛力。在神對以色列、其族長及其領袖的恩慈作為中，神為祂向普世教會擴展恩典奠定了基礎。神在舊約中的恩慈介入，旨在顯明教會在祂救贖目的中的終極地位。舊約的先知在履行他們的職責時，知道他們所服事的並不是自己，而是教會（</w:t>
+      </w:r>
+      <w:hyperlink r:id="rId35">
+        <w:r>
+          <w:rPr>
+            <w:lang w:val="zh_TW" w:bidi="zh_TW"/>
+          </w:rPr>
+          <w:rPr>
+            <w:color w:val="0000EE"/>
+            <w:u w:val="single"/>
+          </w:rPr>
+          <w:t>彼前1:10–12</w:t>
+        </w:r>
+      </w:hyperlink>
+      <w:r>
+        <w:rPr>
+          <w:lang w:val="zh_TW" w:bidi="zh_TW"/>
+        </w:rPr>
+        <w:t>）。</w:t>
+      </w:r>
+    </w:p>
+    <w:p>
+      <w:pPr/>
+      <w:r>
+        <w:rPr>
+          <w:lang w:val="zh_TW" w:bidi="zh_TW"/>
+        </w:rPr>
+      </w:r>
+      <w:r>
+        <w:rPr>
+          <w:lang w:val="zh_TW" w:bidi="zh_TW"/>
+        </w:rPr>
+        <w:t>作為神恩典過渡性和中介性的表達，舊約的制度僅具有暫時的效力，已被神在新約中恩典的終極顯現所取代（</w:t>
+      </w:r>
+      <w:hyperlink r:id="rId36">
+        <w:r>
+          <w:rPr>
+            <w:lang w:val="zh_TW" w:bidi="zh_TW"/>
+          </w:rPr>
+          <w:rPr>
+            <w:color w:val="0000EE"/>
+            <w:u w:val="single"/>
+          </w:rPr>
+          <w:t>來8:6–7</w:t>
+        </w:r>
+      </w:hyperlink>
+      <w:r>
+        <w:rPr>
+          <w:lang w:val="zh_TW" w:bidi="zh_TW"/>
+        </w:rPr>
+        <w:t>）。因此，舊約將會過去，並被一個新的約所取代，這將展示神恩典的完全顯現。從這個角度來看，律法與恩典之間的張力變得清晰。像以色列的選召一樣，律法（作為舊約中最顯著的制度之一）是一項暫時性的神恩典措施，用以預示和預備通過信靠耶穌基督的恩典而得稱義的約（</w:t>
+      </w:r>
+      <w:hyperlink r:id="rId37">
+        <w:r>
+          <w:rPr>
+            <w:lang w:val="zh_TW" w:bidi="zh_TW"/>
+          </w:rPr>
+          <w:rPr>
+            <w:color w:val="0000EE"/>
+            <w:u w:val="single"/>
+          </w:rPr>
+          <w:t>加3:23–29</w:t>
+        </w:r>
+      </w:hyperlink>
+      <w:r>
+        <w:rPr>
+          <w:lang w:val="zh_TW" w:bidi="zh_TW"/>
+        </w:rPr>
+        <w:t>；</w:t>
+      </w:r>
+      <w:hyperlink r:id="rId38">
+        <w:r>
+          <w:rPr>
+            <w:lang w:val="zh_TW" w:bidi="zh_TW"/>
+          </w:rPr>
+          <w:rPr>
+            <w:color w:val="0000EE"/>
+            <w:u w:val="single"/>
+          </w:rPr>
+          <w:t>來10:1</w:t>
+        </w:r>
+      </w:hyperlink>
+      <w:r>
+        <w:rPr>
+          <w:lang w:val="zh_TW" w:bidi="zh_TW"/>
+        </w:rPr>
+        <w:t>）。</w:t>
+      </w:r>
+    </w:p>
+    <w:p>
+      <w:pPr>
+        <w:pStyle w:val="Heading3"/>
+      </w:pPr>
+      <w:r>
+        <w:rPr>
+          <w:lang w:val="zh_TW" w:bidi="zh_TW"/>
+        </w:rPr>
+        <w:t>新約中的恩典</w:t>
+      </w:r>
+    </w:p>
+    <w:p>
+      <w:pPr/>
+      <w:r>
+        <w:rPr>
+          <w:lang w:val="zh_TW" w:bidi="zh_TW"/>
+        </w:rPr>
+      </w:r>
+      <w:r>
+        <w:rPr>
+          <w:lang w:val="zh_TW" w:bidi="zh_TW"/>
+        </w:rPr>
+        <w:t>恩典作為神對祂子民積極行動的參與，這一概念在新約中更加鮮明。神的恩典在耶穌基督的身上具體體現出來，祂以可見的方式展示了神恩典的動態本質，並在祂的救贖事工中實現了舊約中有關神恩待人的應許（</w:t>
+      </w:r>
+      <w:hyperlink r:id="rId39">
+        <w:r>
+          <w:rPr>
+            <w:lang w:val="zh_TW" w:bidi="zh_TW"/>
+          </w:rPr>
+          <w:rPr>
+            <w:color w:val="0000EE"/>
+            <w:u w:val="single"/>
+          </w:rPr>
+          <w:t>約1:14、17</w:t>
+        </w:r>
+      </w:hyperlink>
+      <w:r>
+        <w:rPr>
+          <w:lang w:val="zh_TW" w:bidi="zh_TW"/>
+        </w:rPr>
+        <w:t>）。</w:t>
+      </w:r>
+    </w:p>
+    <w:p>
+      <w:pPr/>
+      <w:r>
+        <w:rPr>
+          <w:lang w:val="zh_TW" w:bidi="zh_TW"/>
+        </w:rPr>
+      </w:r>
+      <w:r>
+        <w:rPr>
+          <w:lang w:val="zh_TW" w:bidi="zh_TW"/>
+        </w:rPr>
+        <w:t>神在耶穌基督中顯現的恩典使神能夠赦免罪人，並將他們聚集在教會這個新約群體中。耶穌在施行事工期間，曾多次對許多罪人宣告赦罪，並向各種絕望的人提供神的仁愛幫助。透過像父親寬恕浪子和尋找失羊的教導，耶穌明確表示祂來是為了尋找和拯救那些失喪的人。然而，祂最終在十字架上完成的救贖之死，為悔改的罪人敞開了通往神赦免和恢復性恩典的大門。這個簡單的真理在因信稱義的教義中被闡明（</w:t>
+      </w:r>
+      <w:hyperlink r:id="rId40">
+        <w:r>
+          <w:rPr>
+            <w:lang w:val="zh_TW" w:bidi="zh_TW"/>
+          </w:rPr>
+          <w:rPr>
+            <w:color w:val="0000EE"/>
+            <w:u w:val="single"/>
+          </w:rPr>
+          <w:t>羅3:23</w:t>
+        </w:r>
+      </w:hyperlink>
+      <w:r>
+        <w:rPr>
+          <w:lang w:val="zh_TW" w:bidi="zh_TW"/>
+        </w:rPr>
+        <w:t>；</w:t>
+      </w:r>
+      <w:hyperlink r:id="rId41">
+        <w:r>
+          <w:rPr>
+            <w:lang w:val="zh_TW" w:bidi="zh_TW"/>
+          </w:rPr>
+          <w:rPr>
+            <w:color w:val="0000EE"/>
+            <w:u w:val="single"/>
+          </w:rPr>
+          <w:t>多3:7</w:t>
+        </w:r>
+      </w:hyperlink>
+      <w:r>
+        <w:rPr>
+          <w:lang w:val="zh_TW" w:bidi="zh_TW"/>
+        </w:rPr>
+        <w:t>）。根據這個教導，神藉著基督代贖的死而提供恩典，使祂能夠對悔改的罪人宣告「義」或「無罪」的判決，並將他們納入祂的永恆旨意中。因此，他們進入了神恩典的領域，這恩典使他們能夠與聖靈同工，進行個人成聖的過程。</w:t>
+      </w:r>
+    </w:p>
+    <w:p>
+      <w:pPr/>
+      <w:r>
+        <w:rPr>
+          <w:lang w:val="zh_TW" w:bidi="zh_TW"/>
+        </w:rPr>
+      </w:r>
+      <w:r>
+        <w:rPr>
+          <w:lang w:val="zh_TW" w:bidi="zh_TW"/>
+        </w:rPr>
+        <w:t>神在耶穌基督身上顯現的恩典，也使神能夠賜予信徒不配得的恩惠，這些恩惠豐富了他們的生活，並將他們聯合在一起成為基督的身體——教會。他們因恩典而被接納，並因此獲得新的身份，即成為神的兒女，成為神家中的成員，使他們如同對待天父一樣與祂相處（</w:t>
+      </w:r>
+      <w:hyperlink r:id="rId42">
+        <w:r>
+          <w:rPr>
+            <w:lang w:val="zh_TW" w:bidi="zh_TW"/>
+          </w:rPr>
+          <w:rPr>
+            <w:color w:val="0000EE"/>
+            <w:u w:val="single"/>
+          </w:rPr>
+          <w:t>加4:4–6</w:t>
+        </w:r>
+      </w:hyperlink>
+      <w:r>
+        <w:rPr>
+          <w:lang w:val="zh_TW" w:bidi="zh_TW"/>
+        </w:rPr>
+        <w:t>）。他們成為一個群體的成員，在這個群體中，種族、階級和性別的區別變得無關緊要，因為他們都成為了神對亞伯拉罕普世祝福之應許的平等繼承人（</w:t>
+      </w:r>
+      <w:hyperlink r:id="rId43">
+        <w:r>
+          <w:rPr>
+            <w:lang w:val="zh_TW" w:bidi="zh_TW"/>
+          </w:rPr>
+          <w:rPr>
+            <w:color w:val="0000EE"/>
+            <w:u w:val="single"/>
+          </w:rPr>
+          <w:t>3:28–29</w:t>
+        </w:r>
+      </w:hyperlink>
+      <w:r>
+        <w:rPr>
+          <w:lang w:val="zh_TW" w:bidi="zh_TW"/>
+        </w:rPr>
+        <w:t>）。為了豐富他們的個人生活，並確保他們在新群體生活中的參與是有益的，聖靈恩慈地賜給信徒各種恩賜，使他們能夠進行旨在造福教會的各種事工（</w:t>
+      </w:r>
+      <w:hyperlink r:id="rId44">
+        <w:r>
+          <w:rPr>
+            <w:lang w:val="zh_TW" w:bidi="zh_TW"/>
+          </w:rPr>
+          <w:rPr>
+            <w:color w:val="0000EE"/>
+            <w:u w:val="single"/>
+          </w:rPr>
+          <w:t>羅12:6–8</w:t>
+        </w:r>
+      </w:hyperlink>
+      <w:r>
+        <w:rPr>
+          <w:lang w:val="zh_TW" w:bidi="zh_TW"/>
+        </w:rPr>
+        <w:t>）。在這些事工中，首要的是使徒的職分，這一職分與神的恩典密切相關（</w:t>
+      </w:r>
+      <w:hyperlink r:id="rId45">
+        <w:r>
+          <w:rPr>
+            <w:lang w:val="zh_TW" w:bidi="zh_TW"/>
+          </w:rPr>
+          <w:rPr>
+            <w:color w:val="0000EE"/>
+            <w:u w:val="single"/>
+          </w:rPr>
+          <w:t>1:5</w:t>
+        </w:r>
+      </w:hyperlink>
+      <w:r>
+        <w:rPr>
+          <w:lang w:val="zh_TW" w:bidi="zh_TW"/>
+        </w:rPr>
+        <w:t>，</w:t>
+      </w:r>
+      <w:hyperlink r:id="rId46">
+        <w:r>
+          <w:rPr>
+            <w:lang w:val="zh_TW" w:bidi="zh_TW"/>
+          </w:rPr>
+          <w:rPr>
+            <w:color w:val="0000EE"/>
+            <w:u w:val="single"/>
+          </w:rPr>
+          <w:t>15:15–16</w:t>
+        </w:r>
+      </w:hyperlink>
+      <w:r>
+        <w:rPr>
+          <w:lang w:val="zh_TW" w:bidi="zh_TW"/>
+        </w:rPr>
+        <w:t>），因為它與舊約的先知事工結合在一起，為教會提供了基礎結構（</w:t>
+      </w:r>
+      <w:hyperlink r:id="rId47">
+        <w:r>
+          <w:rPr>
+            <w:lang w:val="zh_TW" w:bidi="zh_TW"/>
+          </w:rPr>
+          <w:rPr>
+            <w:color w:val="0000EE"/>
+            <w:u w:val="single"/>
+          </w:rPr>
+          <w:t>弗2:20</w:t>
+        </w:r>
+      </w:hyperlink>
+      <w:r>
+        <w:rPr>
+          <w:lang w:val="zh_TW" w:bidi="zh_TW"/>
+        </w:rPr>
+        <w:t>）。由於神的恩典豐富地傾注在信徒的群體生活中（</w:t>
+      </w:r>
+      <w:hyperlink r:id="rId48">
+        <w:r>
+          <w:rPr>
+            <w:lang w:val="zh_TW" w:bidi="zh_TW"/>
+          </w:rPr>
+          <w:rPr>
+            <w:color w:val="0000EE"/>
+            <w:u w:val="single"/>
+          </w:rPr>
+          <w:t>1:7–8</w:t>
+        </w:r>
+      </w:hyperlink>
+      <w:r>
+        <w:rPr>
+          <w:lang w:val="zh_TW" w:bidi="zh_TW"/>
+        </w:rPr>
+        <w:t>），教會進入永恆後，將通過其存在本身，展示出神在耶穌基督裡無限豐富的恩典（</w:t>
+      </w:r>
+      <w:hyperlink r:id="rId49">
+        <w:r>
+          <w:rPr>
+            <w:lang w:val="zh_TW" w:bidi="zh_TW"/>
+          </w:rPr>
+          <w:rPr>
+            <w:color w:val="0000EE"/>
+            <w:u w:val="single"/>
+          </w:rPr>
+          <w:t>2:6</w:t>
+        </w:r>
+      </w:hyperlink>
+      <w:r>
+        <w:rPr>
+          <w:lang w:val="zh_TW" w:bidi="zh_TW"/>
+        </w:rPr>
+        <w:t>）。</w:t>
+      </w:r>
+    </w:p>
+    <w:p>
+      <w:pPr/>
+      <w:r>
+        <w:rPr>
+          <w:lang w:val="zh_TW" w:bidi="zh_TW"/>
+        </w:rPr>
+      </w:r>
+      <w:r>
+        <w:rPr>
+          <w:lang w:val="zh_TW" w:bidi="zh_TW"/>
+        </w:rPr>
+        <w:t>最後，神在耶穌基督裡顯現的恩典，讓神能夠使信徒在品格和關係中反映祂的恩典。接受神恩典的不可或缺的條件是謙卑（</w:t>
+      </w:r>
+      <w:hyperlink r:id="rId50">
+        <w:r>
+          <w:rPr>
+            <w:lang w:val="zh_TW" w:bidi="zh_TW"/>
+          </w:rPr>
+          <w:rPr>
+            <w:color w:val="0000EE"/>
+            <w:u w:val="single"/>
+          </w:rPr>
+          <w:t>雅4:6</w:t>
+        </w:r>
+      </w:hyperlink>
+      <w:r>
+        <w:rPr>
+          <w:lang w:val="zh_TW" w:bidi="zh_TW"/>
+        </w:rPr>
+        <w:t>；</w:t>
+      </w:r>
+      <w:hyperlink r:id="rId51">
+        <w:r>
+          <w:rPr>
+            <w:lang w:val="zh_TW" w:bidi="zh_TW"/>
+          </w:rPr>
+          <w:rPr>
+            <w:color w:val="0000EE"/>
+            <w:u w:val="single"/>
+          </w:rPr>
+          <w:t>彼前5:5</w:t>
+        </w:r>
+      </w:hyperlink>
+      <w:r>
+        <w:rPr>
+          <w:lang w:val="zh_TW" w:bidi="zh_TW"/>
+        </w:rPr>
+        <w:t>）。這樣對神的謙卑使信徒能夠對待他人時也謙卑行事。從恩典的立場出發，他們可以放下自私和自負，以謙恭的態度對待他人（</w:t>
+      </w:r>
+      <w:hyperlink r:id="rId52">
+        <w:r>
+          <w:rPr>
+            <w:lang w:val="zh_TW" w:bidi="zh_TW"/>
+          </w:rPr>
+          <w:rPr>
+            <w:color w:val="0000EE"/>
+            <w:u w:val="single"/>
+          </w:rPr>
+          <w:t>腓2:3–4</w:t>
+        </w:r>
+      </w:hyperlink>
+      <w:r>
+        <w:rPr>
+          <w:lang w:val="zh_TW" w:bidi="zh_TW"/>
+        </w:rPr>
+        <w:t>），以互相服侍的態度（</w:t>
+      </w:r>
+      <w:hyperlink r:id="rId53">
+        <w:r>
+          <w:rPr>
+            <w:lang w:val="zh_TW" w:bidi="zh_TW"/>
+          </w:rPr>
+          <w:rPr>
+            <w:color w:val="0000EE"/>
+            <w:u w:val="single"/>
+          </w:rPr>
+          <w:t>弗5:21</w:t>
+        </w:r>
+      </w:hyperlink>
+      <w:r>
+        <w:rPr>
+          <w:lang w:val="zh_TW" w:bidi="zh_TW"/>
+        </w:rPr>
+        <w:t>），並以互相寬恕的心靈（</w:t>
+      </w:r>
+      <w:hyperlink r:id="rId54">
+        <w:r>
+          <w:rPr>
+            <w:lang w:val="zh_TW" w:bidi="zh_TW"/>
+          </w:rPr>
+          <w:rPr>
+            <w:color w:val="0000EE"/>
+            <w:u w:val="single"/>
+          </w:rPr>
+          <w:t>太18:23–35</w:t>
+        </w:r>
+      </w:hyperlink>
+      <w:r>
+        <w:rPr>
+          <w:lang w:val="zh_TW" w:bidi="zh_TW"/>
+        </w:rPr>
+        <w:t>），使他們的交流也能展現出神的恩典（</w:t>
+      </w:r>
+      <w:hyperlink r:id="rId55">
+        <w:r>
+          <w:rPr>
+            <w:lang w:val="zh_TW" w:bidi="zh_TW"/>
+          </w:rPr>
+          <w:rPr>
+            <w:color w:val="0000EE"/>
+            <w:u w:val="single"/>
+          </w:rPr>
+          <w:t>西4:6</w:t>
+        </w:r>
+      </w:hyperlink>
+      <w:r>
+        <w:rPr>
+          <w:lang w:val="zh_TW" w:bidi="zh_TW"/>
+        </w:rPr>
+        <w:t>）。由於耶穌基督的恩典構成了信徒生命和人際關係的實存背景，他們被勸勉不要將神的恩典變為不敬虔的行為（</w:t>
+      </w:r>
+      <w:hyperlink r:id="rId56">
+        <w:r>
+          <w:rPr>
+            <w:lang w:val="zh_TW" w:bidi="zh_TW"/>
+          </w:rPr>
+          <w:rPr>
+            <w:color w:val="0000EE"/>
+            <w:u w:val="single"/>
+          </w:rPr>
+          <w:t>猶1:4</w:t>
+        </w:r>
+      </w:hyperlink>
+      <w:r>
+        <w:rPr>
+          <w:lang w:val="zh_TW" w:bidi="zh_TW"/>
+        </w:rPr>
+        <w:t>），而是要在主的恩典中成長（</w:t>
+      </w:r>
+      <w:hyperlink r:id="rId57">
+        <w:r>
+          <w:rPr>
+            <w:lang w:val="zh_TW" w:bidi="zh_TW"/>
+          </w:rPr>
+          <w:rPr>
+            <w:color w:val="0000EE"/>
+            <w:u w:val="single"/>
+          </w:rPr>
+          <w:t>彼後3:18</w:t>
+        </w:r>
+      </w:hyperlink>
+      <w:r>
+        <w:rPr>
+          <w:lang w:val="zh_TW" w:bidi="zh_TW"/>
+        </w:rPr>
+        <w:t>）。</w:t>
+      </w:r>
+    </w:p>
+    <w:p>
+      <w:pPr/>
+      <w:r>
+        <w:rPr>
+          <w:lang w:val="zh_TW" w:bidi="zh_TW"/>
+        </w:rPr>
+      </w:r>
+      <w:r>
+        <w:rPr>
+          <w:lang w:val="zh_TW" w:bidi="zh_TW"/>
+        </w:rPr>
+        <w:t>聖經中恩典的基本意義是指神對祂的受造物施行善意的態度。這種神的恩惠在耶穌基督裡得到了最高的表達。按其定義，這恩典對所有人完全開放，唯一的先決條件是悔改並渴望接受它（</w:t>
+      </w:r>
+      <w:hyperlink r:id="rId58">
+        <w:r>
+          <w:rPr>
+            <w:lang w:val="zh_TW" w:bidi="zh_TW"/>
+          </w:rPr>
+          <w:rPr>
+            <w:color w:val="0000EE"/>
+            <w:u w:val="single"/>
+          </w:rPr>
+          <w:t>多2:11–12</w:t>
+        </w:r>
+      </w:hyperlink>
+      <w:r>
+        <w:rPr>
+          <w:lang w:val="zh_TW" w:bidi="zh_TW"/>
+        </w:rPr>
+        <w:t>）。因此，與神和祂旨意隔絕的人類狀態被替換為與神那本來不可接近的威嚴接觸的途徑，這威嚴以寶座的形式呈現，使祂的恩典可以滿足人的需求（</w:t>
+      </w:r>
+      <w:hyperlink r:id="rId59">
+        <w:r>
+          <w:rPr>
+            <w:lang w:val="zh_TW" w:bidi="zh_TW"/>
+          </w:rPr>
+          <w:rPr>
+            <w:color w:val="0000EE"/>
+            <w:u w:val="single"/>
+          </w:rPr>
+          <w:t>來4:16</w:t>
+        </w:r>
+      </w:hyperlink>
+      <w:r>
+        <w:rPr>
+          <w:lang w:val="zh_TW" w:bidi="zh_TW"/>
+        </w:rPr>
+        <w:t>）。接受神恩典以外的另一個悲慘的選擇，是繼續處於無盼望的疏離狀態，或是通過注定徒勞的人類努力來追求神的恩惠（</w:t>
+      </w:r>
+      <w:hyperlink r:id="rId60">
+        <w:r>
+          <w:rPr>
+            <w:lang w:val="zh_TW" w:bidi="zh_TW"/>
+          </w:rPr>
+          <w:rPr>
+            <w:color w:val="0000EE"/>
+            <w:u w:val="single"/>
+          </w:rPr>
+          <w:t>羅1:21</w:t>
+        </w:r>
+      </w:hyperlink>
+      <w:r>
+        <w:rPr>
+          <w:lang w:val="zh_TW" w:bidi="zh_TW"/>
+        </w:rPr>
+        <w:t>）。神對罪人的無條件接納，唯一的條件可能就是他們拒絕接受祂的接納。</w:t>
+      </w:r>
+    </w:p>
+    <w:p>
+      <w:pPr/>
+      <w:r>
+        <w:rPr>
+          <w:lang w:val="zh_TW" w:bidi="zh_TW"/>
+        </w:rPr>
+      </w:r>
+      <w:r>
+        <w:rPr>
+          <w:lang w:val="zh_TW" w:bidi="zh_TW"/>
+        </w:rPr>
+        <w:t>因為基督代表神恩典的實現、體現和分配者，早期基督徒白白地稱神的恩典為「我們主耶穌基督的恩典」。這恩典被認為是如此根本且遍及他們的個人生活和信仰團體的存在，以至於他們自然地將傳統的「平安」（Shalom）問候與耶穌基督的恩典相結合。這就是為什麼幾乎在新約聖經的每卷書中都能看到「願我們主耶穌基督的恩常與你們眾人同在」這一問候形式的變體普遍重複出現（</w:t>
+      </w:r>
+      <w:hyperlink r:id="rId61">
+        <w:r>
+          <w:rPr>
+            <w:lang w:val="zh_TW" w:bidi="zh_TW"/>
+          </w:rPr>
+          <w:rPr>
+            <w:color w:val="0000EE"/>
+            <w:u w:val="single"/>
+          </w:rPr>
+          <w:t>帖後3:18</w:t>
+        </w:r>
+      </w:hyperlink>
+      <w:r>
+        <w:rPr>
+          <w:lang w:val="zh_TW" w:bidi="zh_TW"/>
+        </w:rPr>
+        <w:t>）。</w:t>
+      </w:r>
+    </w:p>
+    <w:p>
+      <w:pPr/>
+      <w:r>
+        <w:rPr>
+          <w:lang w:val="zh_TW" w:bidi="zh_TW"/>
+        </w:rPr>
+      </w:r>
+      <w:r>
+        <w:rPr>
           <w:i/>
           <w:lang w:val="zh_TW" w:bidi="zh_TW"/>
         </w:rPr>
@@ -700,91 +1686,31 @@
         <w:rPr>
           <w:lang w:val="zh_TW" w:bidi="zh_TW"/>
         </w:rPr>
-        <w:t>愛色尼派</w:t>
-      </w:r>
-      <w:r>
-        <w:rPr>
-          <w:lang w:val="zh_TW" w:bidi="zh_TW"/>
-        </w:rPr>
-        <w:t>、</w:t>
-      </w:r>
-      <w:r>
-        <w:rPr>
-          <w:lang w:val="zh_TW" w:bidi="zh_TW"/>
-        </w:rPr>
-        <w:t>猶太人</w:t>
-      </w:r>
-      <w:r>
-        <w:rPr>
-          <w:lang w:val="zh_TW" w:bidi="zh_TW"/>
-        </w:rPr>
-        <w:t>、</w:t>
-      </w:r>
-      <w:r>
-        <w:rPr>
-          <w:lang w:val="zh_TW" w:bidi="zh_TW"/>
-        </w:rPr>
-        <w:t>猶太教</w:t>
-      </w:r>
-      <w:r>
-        <w:rPr>
-          <w:lang w:val="zh_TW" w:bidi="zh_TW"/>
-        </w:rPr>
-        <w:t>、</w:t>
-      </w:r>
-      <w:r>
-        <w:rPr>
-          <w:lang w:val="zh_TW" w:bidi="zh_TW"/>
-        </w:rPr>
-        <w:t>撒都該人</w:t>
-      </w:r>
-      <w:r>
-        <w:rPr>
-          <w:lang w:val="zh_TW" w:bidi="zh_TW"/>
-        </w:rPr>
-        <w:t>、</w:t>
-      </w:r>
-      <w:r>
-        <w:rPr>
-          <w:lang w:val="zh_TW" w:bidi="zh_TW"/>
-        </w:rPr>
-        <w:t>塔木德</w:t>
-      </w:r>
-      <w:r>
-        <w:rPr>
-          <w:lang w:val="zh_TW" w:bidi="zh_TW"/>
-        </w:rPr>
-        <w:t>、</w:t>
-      </w:r>
-      <w:r>
-        <w:rPr>
-          <w:lang w:val="zh_TW" w:bidi="zh_TW"/>
-        </w:rPr>
-        <w:t>妥拉</w:t>
-      </w:r>
-      <w:r>
-        <w:rPr>
-          <w:lang w:val="zh_TW" w:bidi="zh_TW"/>
-        </w:rPr>
-        <w:t>、</w:t>
-      </w:r>
-      <w:r>
-        <w:rPr>
-          <w:lang w:val="zh_TW" w:bidi="zh_TW"/>
-        </w:rPr>
-        <w:t>傳統</w:t>
-      </w:r>
-      <w:r>
-        <w:rPr>
-          <w:lang w:val="zh_TW" w:bidi="zh_TW"/>
-        </w:rPr>
-        <w:t>、</w:t>
-      </w:r>
-      <w:r>
-        <w:rPr>
-          <w:lang w:val="zh_TW" w:bidi="zh_TW"/>
-        </w:rPr>
-        <w:t>口傳傳統</w:t>
+        <w:t>神的存在與屬性</w:t>
+      </w:r>
+      <w:r>
+        <w:rPr>
+          <w:lang w:val="zh_TW" w:bidi="zh_TW"/>
+        </w:rPr>
+        <w:t>；</w:t>
+      </w:r>
+      <w:r>
+        <w:rPr>
+          <w:lang w:val="zh_TW" w:bidi="zh_TW"/>
+        </w:rPr>
+        <w:t>愛</w:t>
+      </w:r>
+      <w:r>
+        <w:rPr>
+          <w:lang w:val="zh_TW" w:bidi="zh_TW"/>
+        </w:rPr>
+        <w:t>；</w:t>
+      </w:r>
+      <w:r>
+        <w:rPr>
+          <w:lang w:val="zh_TW" w:bidi="zh_TW"/>
+        </w:rPr>
+        <w:t>憐憫</w:t>
       </w:r>
       <w:r>
         <w:rPr>

--- a/zht/docx/036.content.docx
+++ b/zht/docx/036.content.docx
@@ -19,7 +19,7 @@
         <w:rPr>
           <w:lang w:val="zh_TW" w:bidi="zh_TW"/>
         </w:rPr>
-        <w:t>Resource: Tyndale Open Bible Dictionary</w:t>
+        <w:t>Resource: Aquifer Open Bible Dictionary</w:t>
       </w:r>
       <w:r>
         <w:rPr>
@@ -112,7 +112,7 @@
         <w:rPr>
           <w:lang w:val="zh_TW" w:bidi="zh_TW"/>
         </w:rPr>
-        <w:t>Tyndale Open Bible Dictionary</w:t>
+        <w:t>Aquifer Open Bible Dictionary</w:t>
       </w:r>
     </w:p>
     <w:p>

--- a/zht/docx/036.content.docx
+++ b/zht/docx/036.content.docx
@@ -149,7 +149,7 @@
         <w:rPr>
           <w:lang w:val="zh_TW" w:bidi="zh_TW"/>
         </w:rPr>
-        <w:t>en</w:t>
+        <w:t>duo</w:t>
       </w:r>
       <w:r>
         <w:rPr>
@@ -212,12 +212,29 @@
         <w:rPr>
           <w:lang w:val="zh_TW" w:bidi="zh_TW"/>
         </w:rPr>
-        <w:t>恩慈</w:t>
-      </w:r>
-      <w:r>
-        <w:rPr>
-          <w:lang w:val="zh_TW" w:bidi="zh_TW"/>
-        </w:rPr>
+        <w:t>多單</w:t>
+      </w:r>
+      <w:r>
+        <w:rPr>
+          <w:lang w:val="zh_TW" w:bidi="zh_TW"/>
+        </w:rPr>
+      </w:r>
+    </w:p>
+    <w:p>
+      <w:pPr>
+        <w:pStyle w:val="Heading2"/>
+      </w:pPr>
+      <w:r>
+        <w:rPr>
+          <w:lang w:val="zh_TW" w:bidi="zh_TW"/>
+        </w:rPr>
+        <w:t>多單</w:t>
+      </w:r>
+      <w:r>
+        <w:rPr>
+          <w:lang w:val="zh_TW" w:bidi="zh_TW"/>
+        </w:rPr>
+        <w:t>*</w:t>
       </w:r>
     </w:p>
     <w:p>
@@ -231,39 +248,7 @@
         <w:rPr>
           <w:lang w:val="zh_TW" w:bidi="zh_TW"/>
         </w:rPr>
-        <w:t>恩慈（kindess）是一種生活方式，包含愛的關懷、理解、友善、耐心、溫柔和良善。它不僅體現在言語和行為上，更在於選擇以某種方式行事，而非僅僅受情感的驅使。</w:t>
-      </w:r>
-    </w:p>
-    <w:p>
-      <w:pPr/>
-      <w:r>
-        <w:rPr>
-          <w:lang w:val="zh_TW" w:bidi="zh_TW"/>
-        </w:rPr>
-      </w:r>
-      <w:r>
-        <w:rPr>
-          <w:lang w:val="zh_TW" w:bidi="zh_TW"/>
-        </w:rPr>
-        <w:t>聖經中有許多關於恩慈的故事：</w:t>
-      </w:r>
-    </w:p>
-    <w:p>
-      <w:pPr>
-        <w:pStyle w:val="ListBullet"/>
-        <w:spacing w:line="240" w:lineRule="auto"/>
-        <w:ind w:left="720"/>
-      </w:pPr>
-      <w:r>
-        <w:rPr>
-          <w:lang w:val="zh_TW" w:bidi="zh_TW"/>
-        </w:rPr>
-      </w:r>
-      <w:r>
-        <w:rPr>
-          <w:lang w:val="zh_TW" w:bidi="zh_TW"/>
-        </w:rPr>
-        <w:t>約瑟請求法老的僕人恩慈地向法老提起他（</w:t>
+        <w:t>挪亞兒子雅弗的後代（</w:t>
       </w:r>
       <w:hyperlink r:id="rId13">
         <w:r>
@@ -274,32 +259,26 @@
             <w:color w:val="0000EE"/>
             <w:u w:val="single"/>
           </w:rPr>
-          <w:t>創40:14</w:t>
+          <w:t>創10:4</w:t>
         </w:r>
       </w:hyperlink>
       <w:r>
         <w:rPr>
           <w:lang w:val="zh_TW" w:bidi="zh_TW"/>
         </w:rPr>
-        <w:t>）。</w:t>
-      </w:r>
-    </w:p>
-    <w:p>
-      <w:pPr>
-        <w:pStyle w:val="ListBullet"/>
-        <w:spacing w:line="240" w:lineRule="auto"/>
-        <w:ind w:left="720"/>
-      </w:pPr>
-      <w:r>
-        <w:rPr>
-          <w:lang w:val="zh_TW" w:bidi="zh_TW"/>
-        </w:rPr>
-      </w:r>
-      <w:r>
-        <w:rPr>
-          <w:lang w:val="zh_TW" w:bidi="zh_TW"/>
-        </w:rPr>
-        <w:t>喇合因為在家中保護了兩個以色列的探子，請求以色列人以恩慈對待她（</w:t>
+        <w:t>，譯註：英文譯本在此處通常作</w:t>
+      </w:r>
+      <w:r>
+        <w:rPr>
+          <w:lang w:val="zh_TW" w:bidi="zh_TW"/>
+        </w:rPr>
+        <w:t>Rodanites</w:t>
+      </w:r>
+      <w:r>
+        <w:rPr>
+          <w:lang w:val="zh_TW" w:bidi="zh_TW"/>
+        </w:rPr>
+        <w:t>）。這個名字在</w:t>
       </w:r>
       <w:hyperlink r:id="rId14">
         <w:r>
@@ -310,32 +289,121 @@
             <w:color w:val="0000EE"/>
             <w:u w:val="single"/>
           </w:rPr>
-          <w:t>書2:12</w:t>
+          <w:t>歷代志上一章7節</w:t>
         </w:r>
       </w:hyperlink>
       <w:r>
         <w:rPr>
           <w:lang w:val="zh_TW" w:bidi="zh_TW"/>
         </w:rPr>
+        <w:t>中被修正為多單（譯註：英文譯本在此處為</w:t>
+      </w:r>
+      <w:r>
+        <w:rPr>
+          <w:lang w:val="zh_TW" w:bidi="zh_TW"/>
+        </w:rPr>
+        <w:t>Dodanim</w:t>
+      </w:r>
+      <w:r>
+        <w:rPr>
+          <w:lang w:val="zh_TW" w:bidi="zh_TW"/>
+        </w:rPr>
         <w:t>）。</w:t>
+      </w:r>
+      <w:r>
+        <w:rPr>
+          <w:i/>
+          <w:lang w:val="zh_TW" w:bidi="zh_TW"/>
+        </w:rPr>
+        <w:t>見</w:t>
+      </w:r>
+      <w:r>
+        <w:rPr>
+          <w:lang w:val="zh_TW" w:bidi="zh_TW"/>
+        </w:rPr>
+        <w:t>多單</w:t>
+      </w:r>
+      <w:r>
+        <w:rPr>
+          <w:lang w:val="zh_TW" w:bidi="zh_TW"/>
+        </w:rPr>
+        <w:t>。</w:t>
+      </w:r>
+      <w:r>
+        <w:rPr>
+          <w:lang w:val="zh_TW" w:bidi="zh_TW"/>
+        </w:rPr>
+      </w:r>
+      <w:r>
+        <w:rPr>
+          <w:lang w:val="zh_TW" w:bidi="zh_TW"/>
+        </w:rPr>
       </w:r>
     </w:p>
     <w:p>
-      <w:pPr>
-        <w:pStyle w:val="ListBullet"/>
-        <w:spacing w:line="240" w:lineRule="auto"/>
-        <w:ind w:left="720"/>
-      </w:pPr>
-      <w:r>
-        <w:rPr>
-          <w:lang w:val="zh_TW" w:bidi="zh_TW"/>
-        </w:rPr>
-      </w:r>
-      <w:r>
-        <w:rPr>
-          <w:lang w:val="zh_TW" w:bidi="zh_TW"/>
-        </w:rPr>
-        <w:t>掃羅在攻擊亞瑪力人之前，請基尼人離開亞瑪力人的領土。因為他不願意與亞瑪力人一起殺害基尼人，他們曾在以色列出埃及時對他們表現出恩慈（</w:t>
+      <w:pPr/>
+      <w:r>
+        <w:rPr>
+          <w:lang w:val="zh_TW" w:bidi="zh_TW"/>
+        </w:rPr>
+      </w:r>
+    </w:p>
+    <w:p>
+      <w:pPr>
+        <w:pStyle w:val="Heading2"/>
+      </w:pPr>
+      <w:r>
+        <w:rPr>
+          <w:lang w:val="zh_TW" w:bidi="zh_TW"/>
+        </w:rPr>
+        <w:t>多坍</w:t>
+      </w:r>
+      <w:r>
+        <w:rPr>
+          <w:lang w:val="zh_TW" w:bidi="zh_TW"/>
+        </w:rPr>
+      </w:r>
+    </w:p>
+    <w:p>
+      <w:pPr/>
+      <w:r>
+        <w:rPr>
+          <w:lang w:val="zh_TW" w:bidi="zh_TW"/>
+        </w:rPr>
+      </w:r>
+      <w:r>
+        <w:rPr>
+          <w:lang w:val="zh_TW" w:bidi="zh_TW"/>
+        </w:rPr>
+        <w:t>一座古城，位於耶路撒冷以北約60英里（97公里）、撒馬利亞城以北13英里（21公里），以及米吉多東南約5英里（8公里）處。隱·干寧（今傑寧〔Jenin〕）和以伯蓮兩座城守衛著通往多坍、再通往沿海平原道路上的一條狹窄隘口。</w:t>
+      </w:r>
+    </w:p>
+    <w:p>
+      <w:pPr/>
+      <w:r>
+        <w:rPr>
+          <w:lang w:val="zh_TW" w:bidi="zh_TW"/>
+        </w:rPr>
+      </w:r>
+      <w:r>
+        <w:rPr>
+          <w:lang w:val="zh_TW" w:bidi="zh_TW"/>
+        </w:rPr>
+        <w:t>名為多坍遺址（Tell Dotha）的土丘，就是古城多坍的遺址。這座土丘高出周圍平原200英尺（61公尺），海拔約1,200英尺（365.6公尺）。土丘頂部面積約10英畝（4公頃）。從那裡可以眺望肥沃的土地，那地盛產各種農作物。正如聖經時代一樣，如今仍有羊群在這一帶放牧；當地充足的泉水也是吸引牧群前來的重要原因之一。</w:t>
+      </w:r>
+    </w:p>
+    <w:p>
+      <w:pPr/>
+      <w:r>
+        <w:rPr>
+          <w:lang w:val="zh_TW" w:bidi="zh_TW"/>
+        </w:rPr>
+      </w:r>
+      <w:r>
+        <w:rPr>
+          <w:lang w:val="zh_TW" w:bidi="zh_TW"/>
+        </w:rPr>
+        <w:t>多坍就是約瑟的兄弟把他賣給一隊以實瑪利商人的地方（</w:t>
       </w:r>
       <w:hyperlink r:id="rId15">
         <w:r>
@@ -346,32 +414,14 @@
             <w:color w:val="0000EE"/>
             <w:u w:val="single"/>
           </w:rPr>
-          <w:t>撒上15:6</w:t>
+          <w:t>創37章</w:t>
         </w:r>
       </w:hyperlink>
       <w:r>
         <w:rPr>
           <w:lang w:val="zh_TW" w:bidi="zh_TW"/>
         </w:rPr>
-        <w:t>）。</w:t>
-      </w:r>
-    </w:p>
-    <w:p>
-      <w:pPr>
-        <w:pStyle w:val="ListBullet"/>
-        <w:spacing w:line="240" w:lineRule="auto"/>
-        <w:ind w:left="720"/>
-      </w:pPr>
-      <w:r>
-        <w:rPr>
-          <w:lang w:val="zh_TW" w:bidi="zh_TW"/>
-        </w:rPr>
-      </w:r>
-      <w:r>
-        <w:rPr>
-          <w:lang w:val="zh_TW" w:bidi="zh_TW"/>
-        </w:rPr>
-        <w:t>大衛讚揚基列‧雅比人埋葬掃羅的遺體（</w:t>
+        <w:t>）。約一千年後，亞蘭軍隊包圍了這座城，企圖捉拿住在那裡的以利沙；因為他們認為以利沙把亞蘭的軍事計劃洩露給以色列王（</w:t>
       </w:r>
       <w:hyperlink r:id="rId16">
         <w:r>
@@ -382,1341 +432,14 @@
             <w:color w:val="0000EE"/>
             <w:u w:val="single"/>
           </w:rPr>
-          <w:t>撒下2:5</w:t>
+          <w:t>王下6:8–14</w:t>
         </w:r>
       </w:hyperlink>
       <w:r>
         <w:rPr>
           <w:lang w:val="zh_TW" w:bidi="zh_TW"/>
         </w:rPr>
-        <w:t>）。</w:t>
-      </w:r>
-    </w:p>
-    <w:p>
-      <w:pPr>
-        <w:pStyle w:val="ListBullet"/>
-        <w:spacing w:line="240" w:lineRule="auto"/>
-        <w:ind w:left="720"/>
-      </w:pPr>
-      <w:r>
-        <w:rPr>
-          <w:lang w:val="zh_TW" w:bidi="zh_TW"/>
-        </w:rPr>
-      </w:r>
-      <w:r>
-        <w:rPr>
-          <w:lang w:val="zh_TW" w:bidi="zh_TW"/>
-        </w:rPr>
-        <w:t>約拿單請求大衛施以「恩待」，以免被殺（</w:t>
-      </w:r>
-      <w:hyperlink r:id="rId17">
-        <w:r>
-          <w:rPr>
-            <w:lang w:val="zh_TW" w:bidi="zh_TW"/>
-          </w:rPr>
-          <w:rPr>
-            <w:color w:val="0000EE"/>
-            <w:u w:val="single"/>
-          </w:rPr>
-          <w:t>撒上20:14–15</w:t>
-        </w:r>
-      </w:hyperlink>
-      <w:r>
-        <w:rPr>
-          <w:lang w:val="zh_TW" w:bidi="zh_TW"/>
-        </w:rPr>
-        <w:t>）。</w:t>
-      </w:r>
-    </w:p>
-    <w:p>
-      <w:pPr>
-        <w:pStyle w:val="ListBullet"/>
-        <w:spacing w:line="240" w:lineRule="auto"/>
-        <w:ind w:left="720"/>
-      </w:pPr>
-      <w:r>
-        <w:rPr>
-          <w:lang w:val="zh_TW" w:bidi="zh_TW"/>
-        </w:rPr>
-      </w:r>
-      <w:r>
-        <w:rPr>
-          <w:lang w:val="zh_TW" w:bidi="zh_TW"/>
-        </w:rPr>
-        <w:t>大衛對約拿單的兒子仁慈，讓他與王同席吃飯（</w:t>
-      </w:r>
-      <w:hyperlink r:id="rId18">
-        <w:r>
-          <w:rPr>
-            <w:lang w:val="zh_TW" w:bidi="zh_TW"/>
-          </w:rPr>
-          <w:rPr>
-            <w:color w:val="0000EE"/>
-            <w:u w:val="single"/>
-          </w:rPr>
-          <w:t>撒下9:1–7</w:t>
-        </w:r>
-      </w:hyperlink>
-      <w:r>
-        <w:rPr>
-          <w:lang w:val="zh_TW" w:bidi="zh_TW"/>
-        </w:rPr>
-        <w:t>）。</w:t>
-      </w:r>
-    </w:p>
-    <w:p>
-      <w:pPr/>
-      <w:r>
-        <w:rPr>
-          <w:lang w:val="zh_TW" w:bidi="zh_TW"/>
-        </w:rPr>
-      </w:r>
-      <w:r>
-        <w:rPr>
-          <w:lang w:val="zh_TW" w:bidi="zh_TW"/>
-        </w:rPr>
-        <w:t>以惡報善是非常錯誤的：</w:t>
-      </w:r>
-    </w:p>
-    <w:p>
-      <w:pPr>
-        <w:pStyle w:val="ListBullet"/>
-        <w:spacing w:line="240" w:lineRule="auto"/>
-        <w:ind w:left="720"/>
-      </w:pPr>
-      <w:r>
-        <w:rPr>
-          <w:lang w:val="zh_TW" w:bidi="zh_TW"/>
-        </w:rPr>
-      </w:r>
-      <w:r>
-        <w:rPr>
-          <w:lang w:val="zh_TW" w:bidi="zh_TW"/>
-        </w:rPr>
-        <w:t>亞比米勒希望亞伯拉罕起誓會對他的後代以恩慈回報恩慈（</w:t>
-      </w:r>
-      <w:hyperlink r:id="rId19">
-        <w:r>
-          <w:rPr>
-            <w:lang w:val="zh_TW" w:bidi="zh_TW"/>
-          </w:rPr>
-          <w:rPr>
-            <w:color w:val="0000EE"/>
-            <w:u w:val="single"/>
-          </w:rPr>
-          <w:t>創21:23</w:t>
-        </w:r>
-      </w:hyperlink>
-      <w:r>
-        <w:rPr>
-          <w:lang w:val="zh_TW" w:bidi="zh_TW"/>
-        </w:rPr>
-        <w:t>）。</w:t>
-      </w:r>
-    </w:p>
-    <w:p>
-      <w:pPr>
-        <w:pStyle w:val="ListBullet"/>
-        <w:spacing w:line="240" w:lineRule="auto"/>
-        <w:ind w:left="720"/>
-      </w:pPr>
-      <w:r>
-        <w:rPr>
-          <w:lang w:val="zh_TW" w:bidi="zh_TW"/>
-        </w:rPr>
-      </w:r>
-      <w:r>
-        <w:rPr>
-          <w:lang w:val="zh_TW" w:bidi="zh_TW"/>
-        </w:rPr>
-        <w:t>押尼珥對伊施波設恩慈，沒有將他交給大衛，但伊施波設指責押尼珥與掃羅的妾利斯巴有不當行為（</w:t>
-      </w:r>
-      <w:hyperlink r:id="rId20">
-        <w:r>
-          <w:rPr>
-            <w:lang w:val="zh_TW" w:bidi="zh_TW"/>
-          </w:rPr>
-          <w:rPr>
-            <w:color w:val="0000EE"/>
-            <w:u w:val="single"/>
-          </w:rPr>
-          <w:t>撒下3:8</w:t>
-        </w:r>
-      </w:hyperlink>
-      <w:r>
-        <w:rPr>
-          <w:lang w:val="zh_TW" w:bidi="zh_TW"/>
-        </w:rPr>
-        <w:t>）。</w:t>
-      </w:r>
-    </w:p>
-    <w:p>
-      <w:pPr>
-        <w:pStyle w:val="ListBullet"/>
-        <w:spacing w:line="240" w:lineRule="auto"/>
-        <w:ind w:left="720"/>
-      </w:pPr>
-      <w:r>
-        <w:rPr>
-          <w:lang w:val="zh_TW" w:bidi="zh_TW"/>
-        </w:rPr>
-      </w:r>
-      <w:r>
-        <w:rPr>
-          <w:lang w:val="zh_TW" w:bidi="zh_TW"/>
-        </w:rPr>
-        <w:t>大衛在他父親去世時送上慰問的話語，但哈嫩羞辱了大衛的使者，導致兩國之間的戰爭（</w:t>
-      </w:r>
-      <w:hyperlink r:id="rId21">
-        <w:r>
-          <w:rPr>
-            <w:lang w:val="zh_TW" w:bidi="zh_TW"/>
-          </w:rPr>
-          <w:rPr>
-            <w:color w:val="0000EE"/>
-            <w:u w:val="single"/>
-          </w:rPr>
-          <w:t>撒下10:2–19</w:t>
-        </w:r>
-      </w:hyperlink>
-      <w:r>
-        <w:rPr>
-          <w:lang w:val="zh_TW" w:bidi="zh_TW"/>
-        </w:rPr>
-        <w:t>）。</w:t>
-      </w:r>
-    </w:p>
-    <w:p>
-      <w:pPr>
-        <w:pStyle w:val="ListBullet"/>
-        <w:spacing w:line="240" w:lineRule="auto"/>
-        <w:ind w:left="720"/>
-      </w:pPr>
-      <w:r>
-        <w:rPr>
-          <w:lang w:val="zh_TW" w:bidi="zh_TW"/>
-        </w:rPr>
-      </w:r>
-      <w:r>
-        <w:rPr>
-          <w:lang w:val="zh_TW" w:bidi="zh_TW"/>
-        </w:rPr>
-        <w:t>押沙龍責備大衛的朋友戶篩，指責他在大衛需要他時離開大衛，並質問戶篩這是否是他回報大衛友誼的方式（</w:t>
-      </w:r>
-      <w:hyperlink r:id="rId22">
-        <w:r>
-          <w:rPr>
-            <w:lang w:val="zh_TW" w:bidi="zh_TW"/>
-          </w:rPr>
-          <w:rPr>
-            <w:color w:val="0000EE"/>
-            <w:u w:val="single"/>
-          </w:rPr>
-          <w:t>撒下16:17</w:t>
-        </w:r>
-      </w:hyperlink>
-      <w:r>
-        <w:rPr>
-          <w:lang w:val="zh_TW" w:bidi="zh_TW"/>
-        </w:rPr>
-        <w:t>；另見</w:t>
-      </w:r>
-      <w:hyperlink r:id="rId23">
-        <w:r>
-          <w:rPr>
-            <w:lang w:val="zh_TW" w:bidi="zh_TW"/>
-          </w:rPr>
-          <w:rPr>
-            <w:color w:val="0000EE"/>
-            <w:u w:val="single"/>
-          </w:rPr>
-          <w:t>代下24:22</w:t>
-        </w:r>
-      </w:hyperlink>
-      <w:r>
-        <w:rPr>
-          <w:lang w:val="zh_TW" w:bidi="zh_TW"/>
-        </w:rPr>
-        <w:t>）。</w:t>
-      </w:r>
-    </w:p>
-    <w:p>
-      <w:pPr/>
-      <w:r>
-        <w:rPr>
-          <w:lang w:val="zh_TW" w:bidi="zh_TW"/>
-        </w:rPr>
-      </w:r>
-      <w:r>
-        <w:rPr>
-          <w:lang w:val="zh_TW" w:bidi="zh_TW"/>
-        </w:rPr>
-        <w:t>神的作為是聖經中恩慈的最佳例子。利未人讚美神的寬恕、恩典、憐憫和極大的恩慈（</w:t>
-      </w:r>
-      <w:hyperlink r:id="rId24">
-        <w:r>
-          <w:rPr>
-            <w:lang w:val="zh_TW" w:bidi="zh_TW"/>
-          </w:rPr>
-          <w:rPr>
-            <w:color w:val="0000EE"/>
-            <w:u w:val="single"/>
-          </w:rPr>
-          <w:t>尼9:17–31</w:t>
-        </w:r>
-      </w:hyperlink>
-      <w:r>
-        <w:rPr>
-          <w:lang w:val="zh_TW" w:bidi="zh_TW"/>
-        </w:rPr>
-        <w:t>）。他們說即使以色列對神不忠，神仍然對他們恩慈。</w:t>
-      </w:r>
-    </w:p>
-    <w:p>
-      <w:pPr>
-        <w:pStyle w:val="ListBullet"/>
-        <w:spacing w:line="240" w:lineRule="auto"/>
-        <w:ind w:left="720"/>
-      </w:pPr>
-      <w:r>
-        <w:rPr>
-          <w:lang w:val="zh_TW" w:bidi="zh_TW"/>
-        </w:rPr>
-      </w:r>
-      <w:r>
-        <w:rPr>
-          <w:lang w:val="zh_TW" w:bidi="zh_TW"/>
-        </w:rPr>
-        <w:t>即使以色列人拜金牛犢，神也沒有離棄他們。</w:t>
-      </w:r>
-    </w:p>
-    <w:p>
-      <w:pPr>
-        <w:pStyle w:val="ListBullet"/>
-        <w:spacing w:line="240" w:lineRule="auto"/>
-        <w:ind w:left="720"/>
-      </w:pPr>
-      <w:r>
-        <w:rPr>
-          <w:lang w:val="zh_TW" w:bidi="zh_TW"/>
-        </w:rPr>
-      </w:r>
-      <w:r>
-        <w:rPr>
-          <w:lang w:val="zh_TW" w:bidi="zh_TW"/>
-        </w:rPr>
-        <w:t>神賜下祂的靈來教導他們。</w:t>
-      </w:r>
-    </w:p>
-    <w:p>
-      <w:pPr>
-        <w:pStyle w:val="ListBullet"/>
-        <w:spacing w:line="240" w:lineRule="auto"/>
-        <w:ind w:left="720"/>
-      </w:pPr>
-      <w:r>
-        <w:rPr>
-          <w:lang w:val="zh_TW" w:bidi="zh_TW"/>
-        </w:rPr>
-      </w:r>
-      <w:r>
-        <w:rPr>
-          <w:lang w:val="zh_TW" w:bidi="zh_TW"/>
-        </w:rPr>
-        <w:t>神在他們寄居曠野的40年間，給他們賜下嗎哪，給他們水喝。</w:t>
-      </w:r>
-    </w:p>
-    <w:p>
-      <w:pPr>
-        <w:pStyle w:val="ListBullet"/>
-        <w:spacing w:line="240" w:lineRule="auto"/>
-        <w:ind w:left="720"/>
-      </w:pPr>
-      <w:r>
-        <w:rPr>
-          <w:lang w:val="zh_TW" w:bidi="zh_TW"/>
-        </w:rPr>
-      </w:r>
-      <w:r>
-        <w:rPr>
-          <w:lang w:val="zh_TW" w:bidi="zh_TW"/>
-        </w:rPr>
-        <w:t>神賜給他們迦南地居住。</w:t>
-      </w:r>
-    </w:p>
-    <w:p>
-      <w:pPr/>
-      <w:r>
-        <w:rPr>
-          <w:lang w:val="zh_TW" w:bidi="zh_TW"/>
-        </w:rPr>
-      </w:r>
-      <w:r>
-        <w:rPr>
-          <w:lang w:val="zh_TW" w:bidi="zh_TW"/>
-        </w:rPr>
-        <w:t>神恩慈的最大例子是賜下救恩給罪人，這不是因為他們的善行，而是因為祂的憐憫（</w:t>
-      </w:r>
-      <w:hyperlink r:id="rId25">
-        <w:r>
-          <w:rPr>
-            <w:lang w:val="zh_TW" w:bidi="zh_TW"/>
-          </w:rPr>
-          <w:rPr>
-            <w:color w:val="0000EE"/>
-            <w:u w:val="single"/>
-          </w:rPr>
-          <w:t>多3:4</w:t>
-        </w:r>
-      </w:hyperlink>
-      <w:r>
-        <w:rPr>
-          <w:lang w:val="zh_TW" w:bidi="zh_TW"/>
-        </w:rPr>
-        <w:t>；另見</w:t>
-      </w:r>
-      <w:hyperlink r:id="rId26">
-        <w:r>
-          <w:rPr>
-            <w:lang w:val="zh_TW" w:bidi="zh_TW"/>
-          </w:rPr>
-          <w:rPr>
-            <w:color w:val="0000EE"/>
-            <w:u w:val="single"/>
-          </w:rPr>
-          <w:t>弗2:7</w:t>
-        </w:r>
-      </w:hyperlink>
-      <w:r>
-        <w:rPr>
-          <w:lang w:val="zh_TW" w:bidi="zh_TW"/>
-        </w:rPr>
-        <w:t>）。</w:t>
-      </w:r>
-    </w:p>
-    <w:p>
-      <w:pPr/>
-      <w:r>
-        <w:rPr>
-          <w:lang w:val="zh_TW" w:bidi="zh_TW"/>
-        </w:rPr>
-      </w:r>
-      <w:r>
-        <w:rPr>
-          <w:lang w:val="zh_TW" w:bidi="zh_TW"/>
-        </w:rPr>
-        <w:t>因為神對他們如此恩慈，所以基督徒（作為神的選民）被告知要有憐憫、恩慈、謙虛、溫柔、忍耐的心（</w:t>
-      </w:r>
-      <w:hyperlink r:id="rId27">
-        <w:r>
-          <w:rPr>
-            <w:lang w:val="zh_TW" w:bidi="zh_TW"/>
-          </w:rPr>
-          <w:rPr>
-            <w:color w:val="0000EE"/>
-            <w:u w:val="single"/>
-          </w:rPr>
-          <w:t>西3:12</w:t>
-        </w:r>
-      </w:hyperlink>
-      <w:r>
-        <w:rPr>
-          <w:lang w:val="zh_TW" w:bidi="zh_TW"/>
-        </w:rPr>
-        <w:t>）。使徒彼得告訴基督徒要在他們的信心上加上「愛弟兄的心」，以及其它美好的品德（</w:t>
-      </w:r>
-      <w:hyperlink r:id="rId28">
-        <w:r>
-          <w:rPr>
-            <w:lang w:val="zh_TW" w:bidi="zh_TW"/>
-          </w:rPr>
-          <w:rPr>
-            <w:color w:val="0000EE"/>
-            <w:u w:val="single"/>
-          </w:rPr>
-          <w:t>彼後1:7</w:t>
-        </w:r>
-      </w:hyperlink>
-      <w:r>
-        <w:rPr>
-          <w:lang w:val="zh_TW" w:bidi="zh_TW"/>
-        </w:rPr>
-        <w:t>）。</w:t>
-      </w:r>
-      <w:r>
-        <w:rPr>
-          <w:lang w:val="zh_TW" w:bidi="zh_TW"/>
-        </w:rPr>
-      </w:r>
-      <w:r>
-        <w:rPr>
-          <w:lang w:val="zh_TW" w:bidi="zh_TW"/>
-        </w:rPr>
-      </w:r>
-    </w:p>
-    <w:p>
-      <w:pPr/>
-      <w:r>
-        <w:rPr>
-          <w:lang w:val="zh_TW" w:bidi="zh_TW"/>
-        </w:rPr>
-      </w:r>
-    </w:p>
-    <w:p>
-      <w:pPr>
-        <w:pStyle w:val="Heading2"/>
-      </w:pPr>
-      <w:r>
-        <w:rPr>
-          <w:lang w:val="zh_TW" w:bidi="zh_TW"/>
-        </w:rPr>
-        <w:t>恩典</w:t>
-      </w:r>
-      <w:r>
-        <w:rPr>
-          <w:lang w:val="zh_TW" w:bidi="zh_TW"/>
-        </w:rPr>
-      </w:r>
-    </w:p>
-    <w:p>
-      <w:pPr/>
-      <w:r>
-        <w:rPr>
-          <w:lang w:val="zh_TW" w:bidi="zh_TW"/>
-        </w:rPr>
-      </w:r>
-      <w:r>
-        <w:rPr>
-          <w:lang w:val="zh_TW" w:bidi="zh_TW"/>
-        </w:rPr>
-        <w:t>神所賜的禮物，透過祂的行動表達出來，包括祂向人施予的憐憫、慈愛和救恩。</w:t>
-      </w:r>
-    </w:p>
-    <w:p>
-      <w:pPr/>
-      <w:r>
-        <w:rPr>
-          <w:lang w:val="zh_TW" w:bidi="zh_TW"/>
-        </w:rPr>
-      </w:r>
-      <w:r>
-        <w:rPr>
-          <w:lang w:val="zh_TW" w:bidi="zh_TW"/>
-        </w:rPr>
-        <w:t>恩典是神的行動，使祂能夠以無盡的寬恕和祝福來面對人的冷漠和叛逆。神在行動中顯示出祂的恩典。神恩典的教義貫穿整個舊約和新約的思想。然而，舊約只是預示並為在新約中完全展現的恩典做準備。</w:t>
-      </w:r>
-    </w:p>
-    <w:p>
-      <w:pPr>
-        <w:pStyle w:val="Heading3"/>
-      </w:pPr>
-      <w:r>
-        <w:rPr>
-          <w:lang w:val="zh_TW" w:bidi="zh_TW"/>
-        </w:rPr>
-        <w:t>舊約中的恩典</w:t>
-      </w:r>
-    </w:p>
-    <w:p>
-      <w:pPr/>
-      <w:r>
-        <w:rPr>
-          <w:lang w:val="zh_TW" w:bidi="zh_TW"/>
-        </w:rPr>
-      </w:r>
-      <w:r>
-        <w:rPr>
-          <w:lang w:val="zh_TW" w:bidi="zh_TW"/>
-        </w:rPr>
-        <w:t>在舊約的早期敘述中，神自我揭示為自己是一位「有憐憫有恩典的神，不輕易發怒，並有豐盛的慈愛和誠實」（</w:t>
-      </w:r>
-      <w:hyperlink r:id="rId29">
-        <w:r>
-          <w:rPr>
-            <w:lang w:val="zh_TW" w:bidi="zh_TW"/>
-          </w:rPr>
-          <w:rPr>
-            <w:color w:val="0000EE"/>
-            <w:u w:val="single"/>
-          </w:rPr>
-          <w:t>出34:6</w:t>
-        </w:r>
-      </w:hyperlink>
-      <w:r>
-        <w:rPr>
-          <w:lang w:val="zh_TW" w:bidi="zh_TW"/>
-        </w:rPr>
-        <w:t>）。 因此，不配的人類可以用「主啊，我若在你眼前蒙恩，……」這樣的禱告去接近祂（</w:t>
-      </w:r>
-      <w:hyperlink r:id="rId30">
-        <w:r>
-          <w:rPr>
-            <w:lang w:val="zh_TW" w:bidi="zh_TW"/>
-          </w:rPr>
-          <w:rPr>
-            <w:color w:val="0000EE"/>
-            <w:u w:val="single"/>
-          </w:rPr>
-          <w:t>出34:9</w:t>
-        </w:r>
-      </w:hyperlink>
-      <w:r>
-        <w:rPr>
-          <w:lang w:val="zh_TW" w:bidi="zh_TW"/>
-        </w:rPr>
-        <w:t>）。透過神的主動，人與神的疏離被轉變為一種不配得的接納，這開啟了和好和救贖的可能。</w:t>
-      </w:r>
-    </w:p>
-    <w:p>
-      <w:pPr/>
-      <w:r>
-        <w:rPr>
-          <w:lang w:val="zh_TW" w:bidi="zh_TW"/>
-        </w:rPr>
-      </w:r>
-      <w:r>
-        <w:rPr>
-          <w:lang w:val="zh_TW" w:bidi="zh_TW"/>
-        </w:rPr>
-        <w:t>在伊甸園中，恩典已經開始發揮作用，當神以救贖的應許（</w:t>
-      </w:r>
-      <w:hyperlink r:id="rId31">
-        <w:r>
-          <w:rPr>
-            <w:lang w:val="zh_TW" w:bidi="zh_TW"/>
-          </w:rPr>
-          <w:rPr>
-            <w:color w:val="0000EE"/>
-            <w:u w:val="single"/>
-          </w:rPr>
-          <w:t>創3:15</w:t>
-        </w:r>
-      </w:hyperlink>
-      <w:r>
-        <w:rPr>
-          <w:lang w:val="zh_TW" w:bidi="zh_TW"/>
-        </w:rPr>
-        <w:t>）和關切的照顧來回應墮落，而不是以放棄或報復性的毀滅。神對亞伯拉罕的呼召是恩典的延伸，不僅對他個人如此，也通過他作為普世的媒介。作為對亞伯拉罕個人祝福和對他後裔的國的祝福的不可分割的一部分，神的應許中指出，個人和國的祝福將成為實現「地上的萬族都要因你得福」的工具（</w:t>
-      </w:r>
-      <w:hyperlink r:id="rId32">
-        <w:r>
-          <w:rPr>
-            <w:lang w:val="zh_TW" w:bidi="zh_TW"/>
-          </w:rPr>
-          <w:rPr>
-            <w:color w:val="0000EE"/>
-            <w:u w:val="single"/>
-          </w:rPr>
-          <w:t>創12:2–3</w:t>
-        </w:r>
-      </w:hyperlink>
-      <w:r>
-        <w:rPr>
-          <w:lang w:val="zh_TW" w:bidi="zh_TW"/>
-        </w:rPr>
-        <w:t>）。因此，亞伯拉罕的選擇和普世祝福的應許都在神所賜的約中表達出來，其目的是將神的恩典延伸到全人類。神在對亞伯拉罕的應許中莊嚴地確認道：「我與你立約：你要作多國的父……我要與你並你世世代代的後裔堅立我的約，作永遠的約」（</w:t>
-      </w:r>
-      <w:hyperlink r:id="rId33">
-        <w:r>
-          <w:rPr>
-            <w:lang w:val="zh_TW" w:bidi="zh_TW"/>
-          </w:rPr>
-          <w:rPr>
-            <w:color w:val="0000EE"/>
-            <w:u w:val="single"/>
-          </w:rPr>
-          <w:t>創17:4、7</w:t>
-        </w:r>
-      </w:hyperlink>
-      <w:r>
-        <w:rPr>
-          <w:lang w:val="zh_TW" w:bidi="zh_TW"/>
-        </w:rPr>
-        <w:t>）。這個應許應該被理解為在恩典的基礎上實現，而不是在種族的基礎上，這樣它就適用於所有亞伯拉罕的後裔——不僅是猶太信徒，即他的種族後裔，還有他的屬靈後裔，來自列國的信徒，他們擁有像亞伯拉罕一樣的信仰（</w:t>
-      </w:r>
-      <w:hyperlink r:id="rId34">
-        <w:r>
-          <w:rPr>
-            <w:lang w:val="zh_TW" w:bidi="zh_TW"/>
-          </w:rPr>
-          <w:rPr>
-            <w:color w:val="0000EE"/>
-            <w:u w:val="single"/>
-          </w:rPr>
-          <w:t>羅4:16</w:t>
-        </w:r>
-      </w:hyperlink>
-      <w:r>
-        <w:rPr>
-          <w:lang w:val="zh_TW" w:bidi="zh_TW"/>
-        </w:rPr>
-        <w:t>）。 因此，從神恩典的角度來看，揀選亞伯拉罕和以色列民族並不是目的本身。這是神的計劃，將祂的救贖設計延伸到列國的所有信徒。在向亞伯拉罕施恩時，神正在建立教會的開端，即恩典的群體。</w:t>
-      </w:r>
-    </w:p>
-    <w:p>
-      <w:pPr/>
-      <w:r>
-        <w:rPr>
-          <w:lang w:val="zh_TW" w:bidi="zh_TW"/>
-        </w:rPr>
-      </w:r>
-      <w:r>
-        <w:rPr>
-          <w:lang w:val="zh_TW" w:bidi="zh_TW"/>
-        </w:rPr>
-        <w:t>神在揀選亞伯拉罕並使他成為神恩典的接受者中所表現出神的惟獨主義（particularism），且提供了一個範例，適用於所有在救贖歷史中被神使用的人。超越了賦予像亞伯拉罕、大衛、先知以及後來使徒們等個人的恩典，這些人因他們的呼召而具有了為所有分享亞伯拉罕信仰的群體——教會——履行神的約的貢獻潛力。在神對以色列、其族長及其領袖的恩慈作為中，神為祂向普世教會擴展恩典奠定了基礎。神在舊約中的恩慈介入，旨在顯明教會在祂救贖目的中的終極地位。舊約的先知在履行他們的職責時，知道他們所服事的並不是自己，而是教會（</w:t>
-      </w:r>
-      <w:hyperlink r:id="rId35">
-        <w:r>
-          <w:rPr>
-            <w:lang w:val="zh_TW" w:bidi="zh_TW"/>
-          </w:rPr>
-          <w:rPr>
-            <w:color w:val="0000EE"/>
-            <w:u w:val="single"/>
-          </w:rPr>
-          <w:t>彼前1:10–12</w:t>
-        </w:r>
-      </w:hyperlink>
-      <w:r>
-        <w:rPr>
-          <w:lang w:val="zh_TW" w:bidi="zh_TW"/>
-        </w:rPr>
-        <w:t>）。</w:t>
-      </w:r>
-    </w:p>
-    <w:p>
-      <w:pPr/>
-      <w:r>
-        <w:rPr>
-          <w:lang w:val="zh_TW" w:bidi="zh_TW"/>
-        </w:rPr>
-      </w:r>
-      <w:r>
-        <w:rPr>
-          <w:lang w:val="zh_TW" w:bidi="zh_TW"/>
-        </w:rPr>
-        <w:t>作為神恩典過渡性和中介性的表達，舊約的制度僅具有暫時的效力，已被神在新約中恩典的終極顯現所取代（</w:t>
-      </w:r>
-      <w:hyperlink r:id="rId36">
-        <w:r>
-          <w:rPr>
-            <w:lang w:val="zh_TW" w:bidi="zh_TW"/>
-          </w:rPr>
-          <w:rPr>
-            <w:color w:val="0000EE"/>
-            <w:u w:val="single"/>
-          </w:rPr>
-          <w:t>來8:6–7</w:t>
-        </w:r>
-      </w:hyperlink>
-      <w:r>
-        <w:rPr>
-          <w:lang w:val="zh_TW" w:bidi="zh_TW"/>
-        </w:rPr>
-        <w:t>）。因此，舊約將會過去，並被一個新的約所取代，這將展示神恩典的完全顯現。從這個角度來看，律法與恩典之間的張力變得清晰。像以色列的選召一樣，律法（作為舊約中最顯著的制度之一）是一項暫時性的神恩典措施，用以預示和預備通過信靠耶穌基督的恩典而得稱義的約（</w:t>
-      </w:r>
-      <w:hyperlink r:id="rId37">
-        <w:r>
-          <w:rPr>
-            <w:lang w:val="zh_TW" w:bidi="zh_TW"/>
-          </w:rPr>
-          <w:rPr>
-            <w:color w:val="0000EE"/>
-            <w:u w:val="single"/>
-          </w:rPr>
-          <w:t>加3:23–29</w:t>
-        </w:r>
-      </w:hyperlink>
-      <w:r>
-        <w:rPr>
-          <w:lang w:val="zh_TW" w:bidi="zh_TW"/>
-        </w:rPr>
-        <w:t>；</w:t>
-      </w:r>
-      <w:hyperlink r:id="rId38">
-        <w:r>
-          <w:rPr>
-            <w:lang w:val="zh_TW" w:bidi="zh_TW"/>
-          </w:rPr>
-          <w:rPr>
-            <w:color w:val="0000EE"/>
-            <w:u w:val="single"/>
-          </w:rPr>
-          <w:t>來10:1</w:t>
-        </w:r>
-      </w:hyperlink>
-      <w:r>
-        <w:rPr>
-          <w:lang w:val="zh_TW" w:bidi="zh_TW"/>
-        </w:rPr>
-        <w:t>）。</w:t>
-      </w:r>
-    </w:p>
-    <w:p>
-      <w:pPr>
-        <w:pStyle w:val="Heading3"/>
-      </w:pPr>
-      <w:r>
-        <w:rPr>
-          <w:lang w:val="zh_TW" w:bidi="zh_TW"/>
-        </w:rPr>
-        <w:t>新約中的恩典</w:t>
-      </w:r>
-    </w:p>
-    <w:p>
-      <w:pPr/>
-      <w:r>
-        <w:rPr>
-          <w:lang w:val="zh_TW" w:bidi="zh_TW"/>
-        </w:rPr>
-      </w:r>
-      <w:r>
-        <w:rPr>
-          <w:lang w:val="zh_TW" w:bidi="zh_TW"/>
-        </w:rPr>
-        <w:t>恩典作為神對祂子民積極行動的參與，這一概念在新約中更加鮮明。神的恩典在耶穌基督的身上具體體現出來，祂以可見的方式展示了神恩典的動態本質，並在祂的救贖事工中實現了舊約中有關神恩待人的應許（</w:t>
-      </w:r>
-      <w:hyperlink r:id="rId39">
-        <w:r>
-          <w:rPr>
-            <w:lang w:val="zh_TW" w:bidi="zh_TW"/>
-          </w:rPr>
-          <w:rPr>
-            <w:color w:val="0000EE"/>
-            <w:u w:val="single"/>
-          </w:rPr>
-          <w:t>約1:14、17</w:t>
-        </w:r>
-      </w:hyperlink>
-      <w:r>
-        <w:rPr>
-          <w:lang w:val="zh_TW" w:bidi="zh_TW"/>
-        </w:rPr>
-        <w:t>）。</w:t>
-      </w:r>
-    </w:p>
-    <w:p>
-      <w:pPr/>
-      <w:r>
-        <w:rPr>
-          <w:lang w:val="zh_TW" w:bidi="zh_TW"/>
-        </w:rPr>
-      </w:r>
-      <w:r>
-        <w:rPr>
-          <w:lang w:val="zh_TW" w:bidi="zh_TW"/>
-        </w:rPr>
-        <w:t>神在耶穌基督中顯現的恩典使神能夠赦免罪人，並將他們聚集在教會這個新約群體中。耶穌在施行事工期間，曾多次對許多罪人宣告赦罪，並向各種絕望的人提供神的仁愛幫助。透過像父親寬恕浪子和尋找失羊的教導，耶穌明確表示祂來是為了尋找和拯救那些失喪的人。然而，祂最終在十字架上完成的救贖之死，為悔改的罪人敞開了通往神赦免和恢復性恩典的大門。這個簡單的真理在因信稱義的教義中被闡明（</w:t>
-      </w:r>
-      <w:hyperlink r:id="rId40">
-        <w:r>
-          <w:rPr>
-            <w:lang w:val="zh_TW" w:bidi="zh_TW"/>
-          </w:rPr>
-          <w:rPr>
-            <w:color w:val="0000EE"/>
-            <w:u w:val="single"/>
-          </w:rPr>
-          <w:t>羅3:23</w:t>
-        </w:r>
-      </w:hyperlink>
-      <w:r>
-        <w:rPr>
-          <w:lang w:val="zh_TW" w:bidi="zh_TW"/>
-        </w:rPr>
-        <w:t>；</w:t>
-      </w:r>
-      <w:hyperlink r:id="rId41">
-        <w:r>
-          <w:rPr>
-            <w:lang w:val="zh_TW" w:bidi="zh_TW"/>
-          </w:rPr>
-          <w:rPr>
-            <w:color w:val="0000EE"/>
-            <w:u w:val="single"/>
-          </w:rPr>
-          <w:t>多3:7</w:t>
-        </w:r>
-      </w:hyperlink>
-      <w:r>
-        <w:rPr>
-          <w:lang w:val="zh_TW" w:bidi="zh_TW"/>
-        </w:rPr>
-        <w:t>）。根據這個教導，神藉著基督代贖的死而提供恩典，使祂能夠對悔改的罪人宣告「義」或「無罪」的判決，並將他們納入祂的永恆旨意中。因此，他們進入了神恩典的領域，這恩典使他們能夠與聖靈同工，進行個人成聖的過程。</w:t>
-      </w:r>
-    </w:p>
-    <w:p>
-      <w:pPr/>
-      <w:r>
-        <w:rPr>
-          <w:lang w:val="zh_TW" w:bidi="zh_TW"/>
-        </w:rPr>
-      </w:r>
-      <w:r>
-        <w:rPr>
-          <w:lang w:val="zh_TW" w:bidi="zh_TW"/>
-        </w:rPr>
-        <w:t>神在耶穌基督身上顯現的恩典，也使神能夠賜予信徒不配得的恩惠，這些恩惠豐富了他們的生活，並將他們聯合在一起成為基督的身體——教會。他們因恩典而被接納，並因此獲得新的身份，即成為神的兒女，成為神家中的成員，使他們如同對待天父一樣與祂相處（</w:t>
-      </w:r>
-      <w:hyperlink r:id="rId42">
-        <w:r>
-          <w:rPr>
-            <w:lang w:val="zh_TW" w:bidi="zh_TW"/>
-          </w:rPr>
-          <w:rPr>
-            <w:color w:val="0000EE"/>
-            <w:u w:val="single"/>
-          </w:rPr>
-          <w:t>加4:4–6</w:t>
-        </w:r>
-      </w:hyperlink>
-      <w:r>
-        <w:rPr>
-          <w:lang w:val="zh_TW" w:bidi="zh_TW"/>
-        </w:rPr>
-        <w:t>）。他們成為一個群體的成員，在這個群體中，種族、階級和性別的區別變得無關緊要，因為他們都成為了神對亞伯拉罕普世祝福之應許的平等繼承人（</w:t>
-      </w:r>
-      <w:hyperlink r:id="rId43">
-        <w:r>
-          <w:rPr>
-            <w:lang w:val="zh_TW" w:bidi="zh_TW"/>
-          </w:rPr>
-          <w:rPr>
-            <w:color w:val="0000EE"/>
-            <w:u w:val="single"/>
-          </w:rPr>
-          <w:t>3:28–29</w:t>
-        </w:r>
-      </w:hyperlink>
-      <w:r>
-        <w:rPr>
-          <w:lang w:val="zh_TW" w:bidi="zh_TW"/>
-        </w:rPr>
-        <w:t>）。為了豐富他們的個人生活，並確保他們在新群體生活中的參與是有益的，聖靈恩慈地賜給信徒各種恩賜，使他們能夠進行旨在造福教會的各種事工（</w:t>
-      </w:r>
-      <w:hyperlink r:id="rId44">
-        <w:r>
-          <w:rPr>
-            <w:lang w:val="zh_TW" w:bidi="zh_TW"/>
-          </w:rPr>
-          <w:rPr>
-            <w:color w:val="0000EE"/>
-            <w:u w:val="single"/>
-          </w:rPr>
-          <w:t>羅12:6–8</w:t>
-        </w:r>
-      </w:hyperlink>
-      <w:r>
-        <w:rPr>
-          <w:lang w:val="zh_TW" w:bidi="zh_TW"/>
-        </w:rPr>
-        <w:t>）。在這些事工中，首要的是使徒的職分，這一職分與神的恩典密切相關（</w:t>
-      </w:r>
-      <w:hyperlink r:id="rId45">
-        <w:r>
-          <w:rPr>
-            <w:lang w:val="zh_TW" w:bidi="zh_TW"/>
-          </w:rPr>
-          <w:rPr>
-            <w:color w:val="0000EE"/>
-            <w:u w:val="single"/>
-          </w:rPr>
-          <w:t>1:5</w:t>
-        </w:r>
-      </w:hyperlink>
-      <w:r>
-        <w:rPr>
-          <w:lang w:val="zh_TW" w:bidi="zh_TW"/>
-        </w:rPr>
-        <w:t>，</w:t>
-      </w:r>
-      <w:hyperlink r:id="rId46">
-        <w:r>
-          <w:rPr>
-            <w:lang w:val="zh_TW" w:bidi="zh_TW"/>
-          </w:rPr>
-          <w:rPr>
-            <w:color w:val="0000EE"/>
-            <w:u w:val="single"/>
-          </w:rPr>
-          <w:t>15:15–16</w:t>
-        </w:r>
-      </w:hyperlink>
-      <w:r>
-        <w:rPr>
-          <w:lang w:val="zh_TW" w:bidi="zh_TW"/>
-        </w:rPr>
-        <w:t>），因為它與舊約的先知事工結合在一起，為教會提供了基礎結構（</w:t>
-      </w:r>
-      <w:hyperlink r:id="rId47">
-        <w:r>
-          <w:rPr>
-            <w:lang w:val="zh_TW" w:bidi="zh_TW"/>
-          </w:rPr>
-          <w:rPr>
-            <w:color w:val="0000EE"/>
-            <w:u w:val="single"/>
-          </w:rPr>
-          <w:t>弗2:20</w:t>
-        </w:r>
-      </w:hyperlink>
-      <w:r>
-        <w:rPr>
-          <w:lang w:val="zh_TW" w:bidi="zh_TW"/>
-        </w:rPr>
-        <w:t>）。由於神的恩典豐富地傾注在信徒的群體生活中（</w:t>
-      </w:r>
-      <w:hyperlink r:id="rId48">
-        <w:r>
-          <w:rPr>
-            <w:lang w:val="zh_TW" w:bidi="zh_TW"/>
-          </w:rPr>
-          <w:rPr>
-            <w:color w:val="0000EE"/>
-            <w:u w:val="single"/>
-          </w:rPr>
-          <w:t>1:7–8</w:t>
-        </w:r>
-      </w:hyperlink>
-      <w:r>
-        <w:rPr>
-          <w:lang w:val="zh_TW" w:bidi="zh_TW"/>
-        </w:rPr>
-        <w:t>），教會進入永恆後，將通過其存在本身，展示出神在耶穌基督裡無限豐富的恩典（</w:t>
-      </w:r>
-      <w:hyperlink r:id="rId49">
-        <w:r>
-          <w:rPr>
-            <w:lang w:val="zh_TW" w:bidi="zh_TW"/>
-          </w:rPr>
-          <w:rPr>
-            <w:color w:val="0000EE"/>
-            <w:u w:val="single"/>
-          </w:rPr>
-          <w:t>2:6</w:t>
-        </w:r>
-      </w:hyperlink>
-      <w:r>
-        <w:rPr>
-          <w:lang w:val="zh_TW" w:bidi="zh_TW"/>
-        </w:rPr>
-        <w:t>）。</w:t>
-      </w:r>
-    </w:p>
-    <w:p>
-      <w:pPr/>
-      <w:r>
-        <w:rPr>
-          <w:lang w:val="zh_TW" w:bidi="zh_TW"/>
-        </w:rPr>
-      </w:r>
-      <w:r>
-        <w:rPr>
-          <w:lang w:val="zh_TW" w:bidi="zh_TW"/>
-        </w:rPr>
-        <w:t>最後，神在耶穌基督裡顯現的恩典，讓神能夠使信徒在品格和關係中反映祂的恩典。接受神恩典的不可或缺的條件是謙卑（</w:t>
-      </w:r>
-      <w:hyperlink r:id="rId50">
-        <w:r>
-          <w:rPr>
-            <w:lang w:val="zh_TW" w:bidi="zh_TW"/>
-          </w:rPr>
-          <w:rPr>
-            <w:color w:val="0000EE"/>
-            <w:u w:val="single"/>
-          </w:rPr>
-          <w:t>雅4:6</w:t>
-        </w:r>
-      </w:hyperlink>
-      <w:r>
-        <w:rPr>
-          <w:lang w:val="zh_TW" w:bidi="zh_TW"/>
-        </w:rPr>
-        <w:t>；</w:t>
-      </w:r>
-      <w:hyperlink r:id="rId51">
-        <w:r>
-          <w:rPr>
-            <w:lang w:val="zh_TW" w:bidi="zh_TW"/>
-          </w:rPr>
-          <w:rPr>
-            <w:color w:val="0000EE"/>
-            <w:u w:val="single"/>
-          </w:rPr>
-          <w:t>彼前5:5</w:t>
-        </w:r>
-      </w:hyperlink>
-      <w:r>
-        <w:rPr>
-          <w:lang w:val="zh_TW" w:bidi="zh_TW"/>
-        </w:rPr>
-        <w:t>）。這樣對神的謙卑使信徒能夠對待他人時也謙卑行事。從恩典的立場出發，他們可以放下自私和自負，以謙恭的態度對待他人（</w:t>
-      </w:r>
-      <w:hyperlink r:id="rId52">
-        <w:r>
-          <w:rPr>
-            <w:lang w:val="zh_TW" w:bidi="zh_TW"/>
-          </w:rPr>
-          <w:rPr>
-            <w:color w:val="0000EE"/>
-            <w:u w:val="single"/>
-          </w:rPr>
-          <w:t>腓2:3–4</w:t>
-        </w:r>
-      </w:hyperlink>
-      <w:r>
-        <w:rPr>
-          <w:lang w:val="zh_TW" w:bidi="zh_TW"/>
-        </w:rPr>
-        <w:t>），以互相服侍的態度（</w:t>
-      </w:r>
-      <w:hyperlink r:id="rId53">
-        <w:r>
-          <w:rPr>
-            <w:lang w:val="zh_TW" w:bidi="zh_TW"/>
-          </w:rPr>
-          <w:rPr>
-            <w:color w:val="0000EE"/>
-            <w:u w:val="single"/>
-          </w:rPr>
-          <w:t>弗5:21</w:t>
-        </w:r>
-      </w:hyperlink>
-      <w:r>
-        <w:rPr>
-          <w:lang w:val="zh_TW" w:bidi="zh_TW"/>
-        </w:rPr>
-        <w:t>），並以互相寬恕的心靈（</w:t>
-      </w:r>
-      <w:hyperlink r:id="rId54">
-        <w:r>
-          <w:rPr>
-            <w:lang w:val="zh_TW" w:bidi="zh_TW"/>
-          </w:rPr>
-          <w:rPr>
-            <w:color w:val="0000EE"/>
-            <w:u w:val="single"/>
-          </w:rPr>
-          <w:t>太18:23–35</w:t>
-        </w:r>
-      </w:hyperlink>
-      <w:r>
-        <w:rPr>
-          <w:lang w:val="zh_TW" w:bidi="zh_TW"/>
-        </w:rPr>
-        <w:t>），使他們的交流也能展現出神的恩典（</w:t>
-      </w:r>
-      <w:hyperlink r:id="rId55">
-        <w:r>
-          <w:rPr>
-            <w:lang w:val="zh_TW" w:bidi="zh_TW"/>
-          </w:rPr>
-          <w:rPr>
-            <w:color w:val="0000EE"/>
-            <w:u w:val="single"/>
-          </w:rPr>
-          <w:t>西4:6</w:t>
-        </w:r>
-      </w:hyperlink>
-      <w:r>
-        <w:rPr>
-          <w:lang w:val="zh_TW" w:bidi="zh_TW"/>
-        </w:rPr>
-        <w:t>）。由於耶穌基督的恩典構成了信徒生命和人際關係的實存背景，他們被勸勉不要將神的恩典變為不敬虔的行為（</w:t>
-      </w:r>
-      <w:hyperlink r:id="rId56">
-        <w:r>
-          <w:rPr>
-            <w:lang w:val="zh_TW" w:bidi="zh_TW"/>
-          </w:rPr>
-          <w:rPr>
-            <w:color w:val="0000EE"/>
-            <w:u w:val="single"/>
-          </w:rPr>
-          <w:t>猶1:4</w:t>
-        </w:r>
-      </w:hyperlink>
-      <w:r>
-        <w:rPr>
-          <w:lang w:val="zh_TW" w:bidi="zh_TW"/>
-        </w:rPr>
-        <w:t>），而是要在主的恩典中成長（</w:t>
-      </w:r>
-      <w:hyperlink r:id="rId57">
-        <w:r>
-          <w:rPr>
-            <w:lang w:val="zh_TW" w:bidi="zh_TW"/>
-          </w:rPr>
-          <w:rPr>
-            <w:color w:val="0000EE"/>
-            <w:u w:val="single"/>
-          </w:rPr>
-          <w:t>彼後3:18</w:t>
-        </w:r>
-      </w:hyperlink>
-      <w:r>
-        <w:rPr>
-          <w:lang w:val="zh_TW" w:bidi="zh_TW"/>
-        </w:rPr>
-        <w:t>）。</w:t>
-      </w:r>
-    </w:p>
-    <w:p>
-      <w:pPr/>
-      <w:r>
-        <w:rPr>
-          <w:lang w:val="zh_TW" w:bidi="zh_TW"/>
-        </w:rPr>
-      </w:r>
-      <w:r>
-        <w:rPr>
-          <w:lang w:val="zh_TW" w:bidi="zh_TW"/>
-        </w:rPr>
-        <w:t>聖經中恩典的基本意義是指神對祂的受造物施行善意的態度。這種神的恩惠在耶穌基督裡得到了最高的表達。按其定義，這恩典對所有人完全開放，唯一的先決條件是悔改並渴望接受它（</w:t>
-      </w:r>
-      <w:hyperlink r:id="rId58">
-        <w:r>
-          <w:rPr>
-            <w:lang w:val="zh_TW" w:bidi="zh_TW"/>
-          </w:rPr>
-          <w:rPr>
-            <w:color w:val="0000EE"/>
-            <w:u w:val="single"/>
-          </w:rPr>
-          <w:t>多2:11–12</w:t>
-        </w:r>
-      </w:hyperlink>
-      <w:r>
-        <w:rPr>
-          <w:lang w:val="zh_TW" w:bidi="zh_TW"/>
-        </w:rPr>
-        <w:t>）。因此，與神和祂旨意隔絕的人類狀態被替換為與神那本來不可接近的威嚴接觸的途徑，這威嚴以寶座的形式呈現，使祂的恩典可以滿足人的需求（</w:t>
-      </w:r>
-      <w:hyperlink r:id="rId59">
-        <w:r>
-          <w:rPr>
-            <w:lang w:val="zh_TW" w:bidi="zh_TW"/>
-          </w:rPr>
-          <w:rPr>
-            <w:color w:val="0000EE"/>
-            <w:u w:val="single"/>
-          </w:rPr>
-          <w:t>來4:16</w:t>
-        </w:r>
-      </w:hyperlink>
-      <w:r>
-        <w:rPr>
-          <w:lang w:val="zh_TW" w:bidi="zh_TW"/>
-        </w:rPr>
-        <w:t>）。接受神恩典以外的另一個悲慘的選擇，是繼續處於無盼望的疏離狀態，或是通過注定徒勞的人類努力來追求神的恩惠（</w:t>
-      </w:r>
-      <w:hyperlink r:id="rId60">
-        <w:r>
-          <w:rPr>
-            <w:lang w:val="zh_TW" w:bidi="zh_TW"/>
-          </w:rPr>
-          <w:rPr>
-            <w:color w:val="0000EE"/>
-            <w:u w:val="single"/>
-          </w:rPr>
-          <w:t>羅1:21</w:t>
-        </w:r>
-      </w:hyperlink>
-      <w:r>
-        <w:rPr>
-          <w:lang w:val="zh_TW" w:bidi="zh_TW"/>
-        </w:rPr>
-        <w:t>）。神對罪人的無條件接納，唯一的條件可能就是他們拒絕接受祂的接納。</w:t>
-      </w:r>
-    </w:p>
-    <w:p>
-      <w:pPr/>
-      <w:r>
-        <w:rPr>
-          <w:lang w:val="zh_TW" w:bidi="zh_TW"/>
-        </w:rPr>
-      </w:r>
-      <w:r>
-        <w:rPr>
-          <w:lang w:val="zh_TW" w:bidi="zh_TW"/>
-        </w:rPr>
-        <w:t>因為基督代表神恩典的實現、體現和分配者，早期基督徒白白地稱神的恩典為「我們主耶穌基督的恩典」。這恩典被認為是如此根本且遍及他們的個人生活和信仰團體的存在，以至於他們自然地將傳統的「平安」（Shalom）問候與耶穌基督的恩典相結合。這就是為什麼幾乎在新約聖經的每卷書中都能看到「願我們主耶穌基督的恩常與你們眾人同在」這一問候形式的變體普遍重複出現（</w:t>
-      </w:r>
-      <w:hyperlink r:id="rId61">
-        <w:r>
-          <w:rPr>
-            <w:lang w:val="zh_TW" w:bidi="zh_TW"/>
-          </w:rPr>
-          <w:rPr>
-            <w:color w:val="0000EE"/>
-            <w:u w:val="single"/>
-          </w:rPr>
-          <w:t>帖後3:18</w:t>
-        </w:r>
-      </w:hyperlink>
-      <w:r>
-        <w:rPr>
-          <w:lang w:val="zh_TW" w:bidi="zh_TW"/>
-        </w:rPr>
-        <w:t>）。</w:t>
-      </w:r>
-    </w:p>
-    <w:p>
-      <w:pPr/>
-      <w:r>
-        <w:rPr>
-          <w:lang w:val="zh_TW" w:bidi="zh_TW"/>
-        </w:rPr>
-      </w:r>
-      <w:r>
-        <w:rPr>
-          <w:i/>
-          <w:lang w:val="zh_TW" w:bidi="zh_TW"/>
-        </w:rPr>
-        <w:t>另見</w:t>
-      </w:r>
-      <w:r>
-        <w:rPr>
-          <w:lang w:val="zh_TW" w:bidi="zh_TW"/>
-        </w:rPr>
-        <w:t xml:space="preserve"> </w:t>
-      </w:r>
-      <w:r>
-        <w:rPr>
-          <w:lang w:val="zh_TW" w:bidi="zh_TW"/>
-        </w:rPr>
-        <w:t>神的存在與屬性</w:t>
-      </w:r>
-      <w:r>
-        <w:rPr>
-          <w:lang w:val="zh_TW" w:bidi="zh_TW"/>
-        </w:rPr>
-        <w:t>；</w:t>
-      </w:r>
-      <w:r>
-        <w:rPr>
-          <w:lang w:val="zh_TW" w:bidi="zh_TW"/>
-        </w:rPr>
-        <w:t>愛</w:t>
-      </w:r>
-      <w:r>
-        <w:rPr>
-          <w:lang w:val="zh_TW" w:bidi="zh_TW"/>
-        </w:rPr>
-        <w:t>；</w:t>
-      </w:r>
-      <w:r>
-        <w:rPr>
-          <w:lang w:val="zh_TW" w:bidi="zh_TW"/>
-        </w:rPr>
-        <w:t>憐憫</w:t>
-      </w:r>
-      <w:r>
-        <w:rPr>
-          <w:lang w:val="zh_TW" w:bidi="zh_TW"/>
-        </w:rPr>
-        <w:t>。</w:t>
+        <w:t>）。多坍也出現在埃及法老圖特摩斯三世（Thutmose III）的征服地名錄中。兩約之間時期的文獻中，記述何樂佛尼（Holofernes）的軍事行動時，也提到這座城。</w:t>
       </w:r>
       <w:r>
         <w:rPr>

--- a/zht/docx/036.content.docx
+++ b/zht/docx/036.content.docx
@@ -149,7 +149,7 @@
         <w:rPr>
           <w:lang w:val="zh_TW" w:bidi="zh_TW"/>
         </w:rPr>
-        <w:t>duo</w:t>
+        <w:t>dui</w:t>
       </w:r>
       <w:r>
         <w:rPr>
@@ -212,29 +212,12 @@
         <w:rPr>
           <w:lang w:val="zh_TW" w:bidi="zh_TW"/>
         </w:rPr>
-        <w:t>多單</w:t>
-      </w:r>
-      <w:r>
-        <w:rPr>
-          <w:lang w:val="zh_TW" w:bidi="zh_TW"/>
-        </w:rPr>
-      </w:r>
-    </w:p>
-    <w:p>
-      <w:pPr>
-        <w:pStyle w:val="Heading2"/>
-      </w:pPr>
-      <w:r>
-        <w:rPr>
-          <w:lang w:val="zh_TW" w:bidi="zh_TW"/>
-        </w:rPr>
-        <w:t>多單</w:t>
-      </w:r>
-      <w:r>
-        <w:rPr>
-          <w:lang w:val="zh_TW" w:bidi="zh_TW"/>
-        </w:rPr>
-        <w:t>*</w:t>
+        <w:t>兌換銀錢的人，兌換銀錢</w:t>
+      </w:r>
+      <w:r>
+        <w:rPr>
+          <w:lang w:val="zh_TW" w:bidi="zh_TW"/>
+        </w:rPr>
       </w:r>
     </w:p>
     <w:p>
@@ -248,96 +231,7 @@
         <w:rPr>
           <w:lang w:val="zh_TW" w:bidi="zh_TW"/>
         </w:rPr>
-        <w:t>挪亞兒子雅弗的後代（</w:t>
-      </w:r>
-      <w:hyperlink r:id="rId13">
-        <w:r>
-          <w:rPr>
-            <w:lang w:val="zh_TW" w:bidi="zh_TW"/>
-          </w:rPr>
-          <w:rPr>
-            <w:color w:val="0000EE"/>
-            <w:u w:val="single"/>
-          </w:rPr>
-          <w:t>創10:4</w:t>
-        </w:r>
-      </w:hyperlink>
-      <w:r>
-        <w:rPr>
-          <w:lang w:val="zh_TW" w:bidi="zh_TW"/>
-        </w:rPr>
-        <w:t>，譯註：英文譯本在此處通常作</w:t>
-      </w:r>
-      <w:r>
-        <w:rPr>
-          <w:lang w:val="zh_TW" w:bidi="zh_TW"/>
-        </w:rPr>
-        <w:t>Rodanites</w:t>
-      </w:r>
-      <w:r>
-        <w:rPr>
-          <w:lang w:val="zh_TW" w:bidi="zh_TW"/>
-        </w:rPr>
-        <w:t>）。這個名字在</w:t>
-      </w:r>
-      <w:hyperlink r:id="rId14">
-        <w:r>
-          <w:rPr>
-            <w:lang w:val="zh_TW" w:bidi="zh_TW"/>
-          </w:rPr>
-          <w:rPr>
-            <w:color w:val="0000EE"/>
-            <w:u w:val="single"/>
-          </w:rPr>
-          <w:t>歷代志上一章7節</w:t>
-        </w:r>
-      </w:hyperlink>
-      <w:r>
-        <w:rPr>
-          <w:lang w:val="zh_TW" w:bidi="zh_TW"/>
-        </w:rPr>
-        <w:t>中被修正為多單（譯註：英文譯本在此處為</w:t>
-      </w:r>
-      <w:r>
-        <w:rPr>
-          <w:lang w:val="zh_TW" w:bidi="zh_TW"/>
-        </w:rPr>
-        <w:t>Dodanim</w:t>
-      </w:r>
-      <w:r>
-        <w:rPr>
-          <w:lang w:val="zh_TW" w:bidi="zh_TW"/>
-        </w:rPr>
-        <w:t>）。</w:t>
-      </w:r>
-      <w:r>
-        <w:rPr>
-          <w:i/>
-          <w:lang w:val="zh_TW" w:bidi="zh_TW"/>
-        </w:rPr>
-        <w:t>見</w:t>
-      </w:r>
-      <w:r>
-        <w:rPr>
-          <w:lang w:val="zh_TW" w:bidi="zh_TW"/>
-        </w:rPr>
-        <w:t>多單</w:t>
-      </w:r>
-      <w:r>
-        <w:rPr>
-          <w:lang w:val="zh_TW" w:bidi="zh_TW"/>
-        </w:rPr>
-        <w:t>。</w:t>
-      </w:r>
-      <w:r>
-        <w:rPr>
-          <w:lang w:val="zh_TW" w:bidi="zh_TW"/>
-        </w:rPr>
-      </w:r>
-      <w:r>
-        <w:rPr>
-          <w:lang w:val="zh_TW" w:bidi="zh_TW"/>
-        </w:rPr>
+        <w:t>兌換銀錢的人是指從事與金錢相關工作的人。他們借出資金，兌換不同類型的貨幣，並發行新貨幣。</w:t>
       </w:r>
     </w:p>
     <w:p>
@@ -347,21 +241,11 @@
           <w:lang w:val="zh_TW" w:bidi="zh_TW"/>
         </w:rPr>
       </w:r>
-    </w:p>
-    <w:p>
-      <w:pPr>
-        <w:pStyle w:val="Heading2"/>
-      </w:pPr>
-      <w:r>
-        <w:rPr>
-          <w:lang w:val="zh_TW" w:bidi="zh_TW"/>
-        </w:rPr>
-        <w:t>多坍</w:t>
-      </w:r>
-      <w:r>
-        <w:rPr>
-          <w:lang w:val="zh_TW" w:bidi="zh_TW"/>
-        </w:rPr>
+      <w:r>
+        <w:rPr>
+          <w:lang w:val="zh_TW" w:bidi="zh_TW"/>
+        </w:rPr>
+        <w:t>隨著不同國家之間的貿易增長，人們需要一種簡便的方式來轉移資金。這促成了兌換銀錢行業的誕生。當硬幣在公元前七世紀首次製造時，兌換銀錢的人變得重要起來。他們負責將一種硬幣兌換成另一種貨幣。</w:t>
       </w:r>
     </w:p>
     <w:p>
@@ -375,7 +259,55 @@
         <w:rPr>
           <w:lang w:val="zh_TW" w:bidi="zh_TW"/>
         </w:rPr>
-        <w:t>一座古城，位於耶路撒冷以北約60英里（97公里）、撒馬利亞城以北13英里（21公里），以及米吉多東南約5英里（8公里）處。隱·干寧（今傑寧〔Jenin〕）和以伯蓮兩座城守衛著通往多坍、再通往沿海平原道路上的一條狹窄隘口。</w:t>
+        <w:t>過去，王和女王控制所有貿易（</w:t>
+      </w:r>
+      <w:hyperlink r:id="rId13">
+        <w:r>
+          <w:rPr>
+            <w:lang w:val="zh_TW" w:bidi="zh_TW"/>
+          </w:rPr>
+          <w:rPr>
+            <w:color w:val="0000EE"/>
+            <w:u w:val="single"/>
+          </w:rPr>
+          <w:t>撒下5:11；</w:t>
+        </w:r>
+      </w:hyperlink>
+      <w:hyperlink r:id="rId14">
+        <w:r>
+          <w:rPr>
+            <w:lang w:val="zh_TW" w:bidi="zh_TW"/>
+          </w:rPr>
+          <w:rPr>
+            <w:color w:val="0000EE"/>
+            <w:u w:val="single"/>
+          </w:rPr>
+          <w:t>王上10:14</w:t>
+        </w:r>
+      </w:hyperlink>
+      <w:r>
+        <w:rPr>
+          <w:lang w:val="zh_TW" w:bidi="zh_TW"/>
+        </w:rPr>
+        <w:t>–</w:t>
+      </w:r>
+      <w:hyperlink r:id="rId14">
+        <w:r>
+          <w:rPr>
+            <w:lang w:val="zh_TW" w:bidi="zh_TW"/>
+          </w:rPr>
+          <w:rPr>
+            <w:color w:val="0000EE"/>
+            <w:u w:val="single"/>
+          </w:rPr>
+          <w:t>29</w:t>
+        </w:r>
+      </w:hyperlink>
+      <w:r>
+        <w:rPr>
+          <w:lang w:val="zh_TW" w:bidi="zh_TW"/>
+        </w:rPr>
+        <w:t>）。但是後來這種情況發生了變化。一種類似於我們今天銀行業的新系統發展起來。</w:t>
       </w:r>
     </w:p>
     <w:p>
@@ -389,8 +321,170 @@
         <w:rPr>
           <w:lang w:val="zh_TW" w:bidi="zh_TW"/>
         </w:rPr>
-        <w:t>名為多坍遺址（Tell Dotha）的土丘，就是古城多坍的遺址。這座土丘高出周圍平原200英尺（61公尺），海拔約1,200英尺（365.6公尺）。土丘頂部面積約10英畝（4公頃）。從那裡可以眺望肥沃的土地，那地盛產各種農作物。正如聖經時代一樣，如今仍有羊群在這一帶放牧；當地充足的泉水也是吸引牧群前來的重要原因之一。</w:t>
-      </w:r>
+        <w:t>在新約時代，兌換銀錢的人是銀行系統的一部分。他們的工作是將羅馬貨幣兌換成特別的聖殿用幣。人們需要這些特殊硬幣來支付聖殿稅。這種稅是以一種叫半舍客勒的硬幣支付的。新約聖經提到兌換銀錢的人的經文包括：</w:t>
+      </w:r>
+    </w:p>
+    <w:p>
+      <w:pPr>
+        <w:pStyle w:val="ListBullet"/>
+        <w:spacing w:line="240" w:lineRule="auto"/>
+        <w:ind w:left="720"/>
+      </w:pPr>
+      <w:r>
+        <w:rPr>
+          <w:lang w:val="zh_TW" w:bidi="zh_TW"/>
+        </w:rPr>
+      </w:r>
+      <w:hyperlink r:id="rId15">
+        <w:r>
+          <w:rPr>
+            <w:lang w:val="zh_TW" w:bidi="zh_TW"/>
+          </w:rPr>
+          <w:rPr>
+            <w:color w:val="0000EE"/>
+            <w:u w:val="single"/>
+          </w:rPr>
+          <w:t>馬太福音17:24</w:t>
+        </w:r>
+      </w:hyperlink>
+    </w:p>
+    <w:p>
+      <w:pPr>
+        <w:pStyle w:val="ListBullet"/>
+        <w:spacing w:line="240" w:lineRule="auto"/>
+        <w:ind w:left="720"/>
+      </w:pPr>
+      <w:r>
+        <w:rPr>
+          <w:lang w:val="zh_TW" w:bidi="zh_TW"/>
+        </w:rPr>
+      </w:r>
+      <w:hyperlink r:id="rId16">
+        <w:r>
+          <w:rPr>
+            <w:lang w:val="zh_TW" w:bidi="zh_TW"/>
+          </w:rPr>
+          <w:rPr>
+            <w:color w:val="0000EE"/>
+            <w:u w:val="single"/>
+          </w:rPr>
+          <w:t>馬太福音21:12</w:t>
+        </w:r>
+      </w:hyperlink>
+    </w:p>
+    <w:p>
+      <w:pPr>
+        <w:pStyle w:val="ListBullet"/>
+        <w:spacing w:line="240" w:lineRule="auto"/>
+        <w:ind w:left="720"/>
+      </w:pPr>
+      <w:r>
+        <w:rPr>
+          <w:lang w:val="zh_TW" w:bidi="zh_TW"/>
+        </w:rPr>
+      </w:r>
+      <w:hyperlink r:id="rId17">
+        <w:r>
+          <w:rPr>
+            <w:lang w:val="zh_TW" w:bidi="zh_TW"/>
+          </w:rPr>
+          <w:rPr>
+            <w:color w:val="0000EE"/>
+            <w:u w:val="single"/>
+          </w:rPr>
+          <w:t>馬太福音25:27</w:t>
+        </w:r>
+      </w:hyperlink>
+    </w:p>
+    <w:p>
+      <w:pPr>
+        <w:pStyle w:val="ListBullet"/>
+        <w:spacing w:line="240" w:lineRule="auto"/>
+        <w:ind w:left="720"/>
+      </w:pPr>
+      <w:r>
+        <w:rPr>
+          <w:lang w:val="zh_TW" w:bidi="zh_TW"/>
+        </w:rPr>
+      </w:r>
+      <w:hyperlink r:id="rId18">
+        <w:r>
+          <w:rPr>
+            <w:lang w:val="zh_TW" w:bidi="zh_TW"/>
+          </w:rPr>
+          <w:rPr>
+            <w:color w:val="0000EE"/>
+            <w:u w:val="single"/>
+          </w:rPr>
+          <w:t>馬可福音11:15</w:t>
+        </w:r>
+      </w:hyperlink>
+    </w:p>
+    <w:p>
+      <w:pPr>
+        <w:pStyle w:val="ListBullet"/>
+        <w:spacing w:line="240" w:lineRule="auto"/>
+        <w:ind w:left="720"/>
+      </w:pPr>
+      <w:r>
+        <w:rPr>
+          <w:lang w:val="zh_TW" w:bidi="zh_TW"/>
+        </w:rPr>
+      </w:r>
+      <w:hyperlink r:id="rId19">
+        <w:r>
+          <w:rPr>
+            <w:lang w:val="zh_TW" w:bidi="zh_TW"/>
+          </w:rPr>
+          <w:rPr>
+            <w:color w:val="0000EE"/>
+            <w:u w:val="single"/>
+          </w:rPr>
+          <w:t>路加福音19:23</w:t>
+        </w:r>
+      </w:hyperlink>
+    </w:p>
+    <w:p>
+      <w:pPr>
+        <w:pStyle w:val="ListBullet"/>
+        <w:spacing w:line="240" w:lineRule="auto"/>
+        <w:ind w:left="720"/>
+      </w:pPr>
+      <w:r>
+        <w:rPr>
+          <w:lang w:val="zh_TW" w:bidi="zh_TW"/>
+        </w:rPr>
+      </w:r>
+      <w:hyperlink r:id="rId20">
+        <w:r>
+          <w:rPr>
+            <w:lang w:val="zh_TW" w:bidi="zh_TW"/>
+          </w:rPr>
+          <w:rPr>
+            <w:color w:val="0000EE"/>
+            <w:u w:val="single"/>
+          </w:rPr>
+          <w:t>約翰福音2:14</w:t>
+        </w:r>
+      </w:hyperlink>
+      <w:r>
+        <w:rPr>
+          <w:lang w:val="zh_TW" w:bidi="zh_TW"/>
+        </w:rPr>
+        <w:t>–</w:t>
+      </w:r>
+      <w:hyperlink r:id="rId20">
+        <w:r>
+          <w:rPr>
+            <w:lang w:val="zh_TW" w:bidi="zh_TW"/>
+          </w:rPr>
+          <w:rPr>
+            <w:color w:val="0000EE"/>
+            <w:u w:val="single"/>
+          </w:rPr>
+          <w:t>15</w:t>
+        </w:r>
+      </w:hyperlink>
     </w:p>
     <w:p>
       <w:pPr/>
@@ -403,9 +497,23 @@
         <w:rPr>
           <w:lang w:val="zh_TW" w:bidi="zh_TW"/>
         </w:rPr>
-        <w:t>多坍就是約瑟的兄弟把他賣給一隊以實瑪利商人的地方（</w:t>
-      </w:r>
-      <w:hyperlink r:id="rId15">
+        <w:t>借款的人（借貸者）與提供信貸的人（債主）受到保護。借款人必須提供有價值的物品作為擔保，保證償還貸款。</w:t>
+      </w:r>
+    </w:p>
+    <w:p>
+      <w:pPr/>
+      <w:r>
+        <w:rPr>
+          <w:lang w:val="zh_TW" w:bidi="zh_TW"/>
+        </w:rPr>
+      </w:r>
+      <w:r>
+        <w:rPr>
+          <w:lang w:val="zh_TW" w:bidi="zh_TW"/>
+        </w:rPr>
+        <w:t>以色列的律法規定，借貸時不可收取利息（</w:t>
+      </w:r>
+      <w:hyperlink r:id="rId21">
         <w:r>
           <w:rPr>
             <w:lang w:val="zh_TW" w:bidi="zh_TW"/>
@@ -414,16 +522,10 @@
             <w:color w:val="0000EE"/>
             <w:u w:val="single"/>
           </w:rPr>
-          <w:t>創37章</w:t>
+          <w:t>出22:25；</w:t>
         </w:r>
       </w:hyperlink>
-      <w:r>
-        <w:rPr>
-          <w:lang w:val="zh_TW" w:bidi="zh_TW"/>
-        </w:rPr>
-        <w:t>）。約一千年後，亞蘭軍隊包圍了這座城，企圖捉拿住在那裡的以利沙；因為他們認為以利沙把亞蘭的軍事計劃洩露給以色列王（</w:t>
-      </w:r>
-      <w:hyperlink r:id="rId16">
+      <w:hyperlink r:id="rId22">
         <w:r>
           <w:rPr>
             <w:lang w:val="zh_TW" w:bidi="zh_TW"/>
@@ -432,14 +534,894 @@
             <w:color w:val="0000EE"/>
             <w:u w:val="single"/>
           </w:rPr>
-          <w:t>王下6:8–14</w:t>
+          <w:t>申15:1–18</w:t>
         </w:r>
       </w:hyperlink>
       <w:r>
         <w:rPr>
           <w:lang w:val="zh_TW" w:bidi="zh_TW"/>
         </w:rPr>
-        <w:t>）。多坍也出現在埃及法老圖特摩斯三世（Thutmose III）的征服地名錄中。兩約之間時期的文獻中，記述何樂佛尼（Holofernes）的軍事行動時，也提到這座城。</w:t>
+        <w:t>）。然而，一些人無視此律法，向借款人收取極高的利息。先知和領袖對這種行為提出譴責（</w:t>
+      </w:r>
+      <w:hyperlink r:id="rId23">
+        <w:r>
+          <w:rPr>
+            <w:lang w:val="zh_TW" w:bidi="zh_TW"/>
+          </w:rPr>
+          <w:rPr>
+            <w:color w:val="0000EE"/>
+            <w:u w:val="single"/>
+          </w:rPr>
+          <w:t>尼5:6</w:t>
+        </w:r>
+      </w:hyperlink>
+      <w:r>
+        <w:rPr>
+          <w:lang w:val="zh_TW" w:bidi="zh_TW"/>
+        </w:rPr>
+        <w:t>–</w:t>
+      </w:r>
+      <w:hyperlink r:id="rId23">
+        <w:r>
+          <w:rPr>
+            <w:lang w:val="zh_TW" w:bidi="zh_TW"/>
+          </w:rPr>
+          <w:rPr>
+            <w:color w:val="0000EE"/>
+            <w:u w:val="single"/>
+          </w:rPr>
+          <w:t>13；</w:t>
+        </w:r>
+      </w:hyperlink>
+      <w:hyperlink r:id="rId24">
+        <w:r>
+          <w:rPr>
+            <w:lang w:val="zh_TW" w:bidi="zh_TW"/>
+          </w:rPr>
+          <w:rPr>
+            <w:color w:val="0000EE"/>
+            <w:u w:val="single"/>
+          </w:rPr>
+          <w:t>結18:8、13、7，</w:t>
+        </w:r>
+      </w:hyperlink>
+      <w:hyperlink r:id="rId25">
+        <w:r>
+          <w:rPr>
+            <w:lang w:val="zh_TW" w:bidi="zh_TW"/>
+          </w:rPr>
+          <w:rPr>
+            <w:color w:val="0000EE"/>
+            <w:u w:val="single"/>
+          </w:rPr>
+          <w:t>22:12</w:t>
+        </w:r>
+      </w:hyperlink>
+      <w:r>
+        <w:rPr>
+          <w:lang w:val="zh_TW" w:bidi="zh_TW"/>
+        </w:rPr>
+        <w:t>）。</w:t>
+      </w:r>
+    </w:p>
+    <w:p>
+      <w:pPr/>
+      <w:r>
+        <w:rPr>
+          <w:lang w:val="zh_TW" w:bidi="zh_TW"/>
+        </w:rPr>
+      </w:r>
+      <w:r>
+        <w:rPr>
+          <w:lang w:val="zh_TW" w:bidi="zh_TW"/>
+        </w:rPr>
+        <w:t>以色列人經常害怕債主（</w:t>
+      </w:r>
+      <w:hyperlink r:id="rId26">
+        <w:r>
+          <w:rPr>
+            <w:lang w:val="zh_TW" w:bidi="zh_TW"/>
+          </w:rPr>
+          <w:rPr>
+            <w:color w:val="0000EE"/>
+            <w:u w:val="single"/>
+          </w:rPr>
+          <w:t>王下4:1；</w:t>
+        </w:r>
+      </w:hyperlink>
+      <w:hyperlink r:id="rId27">
+        <w:r>
+          <w:rPr>
+            <w:lang w:val="zh_TW" w:bidi="zh_TW"/>
+          </w:rPr>
+          <w:rPr>
+            <w:color w:val="0000EE"/>
+            <w:u w:val="single"/>
+          </w:rPr>
+          <w:t>詩109:11；</w:t>
+        </w:r>
+      </w:hyperlink>
+      <w:hyperlink r:id="rId28">
+        <w:r>
+          <w:rPr>
+            <w:lang w:val="zh_TW" w:bidi="zh_TW"/>
+          </w:rPr>
+          <w:rPr>
+            <w:color w:val="0000EE"/>
+            <w:u w:val="single"/>
+          </w:rPr>
+          <w:t>賽24:2，</w:t>
+        </w:r>
+      </w:hyperlink>
+      <w:hyperlink r:id="rId29">
+        <w:r>
+          <w:rPr>
+            <w:lang w:val="zh_TW" w:bidi="zh_TW"/>
+          </w:rPr>
+          <w:rPr>
+            <w:color w:val="0000EE"/>
+            <w:u w:val="single"/>
+          </w:rPr>
+          <w:t>50:1</w:t>
+        </w:r>
+      </w:hyperlink>
+      <w:r>
+        <w:rPr>
+          <w:lang w:val="zh_TW" w:bidi="zh_TW"/>
+        </w:rPr>
+        <w:t>）。債主可以進入欠債人的家中，取走用以償還債務的物品。他們甚至可以把孩子作為奴僕以抵償債務（</w:t>
+      </w:r>
+      <w:hyperlink r:id="rId26">
+        <w:r>
+          <w:rPr>
+            <w:lang w:val="zh_TW" w:bidi="zh_TW"/>
+          </w:rPr>
+          <w:rPr>
+            <w:color w:val="0000EE"/>
+            <w:u w:val="single"/>
+          </w:rPr>
+          <w:t>王下4:1；</w:t>
+        </w:r>
+      </w:hyperlink>
+      <w:hyperlink r:id="rId29">
+        <w:r>
+          <w:rPr>
+            <w:lang w:val="zh_TW" w:bidi="zh_TW"/>
+          </w:rPr>
+          <w:rPr>
+            <w:color w:val="0000EE"/>
+            <w:u w:val="single"/>
+          </w:rPr>
+          <w:t>賽50:1</w:t>
+        </w:r>
+      </w:hyperlink>
+      <w:r>
+        <w:rPr>
+          <w:lang w:val="zh_TW" w:bidi="zh_TW"/>
+        </w:rPr>
+        <w:t>）。在</w:t>
+      </w:r>
+      <w:hyperlink r:id="rId30">
+        <w:r>
+          <w:rPr>
+            <w:lang w:val="zh_TW" w:bidi="zh_TW"/>
+          </w:rPr>
+          <w:rPr>
+            <w:color w:val="0000EE"/>
+            <w:u w:val="single"/>
+          </w:rPr>
+          <w:t>路加福音七章41至42節</w:t>
+        </w:r>
+      </w:hyperlink>
+      <w:r>
+        <w:rPr>
+          <w:lang w:val="zh_TW" w:bidi="zh_TW"/>
+        </w:rPr>
+        <w:t>中，耶穌講述了一個關於仁慈債主的故事。這個故事被稱為比喻。類似的故事還記載於</w:t>
+      </w:r>
+      <w:hyperlink r:id="rId31">
+        <w:r>
+          <w:rPr>
+            <w:lang w:val="zh_TW" w:bidi="zh_TW"/>
+          </w:rPr>
+          <w:rPr>
+            <w:color w:val="0000EE"/>
+            <w:u w:val="single"/>
+          </w:rPr>
+          <w:t>馬太福音二十五章14至30節</w:t>
+        </w:r>
+      </w:hyperlink>
+      <w:r>
+        <w:rPr>
+          <w:lang w:val="zh_TW" w:bidi="zh_TW"/>
+        </w:rPr>
+        <w:t>和</w:t>
+      </w:r>
+      <w:hyperlink r:id="rId32">
+        <w:r>
+          <w:rPr>
+            <w:lang w:val="zh_TW" w:bidi="zh_TW"/>
+          </w:rPr>
+          <w:rPr>
+            <w:color w:val="0000EE"/>
+            <w:u w:val="single"/>
+          </w:rPr>
+          <w:t>路加福音十九章11至27節</w:t>
+        </w:r>
+      </w:hyperlink>
+      <w:r>
+        <w:rPr>
+          <w:lang w:val="zh_TW" w:bidi="zh_TW"/>
+        </w:rPr>
+        <w:t>。</w:t>
+      </w:r>
+    </w:p>
+    <w:p>
+      <w:pPr/>
+      <w:r>
+        <w:rPr>
+          <w:lang w:val="zh_TW" w:bidi="zh_TW"/>
+        </w:rPr>
+      </w:r>
+      <w:r>
+        <w:rPr>
+          <w:i/>
+          <w:lang w:val="zh_TW" w:bidi="zh_TW"/>
+        </w:rPr>
+        <w:t>另見</w:t>
+      </w:r>
+      <w:r>
+        <w:rPr>
+          <w:lang w:val="zh_TW" w:bidi="zh_TW"/>
+        </w:rPr>
+        <w:t>銀子；</w:t>
+      </w:r>
+      <w:r>
+        <w:rPr>
+          <w:lang w:val="zh_TW" w:bidi="zh_TW"/>
+        </w:rPr>
+        <w:t>兌換銀錢的人</w:t>
+      </w:r>
+      <w:r>
+        <w:rPr>
+          <w:lang w:val="zh_TW" w:bidi="zh_TW"/>
+        </w:rPr>
+      </w:r>
+      <w:r>
+        <w:rPr>
+          <w:lang w:val="zh_TW" w:bidi="zh_TW"/>
+        </w:rPr>
+      </w:r>
+    </w:p>
+    <w:p>
+      <w:pPr/>
+      <w:r>
+        <w:rPr>
+          <w:lang w:val="zh_TW" w:bidi="zh_TW"/>
+        </w:rPr>
+      </w:r>
+    </w:p>
+    <w:p>
+      <w:pPr>
+        <w:pStyle w:val="Heading2"/>
+      </w:pPr>
+      <w:r>
+        <w:rPr>
+          <w:lang w:val="zh_TW" w:bidi="zh_TW"/>
+        </w:rPr>
+        <w:t>兌換銀錢之人</w:t>
+      </w:r>
+      <w:r>
+        <w:rPr>
+          <w:lang w:val="zh_TW" w:bidi="zh_TW"/>
+        </w:rPr>
+      </w:r>
+    </w:p>
+    <w:p>
+      <w:pPr/>
+      <w:r>
+        <w:rPr>
+          <w:lang w:val="zh_TW" w:bidi="zh_TW"/>
+        </w:rPr>
+      </w:r>
+      <w:r>
+        <w:rPr>
+          <w:lang w:val="zh_TW" w:bidi="zh_TW"/>
+        </w:rPr>
+        <w:t xml:space="preserve">古老的職業，負責執行許多現代銀行提供的服務，特別是在將一個國或省份的貨幣兌換成另一個國或省份的貨幣，或將小面額銀錢兌換成大面額銀錢，或反之的兌換業務。當然，這種服務是要收費的。 </w:t>
+      </w:r>
+    </w:p>
+    <w:p>
+      <w:pPr/>
+      <w:r>
+        <w:rPr>
+          <w:lang w:val="zh_TW" w:bidi="zh_TW"/>
+        </w:rPr>
+      </w:r>
+      <w:r>
+        <w:rPr>
+          <w:lang w:val="zh_TW" w:bidi="zh_TW"/>
+        </w:rPr>
+        <w:t>標準化銀錢的出現不早於公元前七世紀。在此之前，人們用稱重的銀塊來支付商品的要價（</w:t>
+      </w:r>
+      <w:hyperlink r:id="rId33">
+        <w:r>
+          <w:rPr>
+            <w:lang w:val="zh_TW" w:bidi="zh_TW"/>
+          </w:rPr>
+          <w:rPr>
+            <w:color w:val="0000EE"/>
+            <w:u w:val="single"/>
+          </w:rPr>
+          <w:t>創20:16</w:t>
+        </w:r>
+      </w:hyperlink>
+      <w:r>
+        <w:rPr>
+          <w:lang w:val="zh_TW" w:bidi="zh_TW"/>
+        </w:rPr>
+        <w:t>，</w:t>
+      </w:r>
+      <w:hyperlink r:id="rId34">
+        <w:r>
+          <w:rPr>
+            <w:lang w:val="zh_TW" w:bidi="zh_TW"/>
+          </w:rPr>
+          <w:rPr>
+            <w:color w:val="0000EE"/>
+            <w:u w:val="single"/>
+          </w:rPr>
+          <w:t>37:28</w:t>
+        </w:r>
+      </w:hyperlink>
+      <w:r>
+        <w:rPr>
+          <w:lang w:val="zh_TW" w:bidi="zh_TW"/>
+        </w:rPr>
+        <w:t>；</w:t>
+      </w:r>
+      <w:hyperlink r:id="rId35">
+        <w:r>
+          <w:rPr>
+            <w:lang w:val="zh_TW" w:bidi="zh_TW"/>
+          </w:rPr>
+          <w:rPr>
+            <w:color w:val="0000EE"/>
+            <w:u w:val="single"/>
+          </w:rPr>
+          <w:t>士17:2</w:t>
+        </w:r>
+      </w:hyperlink>
+      <w:r>
+        <w:rPr>
+          <w:lang w:val="zh_TW" w:bidi="zh_TW"/>
+        </w:rPr>
+        <w:t>）。小亞細亞地區採用了標準化銀錢的做法後，其它地區也開始效仿，但由於各國的銀錢不同，需要兌換銀錢之人來計算這些銀錢的等值兌換。</w:t>
+      </w:r>
+    </w:p>
+    <w:p>
+      <w:pPr/>
+      <w:r>
+        <w:rPr>
+          <w:lang w:val="zh_TW" w:bidi="zh_TW"/>
+        </w:rPr>
+      </w:r>
+      <w:r>
+        <w:rPr>
+          <w:lang w:val="zh_TW" w:bidi="zh_TW"/>
+        </w:rPr>
+        <w:t>這些程序在巴勒斯坦特別重要，因為每個成年猶太男子都必須繳納半舍客勒的奉獻（</w:t>
+      </w:r>
+      <w:hyperlink r:id="rId36">
+        <w:r>
+          <w:rPr>
+            <w:lang w:val="zh_TW" w:bidi="zh_TW"/>
+          </w:rPr>
+          <w:rPr>
+            <w:color w:val="0000EE"/>
+            <w:u w:val="single"/>
+          </w:rPr>
+          <w:t>出30:11–16</w:t>
+        </w:r>
+      </w:hyperlink>
+      <w:r>
+        <w:rPr>
+          <w:lang w:val="zh_TW" w:bidi="zh_TW"/>
+        </w:rPr>
+        <w:t>）。來自各國的猶太人來繳納這筆款項時，可能會帶來各種不同的銀錢。聖殿當局必須授權一種適合此用途的銀錢。這就是泰爾的銀幣，即半舍客勒或四德拉克馬（tetradrachma，參</w:t>
+      </w:r>
+      <w:hyperlink r:id="rId37">
+        <w:r>
+          <w:rPr>
+            <w:lang w:val="zh_TW" w:bidi="zh_TW"/>
+          </w:rPr>
+          <w:rPr>
+            <w:color w:val="0000EE"/>
+            <w:u w:val="single"/>
+          </w:rPr>
+          <w:t>太17:27</w:t>
+        </w:r>
+      </w:hyperlink>
+      <w:r>
+        <w:rPr>
+          <w:lang w:val="zh_TW" w:bidi="zh_TW"/>
+        </w:rPr>
+        <w:t>，彼得被告知用他在魚口中找到的一塊錢為耶穌和自己繳納聖殿稅）。米示拿指出（</w:t>
+      </w:r>
+      <w:r>
+        <w:rPr>
+          <w:i/>
+          <w:lang w:val="zh_TW" w:bidi="zh_TW"/>
+        </w:rPr>
+        <w:t>論半舍客勒的稅款〔Sheqalim〕</w:t>
+      </w:r>
+      <w:r>
+        <w:rPr>
+          <w:lang w:val="zh_TW" w:bidi="zh_TW"/>
+        </w:rPr>
+        <w:t>1:3），兌換銀錢之人在亞達月（逾越節前一個月）15日於各省徵收這項稅款。逾越節前十天，兌換銀錢之人移至聖殿的院子，以協助來自外邦的猶太人。</w:t>
+      </w:r>
+    </w:p>
+    <w:p>
+      <w:pPr/>
+      <w:r>
+        <w:rPr>
+          <w:lang w:val="zh_TW" w:bidi="zh_TW"/>
+        </w:rPr>
+      </w:r>
+      <w:r>
+        <w:rPr>
+          <w:lang w:val="zh_TW" w:bidi="zh_TW"/>
+        </w:rPr>
+        <w:t>耶穌在「潔淨聖殿」時遇到了聖殿院子裡的兌換銀錢之人（</w:t>
+      </w:r>
+      <w:hyperlink r:id="rId38">
+        <w:r>
+          <w:rPr>
+            <w:lang w:val="zh_TW" w:bidi="zh_TW"/>
+          </w:rPr>
+          <w:rPr>
+            <w:color w:val="0000EE"/>
+            <w:u w:val="single"/>
+          </w:rPr>
+          <w:t>太21:12–13</w:t>
+        </w:r>
+      </w:hyperlink>
+      <w:r>
+        <w:rPr>
+          <w:lang w:val="zh_TW" w:bidi="zh_TW"/>
+        </w:rPr>
+        <w:t>；</w:t>
+      </w:r>
+      <w:hyperlink r:id="rId39">
+        <w:r>
+          <w:rPr>
+            <w:lang w:val="zh_TW" w:bidi="zh_TW"/>
+          </w:rPr>
+          <w:rPr>
+            <w:color w:val="0000EE"/>
+            <w:u w:val="single"/>
+          </w:rPr>
+          <w:t>可11:15–16</w:t>
+        </w:r>
+      </w:hyperlink>
+      <w:r>
+        <w:rPr>
+          <w:lang w:val="zh_TW" w:bidi="zh_TW"/>
+        </w:rPr>
+        <w:t>；</w:t>
+      </w:r>
+      <w:hyperlink r:id="rId40">
+        <w:r>
+          <w:rPr>
+            <w:lang w:val="zh_TW" w:bidi="zh_TW"/>
+          </w:rPr>
+          <w:rPr>
+            <w:color w:val="0000EE"/>
+            <w:u w:val="single"/>
+          </w:rPr>
+          <w:t>路19:45–46</w:t>
+        </w:r>
+      </w:hyperlink>
+      <w:r>
+        <w:rPr>
+          <w:lang w:val="zh_TW" w:bidi="zh_TW"/>
+        </w:rPr>
+        <w:t>；</w:t>
+      </w:r>
+      <w:hyperlink r:id="rId41">
+        <w:r>
+          <w:rPr>
+            <w:lang w:val="zh_TW" w:bidi="zh_TW"/>
+          </w:rPr>
+          <w:rPr>
+            <w:color w:val="0000EE"/>
+            <w:u w:val="single"/>
+          </w:rPr>
+          <w:t>約2:13–22</w:t>
+        </w:r>
+      </w:hyperlink>
+      <w:r>
+        <w:rPr>
+          <w:lang w:val="zh_TW" w:bidi="zh_TW"/>
+        </w:rPr>
+        <w:t>）。耶穌採取這一行動的原因一直存在爭議。敬拜者需要兌換半舍客勒來繳納稅款，但在某些情況下他們也需要購買鳥類、動物或獻祭的餅。這種大規模的買賣和兌換活動似乎不適合在聖殿的院子內進行，因為這是一片神聖的區域（參</w:t>
+      </w:r>
+      <w:hyperlink r:id="rId42">
+        <w:r>
+          <w:rPr>
+            <w:lang w:val="zh_TW" w:bidi="zh_TW"/>
+          </w:rPr>
+          <w:rPr>
+            <w:color w:val="0000EE"/>
+            <w:u w:val="single"/>
+          </w:rPr>
+          <w:t>可11:16</w:t>
+        </w:r>
+      </w:hyperlink>
+      <w:r>
+        <w:rPr>
+          <w:lang w:val="zh_TW" w:bidi="zh_TW"/>
+        </w:rPr>
+        <w:t>），即便耶穌明顯認可繳納聖殿稅這事（</w:t>
+      </w:r>
+      <w:hyperlink r:id="rId43">
+        <w:r>
+          <w:rPr>
+            <w:lang w:val="zh_TW" w:bidi="zh_TW"/>
+          </w:rPr>
+          <w:rPr>
+            <w:color w:val="0000EE"/>
+            <w:u w:val="single"/>
+          </w:rPr>
+          <w:t>太8:4</w:t>
+        </w:r>
+      </w:hyperlink>
+      <w:r>
+        <w:rPr>
+          <w:lang w:val="zh_TW" w:bidi="zh_TW"/>
+        </w:rPr>
+        <w:t>，</w:t>
+      </w:r>
+      <w:hyperlink r:id="rId44">
+        <w:r>
+          <w:rPr>
+            <w:lang w:val="zh_TW" w:bidi="zh_TW"/>
+          </w:rPr>
+          <w:rPr>
+            <w:color w:val="0000EE"/>
+            <w:u w:val="single"/>
+          </w:rPr>
+          <w:t>17:24–26</w:t>
+        </w:r>
+      </w:hyperlink>
+      <w:r>
+        <w:rPr>
+          <w:lang w:val="zh_TW" w:bidi="zh_TW"/>
+        </w:rPr>
+        <w:t>；</w:t>
+      </w:r>
+      <w:hyperlink r:id="rId45">
+        <w:r>
+          <w:rPr>
+            <w:lang w:val="zh_TW" w:bidi="zh_TW"/>
+          </w:rPr>
+          <w:rPr>
+            <w:color w:val="0000EE"/>
+            <w:u w:val="single"/>
+          </w:rPr>
+          <w:t>可1:44；</w:t>
+        </w:r>
+      </w:hyperlink>
+      <w:hyperlink r:id="rId46">
+        <w:r>
+          <w:rPr>
+            <w:lang w:val="zh_TW" w:bidi="zh_TW"/>
+          </w:rPr>
+          <w:rPr>
+            <w:color w:val="0000EE"/>
+            <w:u w:val="single"/>
+          </w:rPr>
+          <w:t>路5:14</w:t>
+        </w:r>
+      </w:hyperlink>
+      <w:r>
+        <w:rPr>
+          <w:lang w:val="zh_TW" w:bidi="zh_TW"/>
+        </w:rPr>
+        <w:t>）。也有可能是兌換銀錢之人和那些出售獻祭的鳥類和動物的人，收取的費用過高，不論是為了他們自己的利益還是為了聖殿當局的利益。這些交易完全可以在離神聖區域適當的距離之外進行，這樣一來，與這類活動相關的討價還價和喧鬧聲，就不會不必要地干擾聖殿院子中的禱告和獻祭活動（參</w:t>
+      </w:r>
+      <w:hyperlink r:id="rId47">
+        <w:r>
+          <w:rPr>
+            <w:lang w:val="zh_TW" w:bidi="zh_TW"/>
+          </w:rPr>
+          <w:rPr>
+            <w:color w:val="0000EE"/>
+            <w:u w:val="single"/>
+          </w:rPr>
+          <w:t>耶7:11</w:t>
+        </w:r>
+      </w:hyperlink>
+      <w:r>
+        <w:rPr>
+          <w:lang w:val="zh_TW" w:bidi="zh_TW"/>
+        </w:rPr>
+        <w:t>）。</w:t>
+      </w:r>
+    </w:p>
+    <w:p>
+      <w:pPr/>
+      <w:r>
+        <w:rPr>
+          <w:lang w:val="zh_TW" w:bidi="zh_TW"/>
+        </w:rPr>
+      </w:r>
+      <w:r>
+        <w:rPr>
+          <w:i/>
+          <w:lang w:val="zh_TW" w:bidi="zh_TW"/>
+        </w:rPr>
+        <w:t>另見</w:t>
+      </w:r>
+      <w:r>
+        <w:rPr>
+          <w:lang w:val="zh_TW" w:bidi="zh_TW"/>
+        </w:rPr>
+        <w:t xml:space="preserve"> </w:t>
+      </w:r>
+      <w:r>
+        <w:rPr>
+          <w:lang w:val="zh_TW" w:bidi="zh_TW"/>
+        </w:rPr>
+        <w:t>銀錢</w:t>
+      </w:r>
+      <w:r>
+        <w:rPr>
+          <w:lang w:val="zh_TW" w:bidi="zh_TW"/>
+        </w:rPr>
+        <w:t>；</w:t>
+      </w:r>
+      <w:r>
+        <w:rPr>
+          <w:lang w:val="zh_TW" w:bidi="zh_TW"/>
+        </w:rPr>
+        <w:t>銀子</w:t>
+      </w:r>
+      <w:r>
+        <w:rPr>
+          <w:lang w:val="zh_TW" w:bidi="zh_TW"/>
+        </w:rPr>
+        <w:t>。</w:t>
+      </w:r>
+      <w:r>
+        <w:rPr>
+          <w:lang w:val="zh_TW" w:bidi="zh_TW"/>
+        </w:rPr>
+      </w:r>
+      <w:r>
+        <w:rPr>
+          <w:lang w:val="zh_TW" w:bidi="zh_TW"/>
+        </w:rPr>
+      </w:r>
+    </w:p>
+    <w:p>
+      <w:pPr/>
+      <w:r>
+        <w:rPr>
+          <w:lang w:val="zh_TW" w:bidi="zh_TW"/>
+        </w:rPr>
+      </w:r>
+    </w:p>
+    <w:p>
+      <w:pPr>
+        <w:pStyle w:val="Heading2"/>
+      </w:pPr>
+      <w:r>
+        <w:rPr>
+          <w:lang w:val="zh_TW" w:bidi="zh_TW"/>
+        </w:rPr>
+        <w:t>對觀福音書</w:t>
+      </w:r>
+      <w:r>
+        <w:rPr>
+          <w:lang w:val="zh_TW" w:bidi="zh_TW"/>
+        </w:rPr>
+      </w:r>
+    </w:p>
+    <w:p>
+      <w:pPr/>
+      <w:r>
+        <w:rPr>
+          <w:lang w:val="zh_TW" w:bidi="zh_TW"/>
+        </w:rPr>
+      </w:r>
+      <w:r>
+        <w:rPr>
+          <w:lang w:val="zh_TW" w:bidi="zh_TW"/>
+        </w:rPr>
+        <w:t>這個術語（字面意思是「相同的觀點」）適用與馬太福音、馬可福音和路加福音三卷福音書，因為它們在耶穌事工的描寫上從大致相同的角度出發，這與約翰福音的敘述風格截然不同。</w:t>
+      </w:r>
+    </w:p>
+    <w:p>
+      <w:pPr/>
+      <w:r>
+        <w:rPr>
+          <w:lang w:val="zh_TW" w:bidi="zh_TW"/>
+        </w:rPr>
+      </w:r>
+      <w:r>
+        <w:rPr>
+          <w:lang w:val="zh_TW" w:bidi="zh_TW"/>
+        </w:rPr>
+        <w:t>這三卷福音書的相似之處包括它們使用了相似的大綱：序言、施洗約翰的事工，耶穌的洗禮和受試探，耶穌在加利利的主要事工，祂在撒馬利亞、比利亞（Perea）和猶太鄉村的旅程和事工；以及在耶路撒冷的受難週、受死和復活。這些書卷也同樣記錄了耶穌教導中重點——神國的臨在、性質和實行。此外，這三卷福音書記載了大量相同的材料，通常順序相同，甚至字詞上也經常相似或一致。</w:t>
+      </w:r>
+    </w:p>
+    <w:p>
+      <w:pPr/>
+      <w:r>
+        <w:rPr>
+          <w:lang w:val="zh_TW" w:bidi="zh_TW"/>
+        </w:rPr>
+      </w:r>
+      <w:r>
+        <w:rPr>
+          <w:lang w:val="zh_TW" w:bidi="zh_TW"/>
+        </w:rPr>
+        <w:t>除了相似之處外，馬太福音、馬可福音和路加福音之間也有顯著的差異。這些差異與相似之處大致相同——大綱、材料、組織結構和措辭。馬太福音和路加福音也有大量的共同材料是馬可福音所找不到的，除了百夫長僕人的醫治外，這些共同材料幾乎完全是耶穌的言論和教導。每卷福音書也包含一些獨特的故事和教導。因此，雖然三卷福音書保持著整體的一致性，但每卷書都從不同角度豐富了對耶穌的描述。馬太福音強調耶穌的猶太人身份，並顯示出耶穌個人和工作與舊約信息的延續性。馬可福音則以快速推進的敘述描繪耶穌是一個行動者，是人子，卻在人們中間是僕人。路加福音以精緻的希臘文學風格，似乎是針對有文化的外邦人，並展示耶穌是弱勢群體的朋友。</w:t>
+      </w:r>
+    </w:p>
+    <w:p>
+      <w:pPr/>
+      <w:r>
+        <w:rPr>
+          <w:lang w:val="zh_TW" w:bidi="zh_TW"/>
+        </w:rPr>
+      </w:r>
+      <w:r>
+        <w:rPr>
+          <w:lang w:val="zh_TW" w:bidi="zh_TW"/>
+        </w:rPr>
+        <w:t>如何解釋這三卷福音書的相似性和差異，構成了「對觀福音問題（synoptic problem）」。學者們提出了許多不同的解決方案。早在公元二世紀，他提安（Tatian）就把四卷福音書合成一卷；自此以來，無數的福音書</w:t>
+      </w:r>
+      <w:r>
+        <w:rPr>
+          <w:lang w:val="zh_TW" w:bidi="zh_TW"/>
+        </w:rPr>
+        <w:t>合參（</w:t>
+      </w:r>
+      <w:r>
+        <w:rPr>
+          <w:lang w:val="zh_TW" w:bidi="zh_TW"/>
+        </w:rPr>
+        <w:t>harmonies</w:t>
+      </w:r>
+      <w:r>
+        <w:rPr>
+          <w:lang w:val="zh_TW" w:bidi="zh_TW"/>
+        </w:rPr>
+        <w:t>）</w:t>
+      </w:r>
+      <w:r>
+        <w:rPr>
+          <w:lang w:val="zh_TW" w:bidi="zh_TW"/>
+        </w:rPr>
+        <w:t>版本不斷出現。自公元17世紀以來，學者們嘗試通過檢視福音材料形成的各個階段，來解釋它們之間的相似與不同。形式鑑別學（Form criticism）試圖識別口述傳播過程中可能受到的影響；來源鑑別學（source criticism）或文學鑑別學（literary criticism）則考慮到福音書作者可能引用的書面材料；</w:t>
+      </w:r>
+      <w:r>
+        <w:rPr>
+          <w:lang w:val="zh_TW" w:bidi="zh_TW"/>
+        </w:rPr>
+        <w:t>編修</w:t>
+      </w:r>
+      <w:r>
+        <w:rPr>
+          <w:lang w:val="zh_TW" w:bidi="zh_TW"/>
+        </w:rPr>
+        <w:t>鑑別學</w:t>
+      </w:r>
+      <w:r>
+        <w:rPr>
+          <w:lang w:val="zh_TW" w:bidi="zh_TW"/>
+        </w:rPr>
+        <w:t>（r</w:t>
+      </w:r>
+      <w:r>
+        <w:rPr>
+          <w:lang w:val="zh_TW" w:bidi="zh_TW"/>
+        </w:rPr>
+        <w:t>edaction criticism）或編輯鑑別學（editorial criticism）則試圖揭示福音書的最終編輯者如何表達其目的和個人特點，影響了耶穌活動和教導的記述。還有其他的解釋，例如強調材料根據特定受眾進行調整的影響，或探討耶穌教導的章節記載與猶太拉比教導在塔木德中的平行記載的相似性等。然而，迄今為止，尚未有完全滿意的解決方案。事實是，聖經從不同的角度呈現了耶穌，體貼神心意的讀者必須從相似與差異中來尋求神聖的旨意，這些異同之處也正是對「</w:t>
+      </w:r>
+      <w:r>
+        <w:rPr>
+          <w:lang w:val="zh_TW" w:bidi="zh_TW"/>
+        </w:rPr>
+        <w:t>神的兒子，耶穌基督福音</w:t>
+      </w:r>
+      <w:r>
+        <w:rPr>
+          <w:lang w:val="zh_TW" w:bidi="zh_TW"/>
+        </w:rPr>
+        <w:t>」的宣告（</w:t>
+      </w:r>
+      <w:hyperlink r:id="rId48">
+        <w:r>
+          <w:rPr>
+            <w:lang w:val="zh_TW" w:bidi="zh_TW"/>
+          </w:rPr>
+          <w:rPr>
+            <w:color w:val="0000EE"/>
+            <w:u w:val="single"/>
+          </w:rPr>
+          <w:t>可1:1</w:t>
+        </w:r>
+      </w:hyperlink>
+      <w:r>
+        <w:rPr>
+          <w:lang w:val="zh_TW" w:bidi="zh_TW"/>
+        </w:rPr>
+        <w:t>）。</w:t>
+      </w:r>
+      <w:r>
+        <w:rPr>
+          <w:i/>
+          <w:lang w:val="zh_TW" w:bidi="zh_TW"/>
+        </w:rPr>
+        <w:t>見</w:t>
+      </w:r>
+      <w:r>
+        <w:rPr>
+          <w:lang w:val="zh_TW" w:bidi="zh_TW"/>
+        </w:rPr>
+        <w:t xml:space="preserve"> </w:t>
+      </w:r>
+      <w:r>
+        <w:rPr>
+          <w:lang w:val="zh_TW" w:bidi="zh_TW"/>
+        </w:rPr>
+        <w:t>福音書</w:t>
+      </w:r>
+      <w:r>
+        <w:rPr>
+          <w:lang w:val="zh_TW" w:bidi="zh_TW"/>
+        </w:rPr>
+        <w:t>；</w:t>
+      </w:r>
+      <w:r>
+        <w:rPr>
+          <w:lang w:val="zh_TW" w:bidi="zh_TW"/>
+        </w:rPr>
+        <w:t>路加福音</w:t>
+      </w:r>
+      <w:r>
+        <w:rPr>
+          <w:lang w:val="zh_TW" w:bidi="zh_TW"/>
+        </w:rPr>
+        <w:t>；</w:t>
+      </w:r>
+      <w:r>
+        <w:rPr>
+          <w:lang w:val="zh_TW" w:bidi="zh_TW"/>
+        </w:rPr>
+        <w:t>馬可福音</w:t>
+      </w:r>
+      <w:r>
+        <w:rPr>
+          <w:lang w:val="zh_TW" w:bidi="zh_TW"/>
+        </w:rPr>
+        <w:t>；</w:t>
+      </w:r>
+      <w:r>
+        <w:rPr>
+          <w:lang w:val="zh_TW" w:bidi="zh_TW"/>
+        </w:rPr>
+        <w:t>馬太福音</w:t>
+      </w:r>
+      <w:r>
+        <w:rPr>
+          <w:lang w:val="zh_TW" w:bidi="zh_TW"/>
+        </w:rPr>
+        <w:t>。</w:t>
       </w:r>
       <w:r>
         <w:rPr>

--- a/zht/docx/036.content.docx
+++ b/zht/docx/036.content.docx
@@ -261,48 +261,30 @@
         </w:rPr>
         <w:t>過去，王和女王控制所有貿易（</w:t>
       </w:r>
-      <w:hyperlink r:id="rId13">
-        <w:r>
-          <w:rPr>
-            <w:lang w:val="zh_TW" w:bidi="zh_TW"/>
-          </w:rPr>
-          <w:rPr>
-            <w:color w:val="0000EE"/>
-            <w:u w:val="single"/>
-          </w:rPr>
-          <w:t>撒下5:11；</w:t>
-        </w:r>
-      </w:hyperlink>
-      <w:hyperlink r:id="rId14">
-        <w:r>
-          <w:rPr>
-            <w:lang w:val="zh_TW" w:bidi="zh_TW"/>
-          </w:rPr>
-          <w:rPr>
-            <w:color w:val="0000EE"/>
-            <w:u w:val="single"/>
-          </w:rPr>
-          <w:t>王上10:14</w:t>
-        </w:r>
-      </w:hyperlink>
+      <w:r>
+        <w:rPr>
+          <w:lang w:val="zh_TW" w:bidi="zh_TW"/>
+        </w:rPr>
+        <w:t>撒下5:11；</w:t>
+      </w:r>
+      <w:r>
+        <w:rPr>
+          <w:lang w:val="zh_TW" w:bidi="zh_TW"/>
+        </w:rPr>
+        <w:t>王上10:14</w:t>
+      </w:r>
       <w:r>
         <w:rPr>
           <w:lang w:val="zh_TW" w:bidi="zh_TW"/>
         </w:rPr>
         <w:t>–</w:t>
       </w:r>
-      <w:hyperlink r:id="rId14">
-        <w:r>
-          <w:rPr>
-            <w:lang w:val="zh_TW" w:bidi="zh_TW"/>
-          </w:rPr>
-          <w:rPr>
-            <w:color w:val="0000EE"/>
-            <w:u w:val="single"/>
-          </w:rPr>
-          <w:t>29</w:t>
-        </w:r>
-      </w:hyperlink>
+      <w:r>
+        <w:rPr>
+          <w:lang w:val="zh_TW" w:bidi="zh_TW"/>
+        </w:rPr>
+        <w:t>29</w:t>
+      </w:r>
       <w:r>
         <w:rPr>
           <w:lang w:val="zh_TW" w:bidi="zh_TW"/>
@@ -335,18 +317,12 @@
           <w:lang w:val="zh_TW" w:bidi="zh_TW"/>
         </w:rPr>
       </w:r>
-      <w:hyperlink r:id="rId15">
-        <w:r>
-          <w:rPr>
-            <w:lang w:val="zh_TW" w:bidi="zh_TW"/>
-          </w:rPr>
-          <w:rPr>
-            <w:color w:val="0000EE"/>
-            <w:u w:val="single"/>
-          </w:rPr>
-          <w:t>馬太福音17:24</w:t>
-        </w:r>
-      </w:hyperlink>
+      <w:r>
+        <w:rPr>
+          <w:lang w:val="zh_TW" w:bidi="zh_TW"/>
+        </w:rPr>
+        <w:t>馬太福音17:24</w:t>
+      </w:r>
     </w:p>
     <w:p>
       <w:pPr>
@@ -359,18 +335,12 @@
           <w:lang w:val="zh_TW" w:bidi="zh_TW"/>
         </w:rPr>
       </w:r>
-      <w:hyperlink r:id="rId16">
-        <w:r>
-          <w:rPr>
-            <w:lang w:val="zh_TW" w:bidi="zh_TW"/>
-          </w:rPr>
-          <w:rPr>
-            <w:color w:val="0000EE"/>
-            <w:u w:val="single"/>
-          </w:rPr>
-          <w:t>馬太福音21:12</w:t>
-        </w:r>
-      </w:hyperlink>
+      <w:r>
+        <w:rPr>
+          <w:lang w:val="zh_TW" w:bidi="zh_TW"/>
+        </w:rPr>
+        <w:t>馬太福音21:12</w:t>
+      </w:r>
     </w:p>
     <w:p>
       <w:pPr>
@@ -383,18 +353,12 @@
           <w:lang w:val="zh_TW" w:bidi="zh_TW"/>
         </w:rPr>
       </w:r>
-      <w:hyperlink r:id="rId17">
-        <w:r>
-          <w:rPr>
-            <w:lang w:val="zh_TW" w:bidi="zh_TW"/>
-          </w:rPr>
-          <w:rPr>
-            <w:color w:val="0000EE"/>
-            <w:u w:val="single"/>
-          </w:rPr>
-          <w:t>馬太福音25:27</w:t>
-        </w:r>
-      </w:hyperlink>
+      <w:r>
+        <w:rPr>
+          <w:lang w:val="zh_TW" w:bidi="zh_TW"/>
+        </w:rPr>
+        <w:t>馬太福音25:27</w:t>
+      </w:r>
     </w:p>
     <w:p>
       <w:pPr>
@@ -407,18 +371,12 @@
           <w:lang w:val="zh_TW" w:bidi="zh_TW"/>
         </w:rPr>
       </w:r>
-      <w:hyperlink r:id="rId18">
-        <w:r>
-          <w:rPr>
-            <w:lang w:val="zh_TW" w:bidi="zh_TW"/>
-          </w:rPr>
-          <w:rPr>
-            <w:color w:val="0000EE"/>
-            <w:u w:val="single"/>
-          </w:rPr>
-          <w:t>馬可福音11:15</w:t>
-        </w:r>
-      </w:hyperlink>
+      <w:r>
+        <w:rPr>
+          <w:lang w:val="zh_TW" w:bidi="zh_TW"/>
+        </w:rPr>
+        <w:t>馬可福音11:15</w:t>
+      </w:r>
     </w:p>
     <w:p>
       <w:pPr>
@@ -431,18 +389,12 @@
           <w:lang w:val="zh_TW" w:bidi="zh_TW"/>
         </w:rPr>
       </w:r>
-      <w:hyperlink r:id="rId19">
-        <w:r>
-          <w:rPr>
-            <w:lang w:val="zh_TW" w:bidi="zh_TW"/>
-          </w:rPr>
-          <w:rPr>
-            <w:color w:val="0000EE"/>
-            <w:u w:val="single"/>
-          </w:rPr>
-          <w:t>路加福音19:23</w:t>
-        </w:r>
-      </w:hyperlink>
+      <w:r>
+        <w:rPr>
+          <w:lang w:val="zh_TW" w:bidi="zh_TW"/>
+        </w:rPr>
+        <w:t>路加福音19:23</w:t>
+      </w:r>
     </w:p>
     <w:p>
       <w:pPr>
@@ -455,36 +407,24 @@
           <w:lang w:val="zh_TW" w:bidi="zh_TW"/>
         </w:rPr>
       </w:r>
-      <w:hyperlink r:id="rId20">
-        <w:r>
-          <w:rPr>
-            <w:lang w:val="zh_TW" w:bidi="zh_TW"/>
-          </w:rPr>
-          <w:rPr>
-            <w:color w:val="0000EE"/>
-            <w:u w:val="single"/>
-          </w:rPr>
-          <w:t>約翰福音2:14</w:t>
-        </w:r>
-      </w:hyperlink>
+      <w:r>
+        <w:rPr>
+          <w:lang w:val="zh_TW" w:bidi="zh_TW"/>
+        </w:rPr>
+        <w:t>約翰福音2:14</w:t>
+      </w:r>
       <w:r>
         <w:rPr>
           <w:lang w:val="zh_TW" w:bidi="zh_TW"/>
         </w:rPr>
         <w:t>–</w:t>
       </w:r>
-      <w:hyperlink r:id="rId20">
-        <w:r>
-          <w:rPr>
-            <w:lang w:val="zh_TW" w:bidi="zh_TW"/>
-          </w:rPr>
-          <w:rPr>
-            <w:color w:val="0000EE"/>
-            <w:u w:val="single"/>
-          </w:rPr>
-          <w:t>15</w:t>
-        </w:r>
-      </w:hyperlink>
+      <w:r>
+        <w:rPr>
+          <w:lang w:val="zh_TW" w:bidi="zh_TW"/>
+        </w:rPr>
+        <w:t>15</w:t>
+      </w:r>
     </w:p>
     <w:p>
       <w:pPr/>
@@ -513,90 +453,54 @@
         </w:rPr>
         <w:t>以色列的律法規定，借貸時不可收取利息（</w:t>
       </w:r>
-      <w:hyperlink r:id="rId21">
-        <w:r>
-          <w:rPr>
-            <w:lang w:val="zh_TW" w:bidi="zh_TW"/>
-          </w:rPr>
-          <w:rPr>
-            <w:color w:val="0000EE"/>
-            <w:u w:val="single"/>
-          </w:rPr>
-          <w:t>出22:25；</w:t>
-        </w:r>
-      </w:hyperlink>
-      <w:hyperlink r:id="rId22">
-        <w:r>
-          <w:rPr>
-            <w:lang w:val="zh_TW" w:bidi="zh_TW"/>
-          </w:rPr>
-          <w:rPr>
-            <w:color w:val="0000EE"/>
-            <w:u w:val="single"/>
-          </w:rPr>
-          <w:t>申15:1–18</w:t>
-        </w:r>
-      </w:hyperlink>
+      <w:r>
+        <w:rPr>
+          <w:lang w:val="zh_TW" w:bidi="zh_TW"/>
+        </w:rPr>
+        <w:t>出22:25；</w:t>
+      </w:r>
+      <w:r>
+        <w:rPr>
+          <w:lang w:val="zh_TW" w:bidi="zh_TW"/>
+        </w:rPr>
+        <w:t>申15:1–18</w:t>
+      </w:r>
       <w:r>
         <w:rPr>
           <w:lang w:val="zh_TW" w:bidi="zh_TW"/>
         </w:rPr>
         <w:t>）。然而，一些人無視此律法，向借款人收取極高的利息。先知和領袖對這種行為提出譴責（</w:t>
       </w:r>
-      <w:hyperlink r:id="rId23">
-        <w:r>
-          <w:rPr>
-            <w:lang w:val="zh_TW" w:bidi="zh_TW"/>
-          </w:rPr>
-          <w:rPr>
-            <w:color w:val="0000EE"/>
-            <w:u w:val="single"/>
-          </w:rPr>
-          <w:t>尼5:6</w:t>
-        </w:r>
-      </w:hyperlink>
+      <w:r>
+        <w:rPr>
+          <w:lang w:val="zh_TW" w:bidi="zh_TW"/>
+        </w:rPr>
+        <w:t>尼5:6</w:t>
+      </w:r>
       <w:r>
         <w:rPr>
           <w:lang w:val="zh_TW" w:bidi="zh_TW"/>
         </w:rPr>
         <w:t>–</w:t>
       </w:r>
-      <w:hyperlink r:id="rId23">
-        <w:r>
-          <w:rPr>
-            <w:lang w:val="zh_TW" w:bidi="zh_TW"/>
-          </w:rPr>
-          <w:rPr>
-            <w:color w:val="0000EE"/>
-            <w:u w:val="single"/>
-          </w:rPr>
-          <w:t>13；</w:t>
-        </w:r>
-      </w:hyperlink>
-      <w:hyperlink r:id="rId24">
-        <w:r>
-          <w:rPr>
-            <w:lang w:val="zh_TW" w:bidi="zh_TW"/>
-          </w:rPr>
-          <w:rPr>
-            <w:color w:val="0000EE"/>
-            <w:u w:val="single"/>
-          </w:rPr>
-          <w:t>結18:8、13、7，</w:t>
-        </w:r>
-      </w:hyperlink>
-      <w:hyperlink r:id="rId25">
-        <w:r>
-          <w:rPr>
-            <w:lang w:val="zh_TW" w:bidi="zh_TW"/>
-          </w:rPr>
-          <w:rPr>
-            <w:color w:val="0000EE"/>
-            <w:u w:val="single"/>
-          </w:rPr>
-          <w:t>22:12</w:t>
-        </w:r>
-      </w:hyperlink>
+      <w:r>
+        <w:rPr>
+          <w:lang w:val="zh_TW" w:bidi="zh_TW"/>
+        </w:rPr>
+        <w:t>13；</w:t>
+      </w:r>
+      <w:r>
+        <w:rPr>
+          <w:lang w:val="zh_TW" w:bidi="zh_TW"/>
+        </w:rPr>
+        <w:t>結18:8、13、7，</w:t>
+      </w:r>
+      <w:r>
+        <w:rPr>
+          <w:lang w:val="zh_TW" w:bidi="zh_TW"/>
+        </w:rPr>
+        <w:t>22:12</w:t>
+      </w:r>
       <w:r>
         <w:rPr>
           <w:lang w:val="zh_TW" w:bidi="zh_TW"/>
@@ -617,138 +521,84 @@
         </w:rPr>
         <w:t>以色列人經常害怕債主（</w:t>
       </w:r>
-      <w:hyperlink r:id="rId26">
-        <w:r>
-          <w:rPr>
-            <w:lang w:val="zh_TW" w:bidi="zh_TW"/>
-          </w:rPr>
-          <w:rPr>
-            <w:color w:val="0000EE"/>
-            <w:u w:val="single"/>
-          </w:rPr>
-          <w:t>王下4:1；</w:t>
-        </w:r>
-      </w:hyperlink>
-      <w:hyperlink r:id="rId27">
-        <w:r>
-          <w:rPr>
-            <w:lang w:val="zh_TW" w:bidi="zh_TW"/>
-          </w:rPr>
-          <w:rPr>
-            <w:color w:val="0000EE"/>
-            <w:u w:val="single"/>
-          </w:rPr>
-          <w:t>詩109:11；</w:t>
-        </w:r>
-      </w:hyperlink>
-      <w:hyperlink r:id="rId28">
-        <w:r>
-          <w:rPr>
-            <w:lang w:val="zh_TW" w:bidi="zh_TW"/>
-          </w:rPr>
-          <w:rPr>
-            <w:color w:val="0000EE"/>
-            <w:u w:val="single"/>
-          </w:rPr>
-          <w:t>賽24:2，</w:t>
-        </w:r>
-      </w:hyperlink>
-      <w:hyperlink r:id="rId29">
-        <w:r>
-          <w:rPr>
-            <w:lang w:val="zh_TW" w:bidi="zh_TW"/>
-          </w:rPr>
-          <w:rPr>
-            <w:color w:val="0000EE"/>
-            <w:u w:val="single"/>
-          </w:rPr>
-          <w:t>50:1</w:t>
-        </w:r>
-      </w:hyperlink>
+      <w:r>
+        <w:rPr>
+          <w:lang w:val="zh_TW" w:bidi="zh_TW"/>
+        </w:rPr>
+        <w:t>王下4:1；</w:t>
+      </w:r>
+      <w:r>
+        <w:rPr>
+          <w:lang w:val="zh_TW" w:bidi="zh_TW"/>
+        </w:rPr>
+        <w:t>詩109:11；</w:t>
+      </w:r>
+      <w:r>
+        <w:rPr>
+          <w:lang w:val="zh_TW" w:bidi="zh_TW"/>
+        </w:rPr>
+        <w:t>賽24:2，</w:t>
+      </w:r>
+      <w:r>
+        <w:rPr>
+          <w:lang w:val="zh_TW" w:bidi="zh_TW"/>
+        </w:rPr>
+        <w:t>50:1</w:t>
+      </w:r>
       <w:r>
         <w:rPr>
           <w:lang w:val="zh_TW" w:bidi="zh_TW"/>
         </w:rPr>
         <w:t>）。債主可以進入欠債人的家中，取走用以償還債務的物品。他們甚至可以把孩子作為奴僕以抵償債務（</w:t>
       </w:r>
-      <w:hyperlink r:id="rId26">
-        <w:r>
-          <w:rPr>
-            <w:lang w:val="zh_TW" w:bidi="zh_TW"/>
-          </w:rPr>
-          <w:rPr>
-            <w:color w:val="0000EE"/>
-            <w:u w:val="single"/>
-          </w:rPr>
-          <w:t>王下4:1；</w:t>
-        </w:r>
-      </w:hyperlink>
-      <w:hyperlink r:id="rId29">
-        <w:r>
-          <w:rPr>
-            <w:lang w:val="zh_TW" w:bidi="zh_TW"/>
-          </w:rPr>
-          <w:rPr>
-            <w:color w:val="0000EE"/>
-            <w:u w:val="single"/>
-          </w:rPr>
-          <w:t>賽50:1</w:t>
-        </w:r>
-      </w:hyperlink>
+      <w:r>
+        <w:rPr>
+          <w:lang w:val="zh_TW" w:bidi="zh_TW"/>
+        </w:rPr>
+        <w:t>王下4:1；</w:t>
+      </w:r>
+      <w:r>
+        <w:rPr>
+          <w:lang w:val="zh_TW" w:bidi="zh_TW"/>
+        </w:rPr>
+        <w:t>賽50:1</w:t>
+      </w:r>
       <w:r>
         <w:rPr>
           <w:lang w:val="zh_TW" w:bidi="zh_TW"/>
         </w:rPr>
         <w:t>）。在</w:t>
       </w:r>
-      <w:hyperlink r:id="rId30">
-        <w:r>
-          <w:rPr>
-            <w:lang w:val="zh_TW" w:bidi="zh_TW"/>
-          </w:rPr>
-          <w:rPr>
-            <w:color w:val="0000EE"/>
-            <w:u w:val="single"/>
-          </w:rPr>
-          <w:t>路加福音七章41至42節</w:t>
-        </w:r>
-      </w:hyperlink>
+      <w:r>
+        <w:rPr>
+          <w:lang w:val="zh_TW" w:bidi="zh_TW"/>
+        </w:rPr>
+        <w:t>路加福音七章41至42節</w:t>
+      </w:r>
       <w:r>
         <w:rPr>
           <w:lang w:val="zh_TW" w:bidi="zh_TW"/>
         </w:rPr>
         <w:t>中，耶穌講述了一個關於仁慈債主的故事。這個故事被稱為比喻。類似的故事還記載於</w:t>
       </w:r>
-      <w:hyperlink r:id="rId31">
-        <w:r>
-          <w:rPr>
-            <w:lang w:val="zh_TW" w:bidi="zh_TW"/>
-          </w:rPr>
-          <w:rPr>
-            <w:color w:val="0000EE"/>
-            <w:u w:val="single"/>
-          </w:rPr>
-          <w:t>馬太福音二十五章14至30節</w:t>
-        </w:r>
-      </w:hyperlink>
+      <w:r>
+        <w:rPr>
+          <w:lang w:val="zh_TW" w:bidi="zh_TW"/>
+        </w:rPr>
+        <w:t>馬太福音二十五章14至30節</w:t>
+      </w:r>
       <w:r>
         <w:rPr>
           <w:lang w:val="zh_TW" w:bidi="zh_TW"/>
         </w:rPr>
         <w:t>和</w:t>
       </w:r>
-      <w:hyperlink r:id="rId32">
-        <w:r>
-          <w:rPr>
-            <w:lang w:val="zh_TW" w:bidi="zh_TW"/>
-          </w:rPr>
-          <w:rPr>
-            <w:color w:val="0000EE"/>
-            <w:u w:val="single"/>
-          </w:rPr>
-          <w:t>路加福音十九章11至27節</w:t>
-        </w:r>
-      </w:hyperlink>
+      <w:r>
+        <w:rPr>
+          <w:lang w:val="zh_TW" w:bidi="zh_TW"/>
+        </w:rPr>
+        <w:t>路加福音十九章11至27節</w:t>
+      </w:r>
       <w:r>
         <w:rPr>
           <w:lang w:val="zh_TW" w:bidi="zh_TW"/>
@@ -844,54 +694,36 @@
         </w:rPr>
         <w:t>標準化銀錢的出現不早於公元前七世紀。在此之前，人們用稱重的銀塊來支付商品的要價（</w:t>
       </w:r>
-      <w:hyperlink r:id="rId33">
-        <w:r>
-          <w:rPr>
-            <w:lang w:val="zh_TW" w:bidi="zh_TW"/>
-          </w:rPr>
-          <w:rPr>
-            <w:color w:val="0000EE"/>
-            <w:u w:val="single"/>
-          </w:rPr>
-          <w:t>創20:16</w:t>
-        </w:r>
-      </w:hyperlink>
+      <w:r>
+        <w:rPr>
+          <w:lang w:val="zh_TW" w:bidi="zh_TW"/>
+        </w:rPr>
+        <w:t>創20:16</w:t>
+      </w:r>
       <w:r>
         <w:rPr>
           <w:lang w:val="zh_TW" w:bidi="zh_TW"/>
         </w:rPr>
         <w:t>，</w:t>
       </w:r>
-      <w:hyperlink r:id="rId34">
-        <w:r>
-          <w:rPr>
-            <w:lang w:val="zh_TW" w:bidi="zh_TW"/>
-          </w:rPr>
-          <w:rPr>
-            <w:color w:val="0000EE"/>
-            <w:u w:val="single"/>
-          </w:rPr>
-          <w:t>37:28</w:t>
-        </w:r>
-      </w:hyperlink>
+      <w:r>
+        <w:rPr>
+          <w:lang w:val="zh_TW" w:bidi="zh_TW"/>
+        </w:rPr>
+        <w:t>37:28</w:t>
+      </w:r>
       <w:r>
         <w:rPr>
           <w:lang w:val="zh_TW" w:bidi="zh_TW"/>
         </w:rPr>
         <w:t>；</w:t>
       </w:r>
-      <w:hyperlink r:id="rId35">
-        <w:r>
-          <w:rPr>
-            <w:lang w:val="zh_TW" w:bidi="zh_TW"/>
-          </w:rPr>
-          <w:rPr>
-            <w:color w:val="0000EE"/>
-            <w:u w:val="single"/>
-          </w:rPr>
-          <w:t>士17:2</w:t>
-        </w:r>
-      </w:hyperlink>
+      <w:r>
+        <w:rPr>
+          <w:lang w:val="zh_TW" w:bidi="zh_TW"/>
+        </w:rPr>
+        <w:t>士17:2</w:t>
+      </w:r>
       <w:r>
         <w:rPr>
           <w:lang w:val="zh_TW" w:bidi="zh_TW"/>
@@ -912,36 +744,24 @@
         </w:rPr>
         <w:t>這些程序在巴勒斯坦特別重要，因為每個成年猶太男子都必須繳納半舍客勒的奉獻（</w:t>
       </w:r>
-      <w:hyperlink r:id="rId36">
-        <w:r>
-          <w:rPr>
-            <w:lang w:val="zh_TW" w:bidi="zh_TW"/>
-          </w:rPr>
-          <w:rPr>
-            <w:color w:val="0000EE"/>
-            <w:u w:val="single"/>
-          </w:rPr>
-          <w:t>出30:11–16</w:t>
-        </w:r>
-      </w:hyperlink>
+      <w:r>
+        <w:rPr>
+          <w:lang w:val="zh_TW" w:bidi="zh_TW"/>
+        </w:rPr>
+        <w:t>出30:11–16</w:t>
+      </w:r>
       <w:r>
         <w:rPr>
           <w:lang w:val="zh_TW" w:bidi="zh_TW"/>
         </w:rPr>
         <w:t>）。來自各國的猶太人來繳納這筆款項時，可能會帶來各種不同的銀錢。聖殿當局必須授權一種適合此用途的銀錢。這就是泰爾的銀幣，即半舍客勒或四德拉克馬（tetradrachma，參</w:t>
       </w:r>
-      <w:hyperlink r:id="rId37">
-        <w:r>
-          <w:rPr>
-            <w:lang w:val="zh_TW" w:bidi="zh_TW"/>
-          </w:rPr>
-          <w:rPr>
-            <w:color w:val="0000EE"/>
-            <w:u w:val="single"/>
-          </w:rPr>
-          <w:t>太17:27</w:t>
-        </w:r>
-      </w:hyperlink>
+      <w:r>
+        <w:rPr>
+          <w:lang w:val="zh_TW" w:bidi="zh_TW"/>
+        </w:rPr>
+        <w:t>太17:27</w:t>
+      </w:r>
       <w:r>
         <w:rPr>
           <w:lang w:val="zh_TW" w:bidi="zh_TW"/>
@@ -975,174 +795,114 @@
         </w:rPr>
         <w:t>耶穌在「潔淨聖殿」時遇到了聖殿院子裡的兌換銀錢之人（</w:t>
       </w:r>
-      <w:hyperlink r:id="rId38">
-        <w:r>
-          <w:rPr>
-            <w:lang w:val="zh_TW" w:bidi="zh_TW"/>
-          </w:rPr>
-          <w:rPr>
-            <w:color w:val="0000EE"/>
-            <w:u w:val="single"/>
-          </w:rPr>
-          <w:t>太21:12–13</w:t>
-        </w:r>
-      </w:hyperlink>
+      <w:r>
+        <w:rPr>
+          <w:lang w:val="zh_TW" w:bidi="zh_TW"/>
+        </w:rPr>
+        <w:t>太21:12–13</w:t>
+      </w:r>
       <w:r>
         <w:rPr>
           <w:lang w:val="zh_TW" w:bidi="zh_TW"/>
         </w:rPr>
         <w:t>；</w:t>
       </w:r>
-      <w:hyperlink r:id="rId39">
-        <w:r>
-          <w:rPr>
-            <w:lang w:val="zh_TW" w:bidi="zh_TW"/>
-          </w:rPr>
-          <w:rPr>
-            <w:color w:val="0000EE"/>
-            <w:u w:val="single"/>
-          </w:rPr>
-          <w:t>可11:15–16</w:t>
-        </w:r>
-      </w:hyperlink>
+      <w:r>
+        <w:rPr>
+          <w:lang w:val="zh_TW" w:bidi="zh_TW"/>
+        </w:rPr>
+        <w:t>可11:15–16</w:t>
+      </w:r>
       <w:r>
         <w:rPr>
           <w:lang w:val="zh_TW" w:bidi="zh_TW"/>
         </w:rPr>
         <w:t>；</w:t>
       </w:r>
-      <w:hyperlink r:id="rId40">
-        <w:r>
-          <w:rPr>
-            <w:lang w:val="zh_TW" w:bidi="zh_TW"/>
-          </w:rPr>
-          <w:rPr>
-            <w:color w:val="0000EE"/>
-            <w:u w:val="single"/>
-          </w:rPr>
-          <w:t>路19:45–46</w:t>
-        </w:r>
-      </w:hyperlink>
+      <w:r>
+        <w:rPr>
+          <w:lang w:val="zh_TW" w:bidi="zh_TW"/>
+        </w:rPr>
+        <w:t>路19:45–46</w:t>
+      </w:r>
       <w:r>
         <w:rPr>
           <w:lang w:val="zh_TW" w:bidi="zh_TW"/>
         </w:rPr>
         <w:t>；</w:t>
       </w:r>
-      <w:hyperlink r:id="rId41">
-        <w:r>
-          <w:rPr>
-            <w:lang w:val="zh_TW" w:bidi="zh_TW"/>
-          </w:rPr>
-          <w:rPr>
-            <w:color w:val="0000EE"/>
-            <w:u w:val="single"/>
-          </w:rPr>
-          <w:t>約2:13–22</w:t>
-        </w:r>
-      </w:hyperlink>
+      <w:r>
+        <w:rPr>
+          <w:lang w:val="zh_TW" w:bidi="zh_TW"/>
+        </w:rPr>
+        <w:t>約2:13–22</w:t>
+      </w:r>
       <w:r>
         <w:rPr>
           <w:lang w:val="zh_TW" w:bidi="zh_TW"/>
         </w:rPr>
         <w:t>）。耶穌採取這一行動的原因一直存在爭議。敬拜者需要兌換半舍客勒來繳納稅款，但在某些情況下他們也需要購買鳥類、動物或獻祭的餅。這種大規模的買賣和兌換活動似乎不適合在聖殿的院子內進行，因為這是一片神聖的區域（參</w:t>
       </w:r>
-      <w:hyperlink r:id="rId42">
-        <w:r>
-          <w:rPr>
-            <w:lang w:val="zh_TW" w:bidi="zh_TW"/>
-          </w:rPr>
-          <w:rPr>
-            <w:color w:val="0000EE"/>
-            <w:u w:val="single"/>
-          </w:rPr>
-          <w:t>可11:16</w:t>
-        </w:r>
-      </w:hyperlink>
+      <w:r>
+        <w:rPr>
+          <w:lang w:val="zh_TW" w:bidi="zh_TW"/>
+        </w:rPr>
+        <w:t>可11:16</w:t>
+      </w:r>
       <w:r>
         <w:rPr>
           <w:lang w:val="zh_TW" w:bidi="zh_TW"/>
         </w:rPr>
         <w:t>），即便耶穌明顯認可繳納聖殿稅這事（</w:t>
       </w:r>
-      <w:hyperlink r:id="rId43">
-        <w:r>
-          <w:rPr>
-            <w:lang w:val="zh_TW" w:bidi="zh_TW"/>
-          </w:rPr>
-          <w:rPr>
-            <w:color w:val="0000EE"/>
-            <w:u w:val="single"/>
-          </w:rPr>
-          <w:t>太8:4</w:t>
-        </w:r>
-      </w:hyperlink>
+      <w:r>
+        <w:rPr>
+          <w:lang w:val="zh_TW" w:bidi="zh_TW"/>
+        </w:rPr>
+        <w:t>太8:4</w:t>
+      </w:r>
       <w:r>
         <w:rPr>
           <w:lang w:val="zh_TW" w:bidi="zh_TW"/>
         </w:rPr>
         <w:t>，</w:t>
       </w:r>
-      <w:hyperlink r:id="rId44">
-        <w:r>
-          <w:rPr>
-            <w:lang w:val="zh_TW" w:bidi="zh_TW"/>
-          </w:rPr>
-          <w:rPr>
-            <w:color w:val="0000EE"/>
-            <w:u w:val="single"/>
-          </w:rPr>
-          <w:t>17:24–26</w:t>
-        </w:r>
-      </w:hyperlink>
+      <w:r>
+        <w:rPr>
+          <w:lang w:val="zh_TW" w:bidi="zh_TW"/>
+        </w:rPr>
+        <w:t>17:24–26</w:t>
+      </w:r>
       <w:r>
         <w:rPr>
           <w:lang w:val="zh_TW" w:bidi="zh_TW"/>
         </w:rPr>
         <w:t>；</w:t>
       </w:r>
-      <w:hyperlink r:id="rId45">
-        <w:r>
-          <w:rPr>
-            <w:lang w:val="zh_TW" w:bidi="zh_TW"/>
-          </w:rPr>
-          <w:rPr>
-            <w:color w:val="0000EE"/>
-            <w:u w:val="single"/>
-          </w:rPr>
-          <w:t>可1:44；</w:t>
-        </w:r>
-      </w:hyperlink>
-      <w:hyperlink r:id="rId46">
-        <w:r>
-          <w:rPr>
-            <w:lang w:val="zh_TW" w:bidi="zh_TW"/>
-          </w:rPr>
-          <w:rPr>
-            <w:color w:val="0000EE"/>
-            <w:u w:val="single"/>
-          </w:rPr>
-          <w:t>路5:14</w:t>
-        </w:r>
-      </w:hyperlink>
+      <w:r>
+        <w:rPr>
+          <w:lang w:val="zh_TW" w:bidi="zh_TW"/>
+        </w:rPr>
+        <w:t>可1:44；</w:t>
+      </w:r>
+      <w:r>
+        <w:rPr>
+          <w:lang w:val="zh_TW" w:bidi="zh_TW"/>
+        </w:rPr>
+        <w:t>路5:14</w:t>
+      </w:r>
       <w:r>
         <w:rPr>
           <w:lang w:val="zh_TW" w:bidi="zh_TW"/>
         </w:rPr>
         <w:t>）。也有可能是兌換銀錢之人和那些出售獻祭的鳥類和動物的人，收取的費用過高，不論是為了他們自己的利益還是為了聖殿當局的利益。這些交易完全可以在離神聖區域適當的距離之外進行，這樣一來，與這類活動相關的討價還價和喧鬧聲，就不會不必要地干擾聖殿院子中的禱告和獻祭活動（參</w:t>
       </w:r>
-      <w:hyperlink r:id="rId47">
-        <w:r>
-          <w:rPr>
-            <w:lang w:val="zh_TW" w:bidi="zh_TW"/>
-          </w:rPr>
-          <w:rPr>
-            <w:color w:val="0000EE"/>
-            <w:u w:val="single"/>
-          </w:rPr>
-          <w:t>耶7:11</w:t>
-        </w:r>
-      </w:hyperlink>
+      <w:r>
+        <w:rPr>
+          <w:lang w:val="zh_TW" w:bidi="zh_TW"/>
+        </w:rPr>
+        <w:t>耶7:11</w:t>
+      </w:r>
       <w:r>
         <w:rPr>
           <w:lang w:val="zh_TW" w:bidi="zh_TW"/>
@@ -1344,18 +1104,12 @@
         </w:rPr>
         <w:t>」的宣告（</w:t>
       </w:r>
-      <w:hyperlink r:id="rId48">
-        <w:r>
-          <w:rPr>
-            <w:lang w:val="zh_TW" w:bidi="zh_TW"/>
-          </w:rPr>
-          <w:rPr>
-            <w:color w:val="0000EE"/>
-            <w:u w:val="single"/>
-          </w:rPr>
-          <w:t>可1:1</w:t>
-        </w:r>
-      </w:hyperlink>
+      <w:r>
+        <w:rPr>
+          <w:lang w:val="zh_TW" w:bidi="zh_TW"/>
+        </w:rPr>
+        <w:t>可1:1</w:t>
+      </w:r>
       <w:r>
         <w:rPr>
           <w:lang w:val="zh_TW" w:bidi="zh_TW"/>
